--- a/eng/docx/61.content.docx
+++ b/eng/docx/61.content.docx
@@ -7,6 +7,15 @@
       <w:r/>
     </w:p>
     <w:p>
+      <w:pPr>
+        <w:pStyle w:val="Heading2"/>
+      </w:pPr>
+      <w:r>
+        <w:t>Resource: Study Notes (Tyndale)</w:t>
+      </w:r>
+      <w:r/>
+    </w:p>
+    <w:p>
       <w:r/>
       <w:r>
         <w:rPr>
@@ -46,7 +55,7 @@
         <w:pStyle w:val="Heading1"/>
       </w:pPr>
       <w:r>
-        <w:t>Aquifer Open Study Notes</w:t>
+        <w:t>Study Notes (Tyndale)</w:t>
       </w:r>
     </w:p>
     <w:p>
@@ -55,6 +64,51 @@
           <w:headerReference w:type="even" r:id="rId8"/>
           <w:headerReference w:type="default" r:id="rId9"/>
           <w:footerReference w:type="default" r:id="rId10"/>
+          <w:footnotePr>
+            <w:numRestart w:val="eachSect"/>
+          </w:footnotePr>
+          <w:type w:val="continuous"/>
+          <w:pgSz w:w="12240" w:h="15840" w:code="1"/>
+          <w:pgMar w:top="1440" w:right="1440" w:bottom="1440" w:left="1440" w:header="504" w:footer="504" w:gutter="0"/>
+          <w:cols w:space="708"/>
+          <w:titlePg/>
+          <w:docGrid w:linePitch="360"/>
+        </w:sectPr>
+      </w:pPr>
+    </w:p>
+    <w:p>
+      <w:r/>
+    </w:p>
+    <w:p>
+      <w:pPr>
+        <w:pStyle w:val="Heading2"/>
+      </w:pPr>
+      <w:r>
+        <w:t>2PE</w:t>
+      </w:r>
+      <w:r/>
+    </w:p>
+    <w:p>
+      <w:r/>
+      <w:r>
+        <w:rPr>
+          <w:i/>
+        </w:rPr>
+        <w:t>2 Peter 1:1, 2 Peter 1:3, 2 Peter 1:3–11, 2 Peter 1:4, 2 Peter 1:5–7, 2 Peter 1:10, 2 Peter 1:12–15, 2 Peter 1:14, 2 Peter 1:16–18, 2 Peter 1:16–21, 2 Peter 1:19, 2 Peter 1:20–21, 2 Peter 2:1, 2 Peter 2:1–3, 2 Peter 2:2, 2 Peter 2:4, 2 Peter 2:4–10, 2 Peter 2:5, 2 Peter 2:6, 2 Peter 2:7–8, 2 Peter 2:9, 2 Peter 2:10a, 2 Peter 2:10b, 2 Peter 2:10–16, 2 Peter 2:11, 2 Peter 2:13, 2 Peter 2:15, 2 Peter 2:17–22, 2 Peter 2:18, 2 Peter 2:19, 2 Peter 2:20, 2 Peter 2:22, 2 Peter 3:1, 2 Peter 3:1–13, 2 Peter 3:2, 2 Peter 3:3, 2 Peter 3:4, 2 Peter 3:5, 2 Peter 3:7, 2 Peter 3:8, 2 Peter 3:10, 2 Peter 3:12, 2 Peter 3:13, 2 Peter 3:15, 2 Peter 3:16, 2 Peter 3:17–18</w:t>
+      </w:r>
+      <w:r/>
+    </w:p>
+    <w:p>
+      <w:r/>
+      <w:r>
+        <w:t xml:space="preserve"> </w:t>
+      </w:r>
+      <w:r/>
+      <w:r/>
+    </w:p>
+    <w:p>
+      <w:pPr>
+        <w:sectPr>
           <w:footnotePr>
             <w:numRestart w:val="eachSect"/>
           </w:footnotePr>

--- a/eng/docx/61.content.docx
+++ b/eng/docx/61.content.docx
@@ -4,57 +4,114 @@
   <w:body>
     <w:p/>
     <w:p>
-      <w:r/>
+      <w:pPr/>
+      <w:r>
+        <w:rPr>
+          <w:lang w:val="en_US" w:bidi="en_US"/>
+        </w:rPr>
+      </w:r>
     </w:p>
     <w:p>
       <w:pPr>
         <w:pStyle w:val="Heading2"/>
       </w:pPr>
       <w:r>
+        <w:rPr>
+          <w:lang w:val="en_US" w:bidi="en_US"/>
+        </w:rPr>
         <w:t>Resource: Study Notes (Tyndale)</w:t>
       </w:r>
-      <w:r/>
-    </w:p>
-    <w:p>
-      <w:r/>
+      <w:r>
+        <w:rPr>
+          <w:lang w:val="en_US" w:bidi="en_US"/>
+        </w:rPr>
+      </w:r>
+    </w:p>
+    <w:p>
+      <w:pPr/>
+      <w:r>
+        <w:rPr>
+          <w:lang w:val="en_US" w:bidi="en_US"/>
+        </w:rPr>
+      </w:r>
       <w:r>
         <w:rPr>
           <w:b/>
+          <w:lang w:val="en_US" w:bidi="en_US"/>
         </w:rPr>
         <w:t>Aquifer Open Study Notes</w:t>
       </w:r>
     </w:p>
     <w:p>
-      <w:r/>
-      <w:r>
+      <w:pPr/>
+      <w:r>
+        <w:rPr>
+          <w:lang w:val="en_US" w:bidi="en_US"/>
+        </w:rPr>
+      </w:r>
+      <w:r>
+        <w:rPr>
+          <w:lang w:val="en_US" w:bidi="en_US"/>
+        </w:rPr>
         <w:t xml:space="preserve">This work is an adaptation of </w:t>
       </w:r>
       <w:r>
+        <w:rPr>
+          <w:lang w:val="en_US" w:bidi="en_US"/>
+        </w:rPr>
         <w:t>Tyndale Open Study Notes</w:t>
       </w:r>
       <w:r>
+        <w:rPr>
+          <w:lang w:val="en_US" w:bidi="en_US"/>
+        </w:rPr>
         <w:t xml:space="preserve"> © 2023 Tyndale House Publishers, licensed under the CC BY-SA 4.0 license. The adaptation, </w:t>
       </w:r>
       <w:r>
+        <w:rPr>
+          <w:lang w:val="en_US" w:bidi="en_US"/>
+        </w:rPr>
         <w:t>Aquifer Open Study Notes</w:t>
       </w:r>
       <w:r>
+        <w:rPr>
+          <w:lang w:val="en_US" w:bidi="en_US"/>
+        </w:rPr>
         <w:t>, was created by Mission Mutual and is also licensed under CC BY-SA 4.0.</w:t>
       </w:r>
     </w:p>
     <w:p>
-      <w:r/>
-      <w:r>
+      <w:pPr/>
+      <w:r>
+        <w:rPr>
+          <w:lang w:val="en_US" w:bidi="en_US"/>
+        </w:rPr>
+      </w:r>
+      <w:r>
+        <w:rPr>
+          <w:lang w:val="en_US" w:bidi="en_US"/>
+        </w:rPr>
         <w:t>This resource has been adapted into multiple languages, including English, Tok Pisin, Arabic (عربي), French (Français), Hindi (हिंदी), Indonesian (Bahasa Indonesia), Portuguese (Português), Russian (Русский), Spanish (Español), Swahili (Kiswahili), and Simplified Chinese (简体中文).</w:t>
       </w:r>
-      <w:r/>
-      <w:r/>
+      <w:r>
+        <w:rPr>
+          <w:lang w:val="en_US" w:bidi="en_US"/>
+        </w:rPr>
+      </w:r>
+      <w:r>
+        <w:rPr>
+          <w:lang w:val="en_US" w:bidi="en_US"/>
+        </w:rPr>
+      </w:r>
     </w:p>
     <w:p>
       <w:pPr>
         <w:pStyle w:val="Heading1"/>
       </w:pPr>
       <w:r>
+        <w:rPr>
+          <w:lang w:val="en_US" w:bidi="en_US"/>
+        </w:rPr>
         <w:t>Study Notes (Tyndale)</w:t>
       </w:r>
     </w:p>
@@ -77,34 +134,72 @@
       </w:pPr>
     </w:p>
     <w:p>
-      <w:r/>
+      <w:pPr/>
+      <w:r>
+        <w:rPr>
+          <w:lang w:val="en_US" w:bidi="en_US"/>
+        </w:rPr>
+      </w:r>
     </w:p>
     <w:p>
       <w:pPr>
         <w:pStyle w:val="Heading2"/>
       </w:pPr>
       <w:r>
+        <w:rPr>
+          <w:lang w:val="en_US" w:bidi="en_US"/>
+        </w:rPr>
         <w:t>2PE</w:t>
       </w:r>
-      <w:r/>
-    </w:p>
-    <w:p>
-      <w:r/>
+      <w:r>
+        <w:rPr>
+          <w:lang w:val="en_US" w:bidi="en_US"/>
+        </w:rPr>
+      </w:r>
+    </w:p>
+    <w:p>
+      <w:pPr/>
+      <w:r>
+        <w:rPr>
+          <w:lang w:val="en_US" w:bidi="en_US"/>
+        </w:rPr>
+      </w:r>
       <w:r>
         <w:rPr>
           <w:i/>
+          <w:lang w:val="en_US" w:bidi="en_US"/>
         </w:rPr>
         <w:t>2 Peter 1:1, 2 Peter 1:3, 2 Peter 1:3–11, 2 Peter 1:4, 2 Peter 1:5–7, 2 Peter 1:10, 2 Peter 1:12–15, 2 Peter 1:14, 2 Peter 1:16–18, 2 Peter 1:16–21, 2 Peter 1:19, 2 Peter 1:20–21, 2 Peter 2:1, 2 Peter 2:1–3, 2 Peter 2:2, 2 Peter 2:4, 2 Peter 2:4–10, 2 Peter 2:5, 2 Peter 2:6, 2 Peter 2:7–8, 2 Peter 2:9, 2 Peter 2:10a, 2 Peter 2:10b, 2 Peter 2:10–16, 2 Peter 2:11, 2 Peter 2:13, 2 Peter 2:15, 2 Peter 2:17–22, 2 Peter 2:18, 2 Peter 2:19, 2 Peter 2:20, 2 Peter 2:22, 2 Peter 3:1, 2 Peter 3:1–13, 2 Peter 3:2, 2 Peter 3:3, 2 Peter 3:4, 2 Peter 3:5, 2 Peter 3:7, 2 Peter 3:8, 2 Peter 3:10, 2 Peter 3:12, 2 Peter 3:13, 2 Peter 3:15, 2 Peter 3:16, 2 Peter 3:17–18</w:t>
       </w:r>
-      <w:r/>
-    </w:p>
-    <w:p>
-      <w:r/>
-      <w:r>
+      <w:r>
+        <w:rPr>
+          <w:lang w:val="en_US" w:bidi="en_US"/>
+        </w:rPr>
+      </w:r>
+    </w:p>
+    <w:p>
+      <w:pPr/>
+      <w:r>
+        <w:rPr>
+          <w:lang w:val="en_US" w:bidi="en_US"/>
+        </w:rPr>
+      </w:r>
+      <w:r>
+        <w:rPr>
+          <w:lang w:val="en_US" w:bidi="en_US"/>
+        </w:rPr>
         <w:t xml:space="preserve"> </w:t>
       </w:r>
-      <w:r/>
-      <w:r/>
+      <w:r>
+        <w:rPr>
+          <w:lang w:val="en_US" w:bidi="en_US"/>
+        </w:rPr>
+      </w:r>
+      <w:r>
+        <w:rPr>
+          <w:lang w:val="en_US" w:bidi="en_US"/>
+        </w:rPr>
+      </w:r>
     </w:p>
     <w:p>
       <w:pPr>
@@ -122,24 +217,47 @@
       </w:pPr>
     </w:p>
     <w:p>
-      <w:r/>
+      <w:pPr/>
+      <w:r>
+        <w:rPr>
+          <w:lang w:val="en_US" w:bidi="en_US"/>
+        </w:rPr>
+      </w:r>
     </w:p>
     <w:p>
       <w:pPr>
         <w:pStyle w:val="Heading2"/>
       </w:pPr>
       <w:r>
+        <w:rPr>
+          <w:lang w:val="en_US" w:bidi="en_US"/>
+        </w:rPr>
         <w:t>2 Peter 1:1</w:t>
       </w:r>
-      <w:r/>
-    </w:p>
-    <w:p>
-      <w:r/>
-      <w:r>
+      <w:r>
+        <w:rPr>
+          <w:lang w:val="en_US" w:bidi="en_US"/>
+        </w:rPr>
+      </w:r>
+    </w:p>
+    <w:p>
+      <w:pPr/>
+      <w:r>
+        <w:rPr>
+          <w:lang w:val="en_US" w:bidi="en_US"/>
+        </w:rPr>
+      </w:r>
+      <w:r>
+        <w:rPr>
+          <w:lang w:val="en_US" w:bidi="en_US"/>
+        </w:rPr>
         <w:t>Simon was one of the most common Jewish names in the first century. Jesus gave him the name Peter (</w:t>
       </w:r>
       <w:hyperlink r:id="rId13">
         <w:r>
+          <w:rPr>
+            <w:lang w:val="en_US" w:bidi="en_US"/>
+          </w:rPr>
           <w:rPr>
             <w:color w:val="0000EE"/>
             <w:u w:val="single"/>
@@ -148,25 +266,41 @@
         </w:r>
       </w:hyperlink>
       <w:r>
+        <w:rPr>
+          <w:lang w:val="en_US" w:bidi="en_US"/>
+        </w:rPr>
         <w:t xml:space="preserve">). Many people in the Greco-Roman world would use both their given name in their native language and also a Greek name, since Greek was the </w:t>
       </w:r>
       <w:r>
         <w:rPr>
           <w:i/>
+          <w:lang w:val="en_US" w:bidi="en_US"/>
         </w:rPr>
         <w:t>lingua franca</w:t>
       </w:r>
       <w:r>
+        <w:rPr>
+          <w:lang w:val="en_US" w:bidi="en_US"/>
+        </w:rPr>
         <w:t xml:space="preserve"> (see </w:t>
       </w:r>
       <w:r>
+        <w:rPr>
+          <w:lang w:val="en_US" w:bidi="en_US"/>
+        </w:rPr>
         <w:t>study note on Acts 7:58</w:t>
       </w:r>
       <w:r>
+        <w:rPr>
+          <w:lang w:val="en_US" w:bidi="en_US"/>
+        </w:rPr>
         <w:t>). • a slave . . . of Jesus Christ: In the Old Testament, important leaders of God’s people are called servants of the Lord (</w:t>
       </w:r>
       <w:hyperlink r:id="rId14">
         <w:r>
+          <w:rPr>
+            <w:lang w:val="en_US" w:bidi="en_US"/>
+          </w:rPr>
           <w:rPr>
             <w:color w:val="0000EE"/>
             <w:u w:val="single"/>
@@ -175,10 +309,16 @@
         </w:r>
       </w:hyperlink>
       <w:r>
+        <w:rPr>
+          <w:lang w:val="en_US" w:bidi="en_US"/>
+        </w:rPr>
         <w:t xml:space="preserve">; </w:t>
       </w:r>
       <w:hyperlink r:id="rId15">
         <w:r>
+          <w:rPr>
+            <w:lang w:val="en_US" w:bidi="en_US"/>
+          </w:rPr>
           <w:rPr>
             <w:color w:val="0000EE"/>
             <w:u w:val="single"/>
@@ -187,10 +327,16 @@
         </w:r>
       </w:hyperlink>
       <w:r>
+        <w:rPr>
+          <w:lang w:val="en_US" w:bidi="en_US"/>
+        </w:rPr>
         <w:t xml:space="preserve">; </w:t>
       </w:r>
       <w:hyperlink r:id="rId16">
         <w:r>
+          <w:rPr>
+            <w:lang w:val="en_US" w:bidi="en_US"/>
+          </w:rPr>
           <w:rPr>
             <w:color w:val="0000EE"/>
             <w:u w:val="single"/>
@@ -199,10 +345,16 @@
         </w:r>
       </w:hyperlink>
       <w:r>
+        <w:rPr>
+          <w:lang w:val="en_US" w:bidi="en_US"/>
+        </w:rPr>
         <w:t xml:space="preserve">). The title underscores Peter’s submission to Christ and suggests that he had an important role in God’s plan. • We probably refers to Jewish Christians; the recipients were mostly Gentile Christians. In the new covenant, Gentile and Jewish Christians share the same precious faith and are on an equal footing as God’s people (see </w:t>
       </w:r>
       <w:hyperlink r:id="rId17">
         <w:r>
+          <w:rPr>
+            <w:lang w:val="en_US" w:bidi="en_US"/>
+          </w:rPr>
           <w:rPr>
             <w:color w:val="0000EE"/>
             <w:u w:val="single"/>
@@ -211,10 +363,16 @@
         </w:r>
       </w:hyperlink>
       <w:r>
+        <w:rPr>
+          <w:lang w:val="en_US" w:bidi="en_US"/>
+        </w:rPr>
         <w:t xml:space="preserve">). • This is one of the few places in the New Testament where Jesus Christ is called God (see also </w:t>
       </w:r>
       <w:hyperlink r:id="rId18">
         <w:r>
+          <w:rPr>
+            <w:lang w:val="en_US" w:bidi="en_US"/>
+          </w:rPr>
           <w:rPr>
             <w:color w:val="0000EE"/>
             <w:u w:val="single"/>
@@ -223,10 +381,16 @@
         </w:r>
       </w:hyperlink>
       <w:r>
+        <w:rPr>
+          <w:lang w:val="en_US" w:bidi="en_US"/>
+        </w:rPr>
         <w:t xml:space="preserve">; </w:t>
       </w:r>
       <w:hyperlink r:id="rId19">
         <w:r>
+          <w:rPr>
+            <w:lang w:val="en_US" w:bidi="en_US"/>
+          </w:rPr>
           <w:rPr>
             <w:color w:val="0000EE"/>
             <w:u w:val="single"/>
@@ -235,10 +399,16 @@
         </w:r>
       </w:hyperlink>
       <w:r>
+        <w:rPr>
+          <w:lang w:val="en_US" w:bidi="en_US"/>
+        </w:rPr>
         <w:t xml:space="preserve">; </w:t>
       </w:r>
       <w:hyperlink r:id="rId20">
         <w:r>
+          <w:rPr>
+            <w:lang w:val="en_US" w:bidi="en_US"/>
+          </w:rPr>
           <w:rPr>
             <w:color w:val="0000EE"/>
             <w:u w:val="single"/>
@@ -247,10 +417,16 @@
         </w:r>
       </w:hyperlink>
       <w:r>
+        <w:rPr>
+          <w:lang w:val="en_US" w:bidi="en_US"/>
+        </w:rPr>
         <w:t xml:space="preserve">; </w:t>
       </w:r>
       <w:hyperlink r:id="rId21">
         <w:r>
+          <w:rPr>
+            <w:lang w:val="en_US" w:bidi="en_US"/>
+          </w:rPr>
           <w:rPr>
             <w:color w:val="0000EE"/>
             <w:u w:val="single"/>
@@ -259,10 +435,16 @@
         </w:r>
       </w:hyperlink>
       <w:r>
+        <w:rPr>
+          <w:lang w:val="en_US" w:bidi="en_US"/>
+        </w:rPr>
         <w:t xml:space="preserve">; </w:t>
       </w:r>
       <w:hyperlink r:id="rId22">
         <w:r>
+          <w:rPr>
+            <w:lang w:val="en_US" w:bidi="en_US"/>
+          </w:rPr>
           <w:rPr>
             <w:color w:val="0000EE"/>
             <w:u w:val="single"/>
@@ -271,10 +453,16 @@
         </w:r>
       </w:hyperlink>
       <w:r>
+        <w:rPr>
+          <w:lang w:val="en_US" w:bidi="en_US"/>
+        </w:rPr>
         <w:t xml:space="preserve">; </w:t>
       </w:r>
       <w:hyperlink r:id="rId23">
         <w:r>
+          <w:rPr>
+            <w:lang w:val="en_US" w:bidi="en_US"/>
+          </w:rPr>
           <w:rPr>
             <w:color w:val="0000EE"/>
             <w:u w:val="single"/>
@@ -283,48 +471,90 @@
         </w:r>
       </w:hyperlink>
       <w:r>
+        <w:rPr>
+          <w:lang w:val="en_US" w:bidi="en_US"/>
+        </w:rPr>
         <w:t>).</w:t>
       </w:r>
-      <w:r/>
-      <w:r/>
-    </w:p>
-    <w:p>
-      <w:r/>
+      <w:r>
+        <w:rPr>
+          <w:lang w:val="en_US" w:bidi="en_US"/>
+        </w:rPr>
+      </w:r>
+      <w:r>
+        <w:rPr>
+          <w:lang w:val="en_US" w:bidi="en_US"/>
+        </w:rPr>
+      </w:r>
+    </w:p>
+    <w:p>
+      <w:pPr/>
+      <w:r>
+        <w:rPr>
+          <w:lang w:val="en_US" w:bidi="en_US"/>
+        </w:rPr>
+      </w:r>
     </w:p>
     <w:p>
       <w:pPr>
         <w:pStyle w:val="Heading2"/>
       </w:pPr>
       <w:r>
+        <w:rPr>
+          <w:lang w:val="en_US" w:bidi="en_US"/>
+        </w:rPr>
         <w:t>2 Peter 1:3</w:t>
       </w:r>
-      <w:r/>
-    </w:p>
-    <w:p>
-      <w:r/>
-      <w:r>
+      <w:r>
+        <w:rPr>
+          <w:lang w:val="en_US" w:bidi="en_US"/>
+        </w:rPr>
+      </w:r>
+    </w:p>
+    <w:p>
+      <w:pPr/>
+      <w:r>
+        <w:rPr>
+          <w:lang w:val="en_US" w:bidi="en_US"/>
+        </w:rPr>
+      </w:r>
+      <w:r>
+        <w:rPr>
+          <w:lang w:val="en_US" w:bidi="en_US"/>
+        </w:rPr>
         <w:t xml:space="preserve">By his divine power, God has (literally </w:t>
       </w:r>
       <w:r>
         <w:rPr>
           <w:i/>
+          <w:lang w:val="en_US" w:bidi="en_US"/>
         </w:rPr>
         <w:t>His divine power has</w:t>
       </w:r>
       <w:r>
+        <w:rPr>
+          <w:lang w:val="en_US" w:bidi="en_US"/>
+        </w:rPr>
         <w:t xml:space="preserve">): The name of God does not occur in the Greek text; Peter could be referring to the </w:t>
       </w:r>
       <w:r>
         <w:rPr>
           <w:i/>
+          <w:lang w:val="en_US" w:bidi="en_US"/>
         </w:rPr>
         <w:t>divine power</w:t>
       </w:r>
       <w:r>
+        <w:rPr>
+          <w:lang w:val="en_US" w:bidi="en_US"/>
+        </w:rPr>
         <w:t xml:space="preserve"> of “Jesus our Lord” (</w:t>
       </w:r>
       <w:hyperlink r:id="rId24">
         <w:r>
+          <w:rPr>
+            <w:lang w:val="en_US" w:bidi="en_US"/>
+          </w:rPr>
           <w:rPr>
             <w:color w:val="0000EE"/>
             <w:u w:val="single"/>
@@ -333,30 +563,64 @@
         </w:r>
       </w:hyperlink>
       <w:r>
+        <w:rPr>
+          <w:lang w:val="en_US" w:bidi="en_US"/>
+        </w:rPr>
         <w:t>).</w:t>
       </w:r>
-      <w:r/>
-      <w:r/>
-    </w:p>
-    <w:p>
-      <w:r/>
+      <w:r>
+        <w:rPr>
+          <w:lang w:val="en_US" w:bidi="en_US"/>
+        </w:rPr>
+      </w:r>
+      <w:r>
+        <w:rPr>
+          <w:lang w:val="en_US" w:bidi="en_US"/>
+        </w:rPr>
+      </w:r>
+    </w:p>
+    <w:p>
+      <w:pPr/>
+      <w:r>
+        <w:rPr>
+          <w:lang w:val="en_US" w:bidi="en_US"/>
+        </w:rPr>
+      </w:r>
     </w:p>
     <w:p>
       <w:pPr>
         <w:pStyle w:val="Heading2"/>
       </w:pPr>
       <w:r>
+        <w:rPr>
+          <w:lang w:val="en_US" w:bidi="en_US"/>
+        </w:rPr>
         <w:t>2 Peter 1:3–11</w:t>
       </w:r>
-      <w:r/>
-    </w:p>
-    <w:p>
-      <w:r/>
-      <w:r>
+      <w:r>
+        <w:rPr>
+          <w:lang w:val="en_US" w:bidi="en_US"/>
+        </w:rPr>
+      </w:r>
+    </w:p>
+    <w:p>
+      <w:pPr/>
+      <w:r>
+        <w:rPr>
+          <w:lang w:val="en_US" w:bidi="en_US"/>
+        </w:rPr>
+      </w:r>
+      <w:r>
+        <w:rPr>
+          <w:lang w:val="en_US" w:bidi="en_US"/>
+        </w:rPr>
         <w:t>An explanation of all that God has given us in Christ (</w:t>
       </w:r>
       <w:hyperlink r:id="rId25">
         <w:r>
+          <w:rPr>
+            <w:lang w:val="en_US" w:bidi="en_US"/>
+          </w:rPr>
           <w:rPr>
             <w:color w:val="0000EE"/>
             <w:u w:val="single"/>
@@ -365,10 +629,16 @@
         </w:r>
       </w:hyperlink>
       <w:r>
+        <w:rPr>
+          <w:lang w:val="en_US" w:bidi="en_US"/>
+        </w:rPr>
         <w:t>) forms the basis for an urgent exhortation to grow in the knowledge of Christ (</w:t>
       </w:r>
       <w:hyperlink r:id="rId26">
         <w:r>
+          <w:rPr>
+            <w:lang w:val="en_US" w:bidi="en_US"/>
+          </w:rPr>
           <w:rPr>
             <w:color w:val="0000EE"/>
             <w:u w:val="single"/>
@@ -377,30 +647,64 @@
         </w:r>
       </w:hyperlink>
       <w:r>
+        <w:rPr>
+          <w:lang w:val="en_US" w:bidi="en_US"/>
+        </w:rPr>
         <w:t>).</w:t>
       </w:r>
-      <w:r/>
-      <w:r/>
-    </w:p>
-    <w:p>
-      <w:r/>
+      <w:r>
+        <w:rPr>
+          <w:lang w:val="en_US" w:bidi="en_US"/>
+        </w:rPr>
+      </w:r>
+      <w:r>
+        <w:rPr>
+          <w:lang w:val="en_US" w:bidi="en_US"/>
+        </w:rPr>
+      </w:r>
+    </w:p>
+    <w:p>
+      <w:pPr/>
+      <w:r>
+        <w:rPr>
+          <w:lang w:val="en_US" w:bidi="en_US"/>
+        </w:rPr>
+      </w:r>
     </w:p>
     <w:p>
       <w:pPr>
         <w:pStyle w:val="Heading2"/>
       </w:pPr>
       <w:r>
+        <w:rPr>
+          <w:lang w:val="en_US" w:bidi="en_US"/>
+        </w:rPr>
         <w:t>2 Peter 1:4</w:t>
       </w:r>
-      <w:r/>
-    </w:p>
-    <w:p>
-      <w:r/>
-      <w:r>
+      <w:r>
+        <w:rPr>
+          <w:lang w:val="en_US" w:bidi="en_US"/>
+        </w:rPr>
+      </w:r>
+    </w:p>
+    <w:p>
+      <w:pPr/>
+      <w:r>
+        <w:rPr>
+          <w:lang w:val="en_US" w:bidi="en_US"/>
+        </w:rPr>
+      </w:r>
+      <w:r>
+        <w:rPr>
+          <w:lang w:val="en_US" w:bidi="en_US"/>
+        </w:rPr>
         <w:t xml:space="preserve">enable you to share his divine nature: Peter probably did not mean that our souls are merged with God but that believers share God’s qualities (cp. </w:t>
       </w:r>
       <w:hyperlink r:id="rId27">
         <w:r>
+          <w:rPr>
+            <w:lang w:val="en_US" w:bidi="en_US"/>
+          </w:rPr>
           <w:rPr>
             <w:color w:val="0000EE"/>
             <w:u w:val="single"/>
@@ -409,10 +713,16 @@
         </w:r>
       </w:hyperlink>
       <w:r>
+        <w:rPr>
+          <w:lang w:val="en_US" w:bidi="en_US"/>
+        </w:rPr>
         <w:t xml:space="preserve">; </w:t>
       </w:r>
       <w:hyperlink r:id="rId28">
         <w:r>
+          <w:rPr>
+            <w:lang w:val="en_US" w:bidi="en_US"/>
+          </w:rPr>
           <w:rPr>
             <w:color w:val="0000EE"/>
             <w:u w:val="single"/>
@@ -421,10 +731,16 @@
         </w:r>
       </w:hyperlink>
       <w:r>
+        <w:rPr>
+          <w:lang w:val="en_US" w:bidi="en_US"/>
+        </w:rPr>
         <w:t xml:space="preserve">; </w:t>
       </w:r>
       <w:hyperlink r:id="rId29">
         <w:r>
+          <w:rPr>
+            <w:lang w:val="en_US" w:bidi="en_US"/>
+          </w:rPr>
           <w:rPr>
             <w:color w:val="0000EE"/>
             <w:u w:val="single"/>
@@ -433,10 +749,16 @@
         </w:r>
       </w:hyperlink>
       <w:r>
+        <w:rPr>
+          <w:lang w:val="en_US" w:bidi="en_US"/>
+        </w:rPr>
         <w:t xml:space="preserve">; </w:t>
       </w:r>
       <w:hyperlink r:id="rId30">
         <w:r>
+          <w:rPr>
+            <w:lang w:val="en_US" w:bidi="en_US"/>
+          </w:rPr>
           <w:rPr>
             <w:color w:val="0000EE"/>
             <w:u w:val="single"/>
@@ -445,39 +767,77 @@
         </w:r>
       </w:hyperlink>
       <w:r>
+        <w:rPr>
+          <w:lang w:val="en_US" w:bidi="en_US"/>
+        </w:rPr>
         <w:t>).</w:t>
       </w:r>
-      <w:r/>
-      <w:r/>
-    </w:p>
-    <w:p>
-      <w:r/>
+      <w:r>
+        <w:rPr>
+          <w:lang w:val="en_US" w:bidi="en_US"/>
+        </w:rPr>
+      </w:r>
+      <w:r>
+        <w:rPr>
+          <w:lang w:val="en_US" w:bidi="en_US"/>
+        </w:rPr>
+      </w:r>
+    </w:p>
+    <w:p>
+      <w:pPr/>
+      <w:r>
+        <w:rPr>
+          <w:lang w:val="en_US" w:bidi="en_US"/>
+        </w:rPr>
+      </w:r>
     </w:p>
     <w:p>
       <w:pPr>
         <w:pStyle w:val="Heading2"/>
       </w:pPr>
       <w:r>
+        <w:rPr>
+          <w:lang w:val="en_US" w:bidi="en_US"/>
+        </w:rPr>
         <w:t>2 Peter 1:5–7</w:t>
       </w:r>
-      <w:r/>
-    </w:p>
-    <w:p>
-      <w:r/>
-      <w:r>
+      <w:r>
+        <w:rPr>
+          <w:lang w:val="en_US" w:bidi="en_US"/>
+        </w:rPr>
+      </w:r>
+    </w:p>
+    <w:p>
+      <w:pPr/>
+      <w:r>
+        <w:rPr>
+          <w:lang w:val="en_US" w:bidi="en_US"/>
+        </w:rPr>
+      </w:r>
+      <w:r>
+        <w:rPr>
+          <w:lang w:val="en_US" w:bidi="en_US"/>
+        </w:rPr>
         <w:t xml:space="preserve">The stair-step structure of these verses, with each virtue leading to another, is a common literary device called a </w:t>
       </w:r>
       <w:r>
         <w:rPr>
           <w:i/>
+          <w:lang w:val="en_US" w:bidi="en_US"/>
         </w:rPr>
         <w:t>sorites</w:t>
       </w:r>
       <w:r>
+        <w:rPr>
+          <w:lang w:val="en_US" w:bidi="en_US"/>
+        </w:rPr>
         <w:t>. The sequence in such passages is not stressed—e.g., Peter does not imply that moral excellence must come before knowledge. Yet love is the pinnacle of the virtues (</w:t>
       </w:r>
       <w:hyperlink r:id="rId31">
         <w:r>
+          <w:rPr>
+            <w:lang w:val="en_US" w:bidi="en_US"/>
+          </w:rPr>
           <w:rPr>
             <w:color w:val="0000EE"/>
             <w:u w:val="single"/>
@@ -486,68 +846,138 @@
         </w:r>
       </w:hyperlink>
       <w:r>
+        <w:rPr>
+          <w:lang w:val="en_US" w:bidi="en_US"/>
+        </w:rPr>
         <w:t>).</w:t>
       </w:r>
-      <w:r/>
-      <w:r/>
-    </w:p>
-    <w:p>
-      <w:r/>
+      <w:r>
+        <w:rPr>
+          <w:lang w:val="en_US" w:bidi="en_US"/>
+        </w:rPr>
+      </w:r>
+      <w:r>
+        <w:rPr>
+          <w:lang w:val="en_US" w:bidi="en_US"/>
+        </w:rPr>
+      </w:r>
+    </w:p>
+    <w:p>
+      <w:pPr/>
+      <w:r>
+        <w:rPr>
+          <w:lang w:val="en_US" w:bidi="en_US"/>
+        </w:rPr>
+      </w:r>
     </w:p>
     <w:p>
       <w:pPr>
         <w:pStyle w:val="Heading2"/>
       </w:pPr>
       <w:r>
+        <w:rPr>
+          <w:lang w:val="en_US" w:bidi="en_US"/>
+        </w:rPr>
         <w:t>2 Peter 1:10</w:t>
       </w:r>
-      <w:r/>
-    </w:p>
-    <w:p>
-      <w:r/>
-      <w:r>
+      <w:r>
+        <w:rPr>
+          <w:lang w:val="en_US" w:bidi="en_US"/>
+        </w:rPr>
+      </w:r>
+    </w:p>
+    <w:p>
+      <w:pPr/>
+      <w:r>
+        <w:rPr>
+          <w:lang w:val="en_US" w:bidi="en_US"/>
+        </w:rPr>
+      </w:r>
+      <w:r>
+        <w:rPr>
+          <w:lang w:val="en_US" w:bidi="en_US"/>
+        </w:rPr>
         <w:t xml:space="preserve">dear brothers and sisters: This Greek term (adelphoi) refers to people, both male and female, who are members of the same family. • Work hard to prove (literally </w:t>
       </w:r>
       <w:r>
         <w:rPr>
           <w:i/>
+          <w:lang w:val="en_US" w:bidi="en_US"/>
         </w:rPr>
         <w:t>Be zealous to make certain</w:t>
       </w:r>
       <w:r>
+        <w:rPr>
+          <w:lang w:val="en_US" w:bidi="en_US"/>
+        </w:rPr>
         <w:t>): Peter did not mean that our being chosen by God for salvation depends on what we do, but that our zeal to grow in Christian virtue confirms that we have, indeed, been chosen by God.</w:t>
       </w:r>
-      <w:r/>
-      <w:r/>
-    </w:p>
-    <w:p>
-      <w:r/>
+      <w:r>
+        <w:rPr>
+          <w:lang w:val="en_US" w:bidi="en_US"/>
+        </w:rPr>
+      </w:r>
+      <w:r>
+        <w:rPr>
+          <w:lang w:val="en_US" w:bidi="en_US"/>
+        </w:rPr>
+      </w:r>
+    </w:p>
+    <w:p>
+      <w:pPr/>
+      <w:r>
+        <w:rPr>
+          <w:lang w:val="en_US" w:bidi="en_US"/>
+        </w:rPr>
+      </w:r>
     </w:p>
     <w:p>
       <w:pPr>
         <w:pStyle w:val="Heading2"/>
       </w:pPr>
       <w:r>
+        <w:rPr>
+          <w:lang w:val="en_US" w:bidi="en_US"/>
+        </w:rPr>
         <w:t>2 Peter 1:12–15</w:t>
       </w:r>
-      <w:r/>
-    </w:p>
-    <w:p>
-      <w:r/>
-      <w:r>
+      <w:r>
+        <w:rPr>
+          <w:lang w:val="en_US" w:bidi="en_US"/>
+        </w:rPr>
+      </w:r>
+    </w:p>
+    <w:p>
+      <w:pPr/>
+      <w:r>
+        <w:rPr>
+          <w:lang w:val="en_US" w:bidi="en_US"/>
+        </w:rPr>
+      </w:r>
+      <w:r>
+        <w:rPr>
+          <w:lang w:val="en_US" w:bidi="en_US"/>
+        </w:rPr>
         <w:t xml:space="preserve">Peter was writing at the end of his life, and 2 Peter is similar to works that belong to a popular Jewish genre called the </w:t>
       </w:r>
       <w:r>
         <w:rPr>
           <w:i/>
+          <w:lang w:val="en_US" w:bidi="en_US"/>
         </w:rPr>
         <w:t>testament,</w:t>
       </w:r>
       <w:r>
+        <w:rPr>
+          <w:lang w:val="en_US" w:bidi="en_US"/>
+        </w:rPr>
         <w:t xml:space="preserve"> in which an old and respected leader gives final instructions to his children or others on his deathbed (cp. </w:t>
       </w:r>
       <w:hyperlink r:id="rId32">
         <w:r>
+          <w:rPr>
+            <w:lang w:val="en_US" w:bidi="en_US"/>
+          </w:rPr>
           <w:rPr>
             <w:color w:val="0000EE"/>
             <w:u w:val="single"/>
@@ -556,10 +986,16 @@
         </w:r>
       </w:hyperlink>
       <w:r>
+        <w:rPr>
+          <w:lang w:val="en_US" w:bidi="en_US"/>
+        </w:rPr>
         <w:t xml:space="preserve">; </w:t>
       </w:r>
       <w:hyperlink r:id="rId33">
         <w:r>
+          <w:rPr>
+            <w:lang w:val="en_US" w:bidi="en_US"/>
+          </w:rPr>
           <w:rPr>
             <w:color w:val="0000EE"/>
             <w:u w:val="single"/>
@@ -568,36 +1004,71 @@
         </w:r>
       </w:hyperlink>
       <w:r>
+        <w:rPr>
+          <w:lang w:val="en_US" w:bidi="en_US"/>
+        </w:rPr>
         <w:t xml:space="preserve">). This genre is especially well known from a Jewish work called </w:t>
       </w:r>
       <w:r>
         <w:rPr>
           <w:i/>
+          <w:lang w:val="en_US" w:bidi="en_US"/>
         </w:rPr>
         <w:t>The Testaments of the Twelve Patriarchs.</w:t>
       </w:r>
-      <w:r/>
-      <w:r/>
-    </w:p>
-    <w:p>
-      <w:r/>
+      <w:r>
+        <w:rPr>
+          <w:lang w:val="en_US" w:bidi="en_US"/>
+        </w:rPr>
+      </w:r>
+      <w:r>
+        <w:rPr>
+          <w:lang w:val="en_US" w:bidi="en_US"/>
+        </w:rPr>
+      </w:r>
+    </w:p>
+    <w:p>
+      <w:pPr/>
+      <w:r>
+        <w:rPr>
+          <w:lang w:val="en_US" w:bidi="en_US"/>
+        </w:rPr>
+      </w:r>
     </w:p>
     <w:p>
       <w:pPr>
         <w:pStyle w:val="Heading2"/>
       </w:pPr>
       <w:r>
+        <w:rPr>
+          <w:lang w:val="en_US" w:bidi="en_US"/>
+        </w:rPr>
         <w:t>2 Peter 1:14</w:t>
       </w:r>
-      <w:r/>
-    </w:p>
-    <w:p>
-      <w:r/>
-      <w:r>
+      <w:r>
+        <w:rPr>
+          <w:lang w:val="en_US" w:bidi="en_US"/>
+        </w:rPr>
+      </w:r>
+    </w:p>
+    <w:p>
+      <w:pPr/>
+      <w:r>
+        <w:rPr>
+          <w:lang w:val="en_US" w:bidi="en_US"/>
+        </w:rPr>
+      </w:r>
+      <w:r>
+        <w:rPr>
+          <w:lang w:val="en_US" w:bidi="en_US"/>
+        </w:rPr>
         <w:t>This prophecy might have come in a vision, but it is more likely that Peter was recalling Jesus’ prophecy about his death (</w:t>
       </w:r>
       <w:hyperlink r:id="rId34">
         <w:r>
+          <w:rPr>
+            <w:lang w:val="en_US" w:bidi="en_US"/>
+          </w:rPr>
           <w:rPr>
             <w:color w:val="0000EE"/>
             <w:u w:val="single"/>
@@ -606,39 +1077,77 @@
         </w:r>
       </w:hyperlink>
       <w:r>
+        <w:rPr>
+          <w:lang w:val="en_US" w:bidi="en_US"/>
+        </w:rPr>
         <w:t>).</w:t>
       </w:r>
-      <w:r/>
-      <w:r/>
-    </w:p>
-    <w:p>
-      <w:r/>
+      <w:r>
+        <w:rPr>
+          <w:lang w:val="en_US" w:bidi="en_US"/>
+        </w:rPr>
+      </w:r>
+      <w:r>
+        <w:rPr>
+          <w:lang w:val="en_US" w:bidi="en_US"/>
+        </w:rPr>
+      </w:r>
+    </w:p>
+    <w:p>
+      <w:pPr/>
+      <w:r>
+        <w:rPr>
+          <w:lang w:val="en_US" w:bidi="en_US"/>
+        </w:rPr>
+      </w:r>
     </w:p>
     <w:p>
       <w:pPr>
         <w:pStyle w:val="Heading2"/>
       </w:pPr>
       <w:r>
+        <w:rPr>
+          <w:lang w:val="en_US" w:bidi="en_US"/>
+        </w:rPr>
         <w:t>2 Peter 1:16–18</w:t>
       </w:r>
-      <w:r/>
-    </w:p>
-    <w:p>
-      <w:r/>
-      <w:r>
+      <w:r>
+        <w:rPr>
+          <w:lang w:val="en_US" w:bidi="en_US"/>
+        </w:rPr>
+      </w:r>
+    </w:p>
+    <w:p>
+      <w:pPr/>
+      <w:r>
+        <w:rPr>
+          <w:lang w:val="en_US" w:bidi="en_US"/>
+        </w:rPr>
+      </w:r>
+      <w:r>
+        <w:rPr>
+          <w:lang w:val="en_US" w:bidi="en_US"/>
+        </w:rPr>
         <w:t xml:space="preserve">clever stories (literally </w:t>
       </w:r>
       <w:r>
         <w:rPr>
           <w:i/>
+          <w:lang w:val="en_US" w:bidi="en_US"/>
         </w:rPr>
         <w:t>cleverly invented myths</w:t>
       </w:r>
       <w:r>
+        <w:rPr>
+          <w:lang w:val="en_US" w:bidi="en_US"/>
+        </w:rPr>
         <w:t>): The false teachers were probably charging that the message of Christ’s return was just an edifying fable with no factual truth. • We saw his majestic splendor with our own eyes: At Jesus’ transfiguration (</w:t>
       </w:r>
       <w:hyperlink r:id="rId35">
         <w:r>
+          <w:rPr>
+            <w:lang w:val="en_US" w:bidi="en_US"/>
+          </w:rPr>
           <w:rPr>
             <w:color w:val="0000EE"/>
             <w:u w:val="single"/>
@@ -647,10 +1156,16 @@
         </w:r>
       </w:hyperlink>
       <w:r>
+        <w:rPr>
+          <w:lang w:val="en_US" w:bidi="en_US"/>
+        </w:rPr>
         <w:t xml:space="preserve">; </w:t>
       </w:r>
       <w:hyperlink r:id="rId36">
         <w:r>
+          <w:rPr>
+            <w:lang w:val="en_US" w:bidi="en_US"/>
+          </w:rPr>
           <w:rPr>
             <w:color w:val="0000EE"/>
             <w:u w:val="single"/>
@@ -659,10 +1174,16 @@
         </w:r>
       </w:hyperlink>
       <w:r>
+        <w:rPr>
+          <w:lang w:val="en_US" w:bidi="en_US"/>
+        </w:rPr>
         <w:t xml:space="preserve">; </w:t>
       </w:r>
       <w:hyperlink r:id="rId37">
         <w:r>
+          <w:rPr>
+            <w:lang w:val="en_US" w:bidi="en_US"/>
+          </w:rPr>
           <w:rPr>
             <w:color w:val="0000EE"/>
             <w:u w:val="single"/>
@@ -671,30 +1192,64 @@
         </w:r>
       </w:hyperlink>
       <w:r>
+        <w:rPr>
+          <w:lang w:val="en_US" w:bidi="en_US"/>
+        </w:rPr>
         <w:t>), which prefigured Christ’s return by revealing Jesus as the glorious King. Peter’s confidence was not based on human speculation but on eyewitness experience.</w:t>
       </w:r>
-      <w:r/>
-      <w:r/>
-    </w:p>
-    <w:p>
-      <w:r/>
+      <w:r>
+        <w:rPr>
+          <w:lang w:val="en_US" w:bidi="en_US"/>
+        </w:rPr>
+      </w:r>
+      <w:r>
+        <w:rPr>
+          <w:lang w:val="en_US" w:bidi="en_US"/>
+        </w:rPr>
+      </w:r>
+    </w:p>
+    <w:p>
+      <w:pPr/>
+      <w:r>
+        <w:rPr>
+          <w:lang w:val="en_US" w:bidi="en_US"/>
+        </w:rPr>
+      </w:r>
     </w:p>
     <w:p>
       <w:pPr>
         <w:pStyle w:val="Heading2"/>
       </w:pPr>
       <w:r>
+        <w:rPr>
+          <w:lang w:val="en_US" w:bidi="en_US"/>
+        </w:rPr>
         <w:t>2 Peter 1:16–21</w:t>
       </w:r>
-      <w:r/>
-    </w:p>
-    <w:p>
-      <w:r/>
-      <w:r>
+      <w:r>
+        <w:rPr>
+          <w:lang w:val="en_US" w:bidi="en_US"/>
+        </w:rPr>
+      </w:r>
+    </w:p>
+    <w:p>
+      <w:pPr/>
+      <w:r>
+        <w:rPr>
+          <w:lang w:val="en_US" w:bidi="en_US"/>
+        </w:rPr>
+      </w:r>
+      <w:r>
+        <w:rPr>
+          <w:lang w:val="en_US" w:bidi="en_US"/>
+        </w:rPr>
         <w:t xml:space="preserve"> Peter’s denunciation of the false teachers (ch </w:t>
       </w:r>
       <w:hyperlink r:id="rId38">
         <w:r>
+          <w:rPr>
+            <w:lang w:val="en_US" w:bidi="en_US"/>
+          </w:rPr>
           <w:rPr>
             <w:color w:val="0000EE"/>
             <w:u w:val="single"/>
@@ -703,10 +1258,16 @@
         </w:r>
       </w:hyperlink>
       <w:r>
+        <w:rPr>
+          <w:lang w:val="en_US" w:bidi="en_US"/>
+        </w:rPr>
         <w:t xml:space="preserve">) is framed by this teaching about the certainty of Jesus’ return (see also </w:t>
       </w:r>
       <w:hyperlink r:id="rId39">
         <w:r>
+          <w:rPr>
+            <w:lang w:val="en_US" w:bidi="en_US"/>
+          </w:rPr>
           <w:rPr>
             <w:color w:val="0000EE"/>
             <w:u w:val="single"/>
@@ -715,10 +1276,16 @@
         </w:r>
       </w:hyperlink>
       <w:r>
+        <w:rPr>
+          <w:lang w:val="en_US" w:bidi="en_US"/>
+        </w:rPr>
         <w:t>). The false teachers were probably denying the reality of Christ’s return and judgment. Peter’s eyewitness experience (</w:t>
       </w:r>
       <w:hyperlink r:id="rId40">
         <w:r>
+          <w:rPr>
+            <w:lang w:val="en_US" w:bidi="en_US"/>
+          </w:rPr>
           <w:rPr>
             <w:color w:val="0000EE"/>
             <w:u w:val="single"/>
@@ -727,10 +1294,16 @@
         </w:r>
       </w:hyperlink>
       <w:r>
+        <w:rPr>
+          <w:lang w:val="en_US" w:bidi="en_US"/>
+        </w:rPr>
         <w:t>) and the intrinsic reliability of scriptural prophecy (</w:t>
       </w:r>
       <w:hyperlink r:id="rId41">
         <w:r>
+          <w:rPr>
+            <w:lang w:val="en_US" w:bidi="en_US"/>
+          </w:rPr>
           <w:rPr>
             <w:color w:val="0000EE"/>
             <w:u w:val="single"/>
@@ -739,39 +1312,77 @@
         </w:r>
       </w:hyperlink>
       <w:r>
+        <w:rPr>
+          <w:lang w:val="en_US" w:bidi="en_US"/>
+        </w:rPr>
         <w:t>) make Christ’s return a certainty.</w:t>
       </w:r>
-      <w:r/>
-      <w:r/>
-    </w:p>
-    <w:p>
-      <w:r/>
+      <w:r>
+        <w:rPr>
+          <w:lang w:val="en_US" w:bidi="en_US"/>
+        </w:rPr>
+      </w:r>
+      <w:r>
+        <w:rPr>
+          <w:lang w:val="en_US" w:bidi="en_US"/>
+        </w:rPr>
+      </w:r>
+    </w:p>
+    <w:p>
+      <w:pPr/>
+      <w:r>
+        <w:rPr>
+          <w:lang w:val="en_US" w:bidi="en_US"/>
+        </w:rPr>
+      </w:r>
     </w:p>
     <w:p>
       <w:pPr>
         <w:pStyle w:val="Heading2"/>
       </w:pPr>
       <w:r>
+        <w:rPr>
+          <w:lang w:val="en_US" w:bidi="en_US"/>
+        </w:rPr>
         <w:t>2 Peter 1:19</w:t>
       </w:r>
-      <w:r/>
-    </w:p>
-    <w:p>
-      <w:r/>
-      <w:r>
+      <w:r>
+        <w:rPr>
+          <w:lang w:val="en_US" w:bidi="en_US"/>
+        </w:rPr>
+      </w:r>
+    </w:p>
+    <w:p>
+      <w:pPr/>
+      <w:r>
+        <w:rPr>
+          <w:lang w:val="en_US" w:bidi="en_US"/>
+        </w:rPr>
+      </w:r>
+      <w:r>
+        <w:rPr>
+          <w:lang w:val="en_US" w:bidi="en_US"/>
+        </w:rPr>
         <w:t xml:space="preserve">The word Day is capitalized because it is shorthand for </w:t>
       </w:r>
       <w:r>
         <w:rPr>
           <w:i/>
+          <w:lang w:val="en_US" w:bidi="en_US"/>
         </w:rPr>
         <w:t>the day of the Lord,</w:t>
       </w:r>
       <w:r>
+        <w:rPr>
+          <w:lang w:val="en_US" w:bidi="en_US"/>
+        </w:rPr>
         <w:t xml:space="preserve"> the time when God intervenes in history to save his people and judge his enemies (see </w:t>
       </w:r>
       <w:hyperlink r:id="rId42">
         <w:r>
+          <w:rPr>
+            <w:lang w:val="en_US" w:bidi="en_US"/>
+          </w:rPr>
           <w:rPr>
             <w:color w:val="0000EE"/>
             <w:u w:val="single"/>
@@ -780,10 +1391,16 @@
         </w:r>
       </w:hyperlink>
       <w:r>
+        <w:rPr>
+          <w:lang w:val="en_US" w:bidi="en_US"/>
+        </w:rPr>
         <w:t xml:space="preserve">; </w:t>
       </w:r>
       <w:hyperlink r:id="rId43">
         <w:r>
+          <w:rPr>
+            <w:lang w:val="en_US" w:bidi="en_US"/>
+          </w:rPr>
           <w:rPr>
             <w:color w:val="0000EE"/>
             <w:u w:val="single"/>
@@ -792,10 +1409,16 @@
         </w:r>
       </w:hyperlink>
       <w:r>
+        <w:rPr>
+          <w:lang w:val="en_US" w:bidi="en_US"/>
+        </w:rPr>
         <w:t xml:space="preserve">; </w:t>
       </w:r>
       <w:hyperlink r:id="rId44">
         <w:r>
+          <w:rPr>
+            <w:lang w:val="en_US" w:bidi="en_US"/>
+          </w:rPr>
           <w:rPr>
             <w:color w:val="0000EE"/>
             <w:u w:val="single"/>
@@ -804,59 +1427,125 @@
         </w:r>
       </w:hyperlink>
       <w:r>
+        <w:rPr>
+          <w:lang w:val="en_US" w:bidi="en_US"/>
+        </w:rPr>
         <w:t>). The first coming of Christ inaugurated the day of the Lord’s salvation for his people. A future day of the Lord’s judgment on his enemies is yet to come. • Christ the Morning Star: The planet Venus, known as the “morning star,” often appears above the eastern horizon just before dawn. Peter reverses the order of natural events: The dawning of the day of the Lord leads to the Morning Star’s shining in the hearts of believers.</w:t>
       </w:r>
-      <w:r/>
-      <w:r/>
-    </w:p>
-    <w:p>
-      <w:r/>
+      <w:r>
+        <w:rPr>
+          <w:lang w:val="en_US" w:bidi="en_US"/>
+        </w:rPr>
+      </w:r>
+      <w:r>
+        <w:rPr>
+          <w:lang w:val="en_US" w:bidi="en_US"/>
+        </w:rPr>
+      </w:r>
+    </w:p>
+    <w:p>
+      <w:pPr/>
+      <w:r>
+        <w:rPr>
+          <w:lang w:val="en_US" w:bidi="en_US"/>
+        </w:rPr>
+      </w:r>
     </w:p>
     <w:p>
       <w:pPr>
         <w:pStyle w:val="Heading2"/>
       </w:pPr>
       <w:r>
+        <w:rPr>
+          <w:lang w:val="en_US" w:bidi="en_US"/>
+        </w:rPr>
         <w:t>2 Peter 1:20–21</w:t>
       </w:r>
-      <w:r/>
-    </w:p>
-    <w:p>
-      <w:r/>
-      <w:r>
+      <w:r>
+        <w:rPr>
+          <w:lang w:val="en_US" w:bidi="en_US"/>
+        </w:rPr>
+      </w:r>
+    </w:p>
+    <w:p>
+      <w:pPr/>
+      <w:r>
+        <w:rPr>
+          <w:lang w:val="en_US" w:bidi="en_US"/>
+        </w:rPr>
+      </w:r>
+      <w:r>
+        <w:rPr>
+          <w:lang w:val="en_US" w:bidi="en_US"/>
+        </w:rPr>
         <w:t xml:space="preserve">came from the prophet’s own understanding (or </w:t>
       </w:r>
       <w:r>
         <w:rPr>
           <w:i/>
+          <w:lang w:val="en_US" w:bidi="en_US"/>
         </w:rPr>
         <w:t>is a matter of one’s own interpretation</w:t>
       </w:r>
       <w:r>
+        <w:rPr>
+          <w:lang w:val="en_US" w:bidi="en_US"/>
+        </w:rPr>
         <w:t>): The point is probably that the prophets were not left on their own to interpret the visions that God gave them. God made the meaning clear to the prophets, so that they could prophesy clearly and reliably.</w:t>
       </w:r>
-      <w:r/>
-      <w:r/>
-    </w:p>
-    <w:p>
-      <w:r/>
+      <w:r>
+        <w:rPr>
+          <w:lang w:val="en_US" w:bidi="en_US"/>
+        </w:rPr>
+      </w:r>
+      <w:r>
+        <w:rPr>
+          <w:lang w:val="en_US" w:bidi="en_US"/>
+        </w:rPr>
+      </w:r>
+    </w:p>
+    <w:p>
+      <w:pPr/>
+      <w:r>
+        <w:rPr>
+          <w:lang w:val="en_US" w:bidi="en_US"/>
+        </w:rPr>
+      </w:r>
     </w:p>
     <w:p>
       <w:pPr>
         <w:pStyle w:val="Heading2"/>
       </w:pPr>
       <w:r>
+        <w:rPr>
+          <w:lang w:val="en_US" w:bidi="en_US"/>
+        </w:rPr>
         <w:t>2 Peter 2:1</w:t>
       </w:r>
-      <w:r/>
-    </w:p>
-    <w:p>
-      <w:r/>
-      <w:r>
+      <w:r>
+        <w:rPr>
+          <w:lang w:val="en_US" w:bidi="en_US"/>
+        </w:rPr>
+      </w:r>
+    </w:p>
+    <w:p>
+      <w:pPr/>
+      <w:r>
+        <w:rPr>
+          <w:lang w:val="en_US" w:bidi="en_US"/>
+        </w:rPr>
+      </w:r>
+      <w:r>
+        <w:rPr>
+          <w:lang w:val="en_US" w:bidi="en_US"/>
+        </w:rPr>
         <w:t xml:space="preserve">They will: Peter’s use of the future tense in </w:t>
       </w:r>
       <w:hyperlink r:id="rId45">
         <w:r>
+          <w:rPr>
+            <w:lang w:val="en_US" w:bidi="en_US"/>
+          </w:rPr>
           <w:rPr>
             <w:color w:val="0000EE"/>
             <w:u w:val="single"/>
@@ -865,10 +1554,16 @@
         </w:r>
       </w:hyperlink>
       <w:r>
+        <w:rPr>
+          <w:lang w:val="en_US" w:bidi="en_US"/>
+        </w:rPr>
         <w:t xml:space="preserve"> does not imply that false prophets had not yet come, but it alludes to Jesus’ prediction that false teachers would arise (</w:t>
       </w:r>
       <w:hyperlink r:id="rId46">
         <w:r>
+          <w:rPr>
+            <w:lang w:val="en_US" w:bidi="en_US"/>
+          </w:rPr>
           <w:rPr>
             <w:color w:val="0000EE"/>
             <w:u w:val="single"/>
@@ -877,10 +1572,16 @@
         </w:r>
       </w:hyperlink>
       <w:r>
+        <w:rPr>
+          <w:lang w:val="en_US" w:bidi="en_US"/>
+        </w:rPr>
         <w:t xml:space="preserve">, </w:t>
       </w:r>
       <w:hyperlink r:id="rId47">
         <w:r>
+          <w:rPr>
+            <w:lang w:val="en_US" w:bidi="en_US"/>
+          </w:rPr>
           <w:rPr>
             <w:color w:val="0000EE"/>
             <w:u w:val="single"/>
@@ -889,10 +1590,16 @@
         </w:r>
       </w:hyperlink>
       <w:r>
+        <w:rPr>
+          <w:lang w:val="en_US" w:bidi="en_US"/>
+        </w:rPr>
         <w:t xml:space="preserve">; </w:t>
       </w:r>
       <w:hyperlink r:id="rId48">
         <w:r>
+          <w:rPr>
+            <w:lang w:val="en_US" w:bidi="en_US"/>
+          </w:rPr>
           <w:rPr>
             <w:color w:val="0000EE"/>
             <w:u w:val="single"/>
@@ -901,10 +1608,16 @@
         </w:r>
       </w:hyperlink>
       <w:r>
+        <w:rPr>
+          <w:lang w:val="en_US" w:bidi="en_US"/>
+        </w:rPr>
         <w:t xml:space="preserve">; cp. </w:t>
       </w:r>
       <w:hyperlink r:id="rId49">
         <w:r>
+          <w:rPr>
+            <w:lang w:val="en_US" w:bidi="en_US"/>
+          </w:rPr>
           <w:rPr>
             <w:color w:val="0000EE"/>
             <w:u w:val="single"/>
@@ -913,10 +1626,16 @@
         </w:r>
       </w:hyperlink>
       <w:r>
+        <w:rPr>
+          <w:lang w:val="en_US" w:bidi="en_US"/>
+        </w:rPr>
         <w:t xml:space="preserve">; </w:t>
       </w:r>
       <w:hyperlink r:id="rId50">
         <w:r>
+          <w:rPr>
+            <w:lang w:val="en_US" w:bidi="en_US"/>
+          </w:rPr>
           <w:rPr>
             <w:color w:val="0000EE"/>
             <w:u w:val="single"/>
@@ -925,10 +1644,16 @@
         </w:r>
       </w:hyperlink>
       <w:r>
+        <w:rPr>
+          <w:lang w:val="en_US" w:bidi="en_US"/>
+        </w:rPr>
         <w:t xml:space="preserve">). The false teachers who had arisen fulfilled that prediction. • deny the Master who bought them: The false teachers might have been overtly renouncing Christ, but it is more likely that their immoral conduct constituted a denial of Christ (cp. </w:t>
       </w:r>
       <w:hyperlink r:id="rId51">
         <w:r>
+          <w:rPr>
+            <w:lang w:val="en_US" w:bidi="en_US"/>
+          </w:rPr>
           <w:rPr>
             <w:color w:val="0000EE"/>
             <w:u w:val="single"/>
@@ -937,30 +1662,64 @@
         </w:r>
       </w:hyperlink>
       <w:r>
+        <w:rPr>
+          <w:lang w:val="en_US" w:bidi="en_US"/>
+        </w:rPr>
         <w:t>).</w:t>
       </w:r>
-      <w:r/>
-      <w:r/>
-    </w:p>
-    <w:p>
-      <w:r/>
+      <w:r>
+        <w:rPr>
+          <w:lang w:val="en_US" w:bidi="en_US"/>
+        </w:rPr>
+      </w:r>
+      <w:r>
+        <w:rPr>
+          <w:lang w:val="en_US" w:bidi="en_US"/>
+        </w:rPr>
+      </w:r>
+    </w:p>
+    <w:p>
+      <w:pPr/>
+      <w:r>
+        <w:rPr>
+          <w:lang w:val="en_US" w:bidi="en_US"/>
+        </w:rPr>
+      </w:r>
     </w:p>
     <w:p>
       <w:pPr>
         <w:pStyle w:val="Heading2"/>
       </w:pPr>
       <w:r>
+        <w:rPr>
+          <w:lang w:val="en_US" w:bidi="en_US"/>
+        </w:rPr>
         <w:t>2 Peter 2:1–3</w:t>
       </w:r>
-      <w:r/>
-    </w:p>
-    <w:p>
-      <w:r/>
-      <w:r>
+      <w:r>
+        <w:rPr>
+          <w:lang w:val="en_US" w:bidi="en_US"/>
+        </w:rPr>
+      </w:r>
+    </w:p>
+    <w:p>
+      <w:pPr/>
+      <w:r>
+        <w:rPr>
+          <w:lang w:val="en_US" w:bidi="en_US"/>
+        </w:rPr>
+      </w:r>
+      <w:r>
+        <w:rPr>
+          <w:lang w:val="en_US" w:bidi="en_US"/>
+        </w:rPr>
         <w:t>Alongside authentic prophets (</w:t>
       </w:r>
       <w:hyperlink r:id="rId52">
         <w:r>
+          <w:rPr>
+            <w:lang w:val="en_US" w:bidi="en_US"/>
+          </w:rPr>
           <w:rPr>
             <w:color w:val="0000EE"/>
             <w:u w:val="single"/>
@@ -969,50 +1728,112 @@
         </w:r>
       </w:hyperlink>
       <w:r>
+        <w:rPr>
+          <w:lang w:val="en_US" w:bidi="en_US"/>
+        </w:rPr>
         <w:t>), there have always been false prophets who receive God’s judgment.</w:t>
       </w:r>
-      <w:r/>
-      <w:r/>
-    </w:p>
-    <w:p>
-      <w:r/>
+      <w:r>
+        <w:rPr>
+          <w:lang w:val="en_US" w:bidi="en_US"/>
+        </w:rPr>
+      </w:r>
+      <w:r>
+        <w:rPr>
+          <w:lang w:val="en_US" w:bidi="en_US"/>
+        </w:rPr>
+      </w:r>
+    </w:p>
+    <w:p>
+      <w:pPr/>
+      <w:r>
+        <w:rPr>
+          <w:lang w:val="en_US" w:bidi="en_US"/>
+        </w:rPr>
+      </w:r>
     </w:p>
     <w:p>
       <w:pPr>
         <w:pStyle w:val="Heading2"/>
       </w:pPr>
       <w:r>
+        <w:rPr>
+          <w:lang w:val="en_US" w:bidi="en_US"/>
+        </w:rPr>
         <w:t>2 Peter 2:2</w:t>
       </w:r>
-      <w:r/>
-    </w:p>
-    <w:p>
-      <w:r/>
-      <w:r>
+      <w:r>
+        <w:rPr>
+          <w:lang w:val="en_US" w:bidi="en_US"/>
+        </w:rPr>
+      </w:r>
+    </w:p>
+    <w:p>
+      <w:pPr/>
+      <w:r>
+        <w:rPr>
+          <w:lang w:val="en_US" w:bidi="en_US"/>
+        </w:rPr>
+      </w:r>
+      <w:r>
+        <w:rPr>
+          <w:lang w:val="en_US" w:bidi="en_US"/>
+        </w:rPr>
         <w:t>One of the saddest effects of false teaching is that the way of truth will be slandered by a watching world. By their immoral and greedy conduct, false teachers bring shame on Christ.</w:t>
       </w:r>
-      <w:r/>
-      <w:r/>
-    </w:p>
-    <w:p>
-      <w:r/>
+      <w:r>
+        <w:rPr>
+          <w:lang w:val="en_US" w:bidi="en_US"/>
+        </w:rPr>
+      </w:r>
+      <w:r>
+        <w:rPr>
+          <w:lang w:val="en_US" w:bidi="en_US"/>
+        </w:rPr>
+      </w:r>
+    </w:p>
+    <w:p>
+      <w:pPr/>
+      <w:r>
+        <w:rPr>
+          <w:lang w:val="en_US" w:bidi="en_US"/>
+        </w:rPr>
+      </w:r>
     </w:p>
     <w:p>
       <w:pPr>
         <w:pStyle w:val="Heading2"/>
       </w:pPr>
       <w:r>
+        <w:rPr>
+          <w:lang w:val="en_US" w:bidi="en_US"/>
+        </w:rPr>
         <w:t>2 Peter 2:4</w:t>
       </w:r>
-      <w:r/>
-    </w:p>
-    <w:p>
-      <w:r/>
-      <w:r>
+      <w:r>
+        <w:rPr>
+          <w:lang w:val="en_US" w:bidi="en_US"/>
+        </w:rPr>
+      </w:r>
+    </w:p>
+    <w:p>
+      <w:pPr/>
+      <w:r>
+        <w:rPr>
+          <w:lang w:val="en_US" w:bidi="en_US"/>
+        </w:rPr>
+      </w:r>
+      <w:r>
+        <w:rPr>
+          <w:lang w:val="en_US" w:bidi="en_US"/>
+        </w:rPr>
         <w:t xml:space="preserve">The first example of judgment is the angels who sinned: The widespread Jewish tradition was that “the sons of God” in </w:t>
       </w:r>
       <w:hyperlink r:id="rId53">
         <w:r>
+          <w:rPr>
+            <w:lang w:val="en_US" w:bidi="en_US"/>
+          </w:rPr>
           <w:rPr>
             <w:color w:val="0000EE"/>
             <w:u w:val="single"/>
@@ -1021,19 +1842,29 @@
         </w:r>
       </w:hyperlink>
       <w:r>
+        <w:rPr>
+          <w:lang w:val="en_US" w:bidi="en_US"/>
+        </w:rPr>
         <w:t xml:space="preserve"> (understood as angels) had intercourse with women and were therefore judged by God at that time (see </w:t>
       </w:r>
       <w:r>
         <w:rPr>
           <w:i/>
+          <w:lang w:val="en_US" w:bidi="en_US"/>
         </w:rPr>
         <w:t>1 Enoch</w:t>
       </w:r>
       <w:r>
+        <w:rPr>
+          <w:lang w:val="en_US" w:bidi="en_US"/>
+        </w:rPr>
         <w:t xml:space="preserve"> 6–10; cp. </w:t>
       </w:r>
       <w:hyperlink r:id="rId54">
         <w:r>
+          <w:rPr>
+            <w:lang w:val="en_US" w:bidi="en_US"/>
+          </w:rPr>
           <w:rPr>
             <w:color w:val="0000EE"/>
             <w:u w:val="single"/>
@@ -1042,10 +1873,16 @@
         </w:r>
       </w:hyperlink>
       <w:r>
+        <w:rPr>
+          <w:lang w:val="en_US" w:bidi="en_US"/>
+        </w:rPr>
         <w:t xml:space="preserve">; </w:t>
       </w:r>
       <w:hyperlink r:id="rId55">
         <w:r>
+          <w:rPr>
+            <w:lang w:val="en_US" w:bidi="en_US"/>
+          </w:rPr>
           <w:rPr>
             <w:color w:val="0000EE"/>
             <w:u w:val="single"/>
@@ -1054,30 +1891,64 @@
         </w:r>
       </w:hyperlink>
       <w:r>
+        <w:rPr>
+          <w:lang w:val="en_US" w:bidi="en_US"/>
+        </w:rPr>
         <w:t>). • in gloomy pits of darkness: This description of the underworld was popular in the ancient world and is probably metaphorical.</w:t>
       </w:r>
-      <w:r/>
-      <w:r/>
-    </w:p>
-    <w:p>
-      <w:r/>
+      <w:r>
+        <w:rPr>
+          <w:lang w:val="en_US" w:bidi="en_US"/>
+        </w:rPr>
+      </w:r>
+      <w:r>
+        <w:rPr>
+          <w:lang w:val="en_US" w:bidi="en_US"/>
+        </w:rPr>
+      </w:r>
+    </w:p>
+    <w:p>
+      <w:pPr/>
+      <w:r>
+        <w:rPr>
+          <w:lang w:val="en_US" w:bidi="en_US"/>
+        </w:rPr>
+      </w:r>
     </w:p>
     <w:p>
       <w:pPr>
         <w:pStyle w:val="Heading2"/>
       </w:pPr>
       <w:r>
+        <w:rPr>
+          <w:lang w:val="en_US" w:bidi="en_US"/>
+        </w:rPr>
         <w:t>2 Peter 2:4–10</w:t>
       </w:r>
-      <w:r/>
-    </w:p>
-    <w:p>
-      <w:r/>
-      <w:r>
+      <w:r>
+        <w:rPr>
+          <w:lang w:val="en_US" w:bidi="en_US"/>
+        </w:rPr>
+      </w:r>
+    </w:p>
+    <w:p>
+      <w:pPr/>
+      <w:r>
+        <w:rPr>
+          <w:lang w:val="en_US" w:bidi="en_US"/>
+        </w:rPr>
+      </w:r>
+      <w:r>
+        <w:rPr>
+          <w:lang w:val="en_US" w:bidi="en_US"/>
+        </w:rPr>
         <w:t xml:space="preserve">Three Old Testament examples of judgment show that God will vindicate those who remain faithful to him and will condemn those who deny him, including the false teachers (see </w:t>
       </w:r>
       <w:hyperlink r:id="rId56">
         <w:r>
+          <w:rPr>
+            <w:lang w:val="en_US" w:bidi="en_US"/>
+          </w:rPr>
           <w:rPr>
             <w:color w:val="0000EE"/>
             <w:u w:val="single"/>
@@ -1086,30 +1957,64 @@
         </w:r>
       </w:hyperlink>
       <w:r>
+        <w:rPr>
+          <w:lang w:val="en_US" w:bidi="en_US"/>
+        </w:rPr>
         <w:t>).</w:t>
       </w:r>
-      <w:r/>
-      <w:r/>
-    </w:p>
-    <w:p>
-      <w:r/>
+      <w:r>
+        <w:rPr>
+          <w:lang w:val="en_US" w:bidi="en_US"/>
+        </w:rPr>
+      </w:r>
+      <w:r>
+        <w:rPr>
+          <w:lang w:val="en_US" w:bidi="en_US"/>
+        </w:rPr>
+      </w:r>
+    </w:p>
+    <w:p>
+      <w:pPr/>
+      <w:r>
+        <w:rPr>
+          <w:lang w:val="en_US" w:bidi="en_US"/>
+        </w:rPr>
+      </w:r>
     </w:p>
     <w:p>
       <w:pPr>
         <w:pStyle w:val="Heading2"/>
       </w:pPr>
       <w:r>
+        <w:rPr>
+          <w:lang w:val="en_US" w:bidi="en_US"/>
+        </w:rPr>
         <w:t>2 Peter 2:5</w:t>
       </w:r>
-      <w:r/>
-    </w:p>
-    <w:p>
-      <w:r/>
-      <w:r>
+      <w:r>
+        <w:rPr>
+          <w:lang w:val="en_US" w:bidi="en_US"/>
+        </w:rPr>
+      </w:r>
+    </w:p>
+    <w:p>
+      <w:pPr/>
+      <w:r>
+        <w:rPr>
+          <w:lang w:val="en_US" w:bidi="en_US"/>
+        </w:rPr>
+      </w:r>
+      <w:r>
+        <w:rPr>
+          <w:lang w:val="en_US" w:bidi="en_US"/>
+        </w:rPr>
         <w:t xml:space="preserve">The second example of judgment is that God did not spare the ancient world at the time of Noah. In the flood, God destroyed all human life apart from Noah and his family (see </w:t>
       </w:r>
       <w:hyperlink r:id="rId57">
         <w:r>
+          <w:rPr>
+            <w:lang w:val="en_US" w:bidi="en_US"/>
+          </w:rPr>
           <w:rPr>
             <w:color w:val="0000EE"/>
             <w:u w:val="single"/>
@@ -1118,30 +2023,64 @@
         </w:r>
       </w:hyperlink>
       <w:r>
+        <w:rPr>
+          <w:lang w:val="en_US" w:bidi="en_US"/>
+        </w:rPr>
         <w:t>).</w:t>
       </w:r>
-      <w:r/>
-      <w:r/>
-    </w:p>
-    <w:p>
-      <w:r/>
+      <w:r>
+        <w:rPr>
+          <w:lang w:val="en_US" w:bidi="en_US"/>
+        </w:rPr>
+      </w:r>
+      <w:r>
+        <w:rPr>
+          <w:lang w:val="en_US" w:bidi="en_US"/>
+        </w:rPr>
+      </w:r>
+    </w:p>
+    <w:p>
+      <w:pPr/>
+      <w:r>
+        <w:rPr>
+          <w:lang w:val="en_US" w:bidi="en_US"/>
+        </w:rPr>
+      </w:r>
     </w:p>
     <w:p>
       <w:pPr>
         <w:pStyle w:val="Heading2"/>
       </w:pPr>
       <w:r>
+        <w:rPr>
+          <w:lang w:val="en_US" w:bidi="en_US"/>
+        </w:rPr>
         <w:t>2 Peter 2:6</w:t>
       </w:r>
-      <w:r/>
-    </w:p>
-    <w:p>
-      <w:r/>
-      <w:r>
+      <w:r>
+        <w:rPr>
+          <w:lang w:val="en_US" w:bidi="en_US"/>
+        </w:rPr>
+      </w:r>
+    </w:p>
+    <w:p>
+      <w:pPr/>
+      <w:r>
+        <w:rPr>
+          <w:lang w:val="en_US" w:bidi="en_US"/>
+        </w:rPr>
+      </w:r>
+      <w:r>
+        <w:rPr>
+          <w:lang w:val="en_US" w:bidi="en_US"/>
+        </w:rPr>
         <w:t>The third example of judgment is that God condemned the cities of Sodom and Gomorrah. The people of these cities were so immoral that God rained down sulfur from heaven to destroy them (</w:t>
       </w:r>
       <w:hyperlink r:id="rId58">
         <w:r>
+          <w:rPr>
+            <w:lang w:val="en_US" w:bidi="en_US"/>
+          </w:rPr>
           <w:rPr>
             <w:color w:val="0000EE"/>
             <w:u w:val="single"/>
@@ -1150,74 +2089,150 @@
         </w:r>
       </w:hyperlink>
       <w:r>
+        <w:rPr>
+          <w:lang w:val="en_US" w:bidi="en_US"/>
+        </w:rPr>
         <w:t>). Peter focuses on the result of this action: The cities were turned into heaps of ashes.</w:t>
       </w:r>
-      <w:r/>
-      <w:r/>
-    </w:p>
-    <w:p>
-      <w:r/>
+      <w:r>
+        <w:rPr>
+          <w:lang w:val="en_US" w:bidi="en_US"/>
+        </w:rPr>
+      </w:r>
+      <w:r>
+        <w:rPr>
+          <w:lang w:val="en_US" w:bidi="en_US"/>
+        </w:rPr>
+      </w:r>
+    </w:p>
+    <w:p>
+      <w:pPr/>
+      <w:r>
+        <w:rPr>
+          <w:lang w:val="en_US" w:bidi="en_US"/>
+        </w:rPr>
+      </w:r>
     </w:p>
     <w:p>
       <w:pPr>
         <w:pStyle w:val="Heading2"/>
       </w:pPr>
       <w:r>
+        <w:rPr>
+          <w:lang w:val="en_US" w:bidi="en_US"/>
+        </w:rPr>
         <w:t>2 Peter 2:7–8</w:t>
       </w:r>
-      <w:r/>
-    </w:p>
-    <w:p>
-      <w:r/>
-      <w:r>
+      <w:r>
+        <w:rPr>
+          <w:lang w:val="en_US" w:bidi="en_US"/>
+        </w:rPr>
+      </w:r>
+    </w:p>
+    <w:p>
+      <w:pPr/>
+      <w:r>
+        <w:rPr>
+          <w:lang w:val="en_US" w:bidi="en_US"/>
+        </w:rPr>
+      </w:r>
+      <w:r>
+        <w:rPr>
+          <w:lang w:val="en_US" w:bidi="en_US"/>
+        </w:rPr>
         <w:t>The Old Testament does not describe Lot as a very righteous man (see “</w:t>
       </w:r>
       <w:r>
+        <w:rPr>
+          <w:lang w:val="en_US" w:bidi="en_US"/>
+        </w:rPr>
         <w:t>Lot</w:t>
       </w:r>
       <w:r>
+        <w:rPr>
+          <w:lang w:val="en_US" w:bidi="en_US"/>
+        </w:rPr>
         <w:t xml:space="preserve">” Profile). However, he stayed mostly faithful to God. Some later Jewish writings also describe him as </w:t>
       </w:r>
       <w:r>
         <w:rPr>
           <w:i/>
+          <w:lang w:val="en_US" w:bidi="en_US"/>
         </w:rPr>
         <w:t>righteous</w:t>
       </w:r>
       <w:r>
+        <w:rPr>
+          <w:lang w:val="en_US" w:bidi="en_US"/>
+        </w:rPr>
         <w:t xml:space="preserve"> (see </w:t>
       </w:r>
       <w:r>
         <w:rPr>
           <w:i/>
+          <w:lang w:val="en_US" w:bidi="en_US"/>
         </w:rPr>
         <w:t>Wisdom of Solomon</w:t>
       </w:r>
       <w:r>
+        <w:rPr>
+          <w:lang w:val="en_US" w:bidi="en_US"/>
+        </w:rPr>
         <w:t xml:space="preserve"> 10:6; 19:17).</w:t>
       </w:r>
-      <w:r/>
-      <w:r/>
-    </w:p>
-    <w:p>
-      <w:r/>
+      <w:r>
+        <w:rPr>
+          <w:lang w:val="en_US" w:bidi="en_US"/>
+        </w:rPr>
+      </w:r>
+      <w:r>
+        <w:rPr>
+          <w:lang w:val="en_US" w:bidi="en_US"/>
+        </w:rPr>
+      </w:r>
+    </w:p>
+    <w:p>
+      <w:pPr/>
+      <w:r>
+        <w:rPr>
+          <w:lang w:val="en_US" w:bidi="en_US"/>
+        </w:rPr>
+      </w:r>
     </w:p>
     <w:p>
       <w:pPr>
         <w:pStyle w:val="Heading2"/>
       </w:pPr>
       <w:r>
+        <w:rPr>
+          <w:lang w:val="en_US" w:bidi="en_US"/>
+        </w:rPr>
         <w:t>2 Peter 2:9</w:t>
       </w:r>
-      <w:r/>
-    </w:p>
-    <w:p>
-      <w:r/>
-      <w:r>
+      <w:r>
+        <w:rPr>
+          <w:lang w:val="en_US" w:bidi="en_US"/>
+        </w:rPr>
+      </w:r>
+    </w:p>
+    <w:p>
+      <w:pPr/>
+      <w:r>
+        <w:rPr>
+          <w:lang w:val="en_US" w:bidi="en_US"/>
+        </w:rPr>
+      </w:r>
+      <w:r>
+        <w:rPr>
+          <w:lang w:val="en_US" w:bidi="en_US"/>
+        </w:rPr>
         <w:t>the Lord knows how to rescue godly people from their trials: As illustrated by Noah’s family (</w:t>
       </w:r>
       <w:hyperlink r:id="rId59">
         <w:r>
+          <w:rPr>
+            <w:lang w:val="en_US" w:bidi="en_US"/>
+          </w:rPr>
           <w:rPr>
             <w:color w:val="0000EE"/>
             <w:u w:val="single"/>
@@ -1226,10 +2241,16 @@
         </w:r>
       </w:hyperlink>
       <w:r>
+        <w:rPr>
+          <w:lang w:val="en_US" w:bidi="en_US"/>
+        </w:rPr>
         <w:t>) and Lot (</w:t>
       </w:r>
       <w:hyperlink r:id="rId60">
         <w:r>
+          <w:rPr>
+            <w:lang w:val="en_US" w:bidi="en_US"/>
+          </w:rPr>
           <w:rPr>
             <w:color w:val="0000EE"/>
             <w:u w:val="single"/>
@@ -1238,30 +2259,64 @@
         </w:r>
       </w:hyperlink>
       <w:r>
+        <w:rPr>
+          <w:lang w:val="en_US" w:bidi="en_US"/>
+        </w:rPr>
         <w:t>), the Lord is faithful to his own people. Peter’s readers needed assurance that their struggles to live godly lives in the face of false teaching and the world’s scorn would be rewarded.</w:t>
       </w:r>
-      <w:r/>
-      <w:r/>
-    </w:p>
-    <w:p>
-      <w:r/>
+      <w:r>
+        <w:rPr>
+          <w:lang w:val="en_US" w:bidi="en_US"/>
+        </w:rPr>
+      </w:r>
+      <w:r>
+        <w:rPr>
+          <w:lang w:val="en_US" w:bidi="en_US"/>
+        </w:rPr>
+      </w:r>
+    </w:p>
+    <w:p>
+      <w:pPr/>
+      <w:r>
+        <w:rPr>
+          <w:lang w:val="en_US" w:bidi="en_US"/>
+        </w:rPr>
+      </w:r>
     </w:p>
     <w:p>
       <w:pPr>
         <w:pStyle w:val="Heading2"/>
       </w:pPr>
       <w:r>
+        <w:rPr>
+          <w:lang w:val="en_US" w:bidi="en_US"/>
+        </w:rPr>
         <w:t>2 Peter 2:10a</w:t>
       </w:r>
-      <w:r/>
-    </w:p>
-    <w:p>
-      <w:r/>
-      <w:r>
+      <w:r>
+        <w:rPr>
+          <w:lang w:val="en_US" w:bidi="en_US"/>
+        </w:rPr>
+      </w:r>
+    </w:p>
+    <w:p>
+      <w:pPr/>
+      <w:r>
+        <w:rPr>
+          <w:lang w:val="en_US" w:bidi="en_US"/>
+        </w:rPr>
+      </w:r>
+      <w:r>
+        <w:rPr>
+          <w:lang w:val="en_US" w:bidi="en_US"/>
+        </w:rPr>
         <w:t xml:space="preserve">twisted sexual desire: The reference is to illicit sexual desire generally and possibly to homosexuality in particular (cp. reference to Sodom and Gomorrah, </w:t>
       </w:r>
       <w:hyperlink r:id="rId61">
         <w:r>
+          <w:rPr>
+            <w:lang w:val="en_US" w:bidi="en_US"/>
+          </w:rPr>
           <w:rPr>
             <w:color w:val="0000EE"/>
             <w:u w:val="single"/>
@@ -1270,30 +2325,64 @@
         </w:r>
       </w:hyperlink>
       <w:r>
+        <w:rPr>
+          <w:lang w:val="en_US" w:bidi="en_US"/>
+        </w:rPr>
         <w:t>). • The false teachers were so arrogant that they refused to listen to any authority but their own.</w:t>
       </w:r>
-      <w:r/>
-      <w:r/>
-    </w:p>
-    <w:p>
-      <w:r/>
+      <w:r>
+        <w:rPr>
+          <w:lang w:val="en_US" w:bidi="en_US"/>
+        </w:rPr>
+      </w:r>
+      <w:r>
+        <w:rPr>
+          <w:lang w:val="en_US" w:bidi="en_US"/>
+        </w:rPr>
+      </w:r>
+    </w:p>
+    <w:p>
+      <w:pPr/>
+      <w:r>
+        <w:rPr>
+          <w:lang w:val="en_US" w:bidi="en_US"/>
+        </w:rPr>
+      </w:r>
     </w:p>
     <w:p>
       <w:pPr>
         <w:pStyle w:val="Heading2"/>
       </w:pPr>
       <w:r>
+        <w:rPr>
+          <w:lang w:val="en_US" w:bidi="en_US"/>
+        </w:rPr>
         <w:t>2 Peter 2:10b</w:t>
       </w:r>
-      <w:r/>
-    </w:p>
-    <w:p>
-      <w:r/>
-      <w:r>
+      <w:r>
+        <w:rPr>
+          <w:lang w:val="en_US" w:bidi="en_US"/>
+        </w:rPr>
+      </w:r>
+    </w:p>
+    <w:p>
+      <w:pPr/>
+      <w:r>
+        <w:rPr>
+          <w:lang w:val="en_US" w:bidi="en_US"/>
+        </w:rPr>
+      </w:r>
+      <w:r>
+        <w:rPr>
+          <w:lang w:val="en_US" w:bidi="en_US"/>
+        </w:rPr>
         <w:t xml:space="preserve">supernatural beings: Probably evil angels, in contrast to the angels of </w:t>
       </w:r>
       <w:hyperlink r:id="rId62">
         <w:r>
+          <w:rPr>
+            <w:lang w:val="en_US" w:bidi="en_US"/>
+          </w:rPr>
           <w:rPr>
             <w:color w:val="0000EE"/>
             <w:u w:val="single"/>
@@ -1302,79 +2391,173 @@
         </w:r>
       </w:hyperlink>
       <w:r>
+        <w:rPr>
+          <w:lang w:val="en_US" w:bidi="en_US"/>
+        </w:rPr>
         <w:t>. It is wrong to scoff even at evil angels, because they bear the mark of their glorious origin—they have real power and pose a real threat to humans.</w:t>
       </w:r>
-      <w:r/>
-      <w:r/>
-    </w:p>
-    <w:p>
-      <w:r/>
+      <w:r>
+        <w:rPr>
+          <w:lang w:val="en_US" w:bidi="en_US"/>
+        </w:rPr>
+      </w:r>
+      <w:r>
+        <w:rPr>
+          <w:lang w:val="en_US" w:bidi="en_US"/>
+        </w:rPr>
+      </w:r>
+    </w:p>
+    <w:p>
+      <w:pPr/>
+      <w:r>
+        <w:rPr>
+          <w:lang w:val="en_US" w:bidi="en_US"/>
+        </w:rPr>
+      </w:r>
     </w:p>
     <w:p>
       <w:pPr>
         <w:pStyle w:val="Heading2"/>
       </w:pPr>
       <w:r>
+        <w:rPr>
+          <w:lang w:val="en_US" w:bidi="en_US"/>
+        </w:rPr>
         <w:t>2 Peter 2:10–16</w:t>
       </w:r>
-      <w:r/>
-    </w:p>
-    <w:p>
-      <w:r/>
-      <w:r>
+      <w:r>
+        <w:rPr>
+          <w:lang w:val="en_US" w:bidi="en_US"/>
+        </w:rPr>
+      </w:r>
+    </w:p>
+    <w:p>
+      <w:pPr/>
+      <w:r>
+        <w:rPr>
+          <w:lang w:val="en_US" w:bidi="en_US"/>
+        </w:rPr>
+      </w:r>
+      <w:r>
+        <w:rPr>
+          <w:lang w:val="en_US" w:bidi="en_US"/>
+        </w:rPr>
         <w:t>This profile of the false teachers focuses more on how they were living than on what they were teaching.</w:t>
       </w:r>
-      <w:r/>
-      <w:r/>
-    </w:p>
-    <w:p>
-      <w:r/>
+      <w:r>
+        <w:rPr>
+          <w:lang w:val="en_US" w:bidi="en_US"/>
+        </w:rPr>
+      </w:r>
+      <w:r>
+        <w:rPr>
+          <w:lang w:val="en_US" w:bidi="en_US"/>
+        </w:rPr>
+      </w:r>
+    </w:p>
+    <w:p>
+      <w:pPr/>
+      <w:r>
+        <w:rPr>
+          <w:lang w:val="en_US" w:bidi="en_US"/>
+        </w:rPr>
+      </w:r>
     </w:p>
     <w:p>
       <w:pPr>
         <w:pStyle w:val="Heading2"/>
       </w:pPr>
       <w:r>
+        <w:rPr>
+          <w:lang w:val="en_US" w:bidi="en_US"/>
+        </w:rPr>
         <w:t>2 Peter 2:11</w:t>
       </w:r>
-      <w:r/>
-    </w:p>
-    <w:p>
-      <w:r/>
-      <w:r>
+      <w:r>
+        <w:rPr>
+          <w:lang w:val="en_US" w:bidi="en_US"/>
+        </w:rPr>
+      </w:r>
+    </w:p>
+    <w:p>
+      <w:pPr/>
+      <w:r>
+        <w:rPr>
+          <w:lang w:val="en_US" w:bidi="en_US"/>
+        </w:rPr>
+      </w:r>
+      <w:r>
+        <w:rPr>
+          <w:lang w:val="en_US" w:bidi="en_US"/>
+        </w:rPr>
         <w:t xml:space="preserve">Even angels </w:t>
       </w:r>
       <w:r>
         <w:rPr>
           <w:i/>
+          <w:lang w:val="en_US" w:bidi="en_US"/>
         </w:rPr>
         <w:t>. . .</w:t>
       </w:r>
       <w:r>
+        <w:rPr>
+          <w:lang w:val="en_US" w:bidi="en_US"/>
+        </w:rPr>
         <w:t xml:space="preserve"> do not dare to charge evil supernatural beings with blasphemy, but the false teachers were so arrogant that they did not hesitate to do so.</w:t>
       </w:r>
-      <w:r/>
-      <w:r/>
-    </w:p>
-    <w:p>
-      <w:r/>
+      <w:r>
+        <w:rPr>
+          <w:lang w:val="en_US" w:bidi="en_US"/>
+        </w:rPr>
+      </w:r>
+      <w:r>
+        <w:rPr>
+          <w:lang w:val="en_US" w:bidi="en_US"/>
+        </w:rPr>
+      </w:r>
+    </w:p>
+    <w:p>
+      <w:pPr/>
+      <w:r>
+        <w:rPr>
+          <w:lang w:val="en_US" w:bidi="en_US"/>
+        </w:rPr>
+      </w:r>
     </w:p>
     <w:p>
       <w:pPr>
         <w:pStyle w:val="Heading2"/>
       </w:pPr>
       <w:r>
+        <w:rPr>
+          <w:lang w:val="en_US" w:bidi="en_US"/>
+        </w:rPr>
         <w:t>2 Peter 2:13</w:t>
       </w:r>
-      <w:r/>
-    </w:p>
-    <w:p>
-      <w:r/>
-      <w:r>
+      <w:r>
+        <w:rPr>
+          <w:lang w:val="en_US" w:bidi="en_US"/>
+        </w:rPr>
+      </w:r>
+    </w:p>
+    <w:p>
+      <w:pPr/>
+      <w:r>
+        <w:rPr>
+          <w:lang w:val="en_US" w:bidi="en_US"/>
+        </w:rPr>
+      </w:r>
+      <w:r>
+        <w:rPr>
+          <w:lang w:val="en_US" w:bidi="en_US"/>
+        </w:rPr>
         <w:t xml:space="preserve">They delight in deception even as they eat with you in your fellowship meals: Cp. </w:t>
       </w:r>
       <w:hyperlink r:id="rId63">
         <w:r>
+          <w:rPr>
+            <w:lang w:val="en_US" w:bidi="en_US"/>
+          </w:rPr>
           <w:rPr>
             <w:color w:val="0000EE"/>
             <w:u w:val="single"/>
@@ -1383,10 +2566,16 @@
         </w:r>
       </w:hyperlink>
       <w:r>
+        <w:rPr>
+          <w:lang w:val="en_US" w:bidi="en_US"/>
+        </w:rPr>
         <w:t xml:space="preserve">. Christians often ate fellowship meals together in celebration of the Lord (see </w:t>
       </w:r>
       <w:hyperlink r:id="rId64">
         <w:r>
+          <w:rPr>
+            <w:lang w:val="en_US" w:bidi="en_US"/>
+          </w:rPr>
           <w:rPr>
             <w:color w:val="0000EE"/>
             <w:u w:val="single"/>
@@ -1395,10 +2584,16 @@
         </w:r>
       </w:hyperlink>
       <w:r>
+        <w:rPr>
+          <w:lang w:val="en_US" w:bidi="en_US"/>
+        </w:rPr>
         <w:t xml:space="preserve">; </w:t>
       </w:r>
       <w:hyperlink r:id="rId65">
         <w:r>
+          <w:rPr>
+            <w:lang w:val="en_US" w:bidi="en_US"/>
+          </w:rPr>
           <w:rPr>
             <w:color w:val="0000EE"/>
             <w:u w:val="single"/>
@@ -1407,46 +2602,68 @@
         </w:r>
       </w:hyperlink>
       <w:r>
+        <w:rPr>
+          <w:lang w:val="en_US" w:bidi="en_US"/>
+        </w:rPr>
         <w:t xml:space="preserve">). The false teachers were using these mealtimes as opportunities to deceive true believers. Some manuscripts read </w:t>
       </w:r>
       <w:r>
         <w:rPr>
           <w:i/>
+          <w:lang w:val="en_US" w:bidi="en_US"/>
         </w:rPr>
         <w:t>They delight</w:t>
       </w:r>
       <w:r>
+        <w:rPr>
+          <w:lang w:val="en_US" w:bidi="en_US"/>
+        </w:rPr>
         <w:t xml:space="preserve"> (or </w:t>
       </w:r>
       <w:r>
         <w:rPr>
           <w:i/>
+          <w:lang w:val="en_US" w:bidi="en_US"/>
         </w:rPr>
         <w:t>revel,</w:t>
       </w:r>
       <w:r>
+        <w:rPr>
+          <w:lang w:val="en_US" w:bidi="en_US"/>
+        </w:rPr>
         <w:t xml:space="preserve"> or </w:t>
       </w:r>
       <w:r>
         <w:rPr>
           <w:i/>
+          <w:lang w:val="en_US" w:bidi="en_US"/>
         </w:rPr>
         <w:t>carouse</w:t>
       </w:r>
       <w:r>
+        <w:rPr>
+          <w:lang w:val="en_US" w:bidi="en_US"/>
+        </w:rPr>
         <w:t xml:space="preserve">) </w:t>
       </w:r>
       <w:r>
         <w:rPr>
           <w:i/>
+          <w:lang w:val="en_US" w:bidi="en_US"/>
         </w:rPr>
         <w:t>in their fellowship meals as they eat with you.</w:t>
       </w:r>
       <w:r>
+        <w:rPr>
+          <w:lang w:val="en_US" w:bidi="en_US"/>
+        </w:rPr>
         <w:t xml:space="preserve"> If this reading is correct, they were using the fellowship meals for self-indulgence (cp. </w:t>
       </w:r>
       <w:hyperlink r:id="rId66">
         <w:r>
+          <w:rPr>
+            <w:lang w:val="en_US" w:bidi="en_US"/>
+          </w:rPr>
           <w:rPr>
             <w:color w:val="0000EE"/>
             <w:u w:val="single"/>
@@ -1455,30 +2672,64 @@
         </w:r>
       </w:hyperlink>
       <w:r>
+        <w:rPr>
+          <w:lang w:val="en_US" w:bidi="en_US"/>
+        </w:rPr>
         <w:t>).</w:t>
       </w:r>
-      <w:r/>
-      <w:r/>
-    </w:p>
-    <w:p>
-      <w:r/>
+      <w:r>
+        <w:rPr>
+          <w:lang w:val="en_US" w:bidi="en_US"/>
+        </w:rPr>
+      </w:r>
+      <w:r>
+        <w:rPr>
+          <w:lang w:val="en_US" w:bidi="en_US"/>
+        </w:rPr>
+      </w:r>
+    </w:p>
+    <w:p>
+      <w:pPr/>
+      <w:r>
+        <w:rPr>
+          <w:lang w:val="en_US" w:bidi="en_US"/>
+        </w:rPr>
+      </w:r>
     </w:p>
     <w:p>
       <w:pPr>
         <w:pStyle w:val="Heading2"/>
       </w:pPr>
       <w:r>
+        <w:rPr>
+          <w:lang w:val="en_US" w:bidi="en_US"/>
+        </w:rPr>
         <w:t>2 Peter 2:15</w:t>
       </w:r>
-      <w:r/>
-    </w:p>
-    <w:p>
-      <w:r/>
-      <w:r>
+      <w:r>
+        <w:rPr>
+          <w:lang w:val="en_US" w:bidi="en_US"/>
+        </w:rPr>
+      </w:r>
+    </w:p>
+    <w:p>
+      <w:pPr/>
+      <w:r>
+        <w:rPr>
+          <w:lang w:val="en_US" w:bidi="en_US"/>
+        </w:rPr>
+      </w:r>
+      <w:r>
+        <w:rPr>
+          <w:lang w:val="en_US" w:bidi="en_US"/>
+        </w:rPr>
         <w:t xml:space="preserve">who loved to earn money by doing wrong: Despite consulting with God about what he should do, Balaam was determined to go his own way in hopes of receiving Balak’s money (see </w:t>
       </w:r>
       <w:hyperlink r:id="rId67">
         <w:r>
+          <w:rPr>
+            <w:lang w:val="en_US" w:bidi="en_US"/>
+          </w:rPr>
           <w:rPr>
             <w:color w:val="0000EE"/>
             <w:u w:val="single"/>
@@ -1487,97 +2738,199 @@
         </w:r>
       </w:hyperlink>
       <w:r>
+        <w:rPr>
+          <w:lang w:val="en_US" w:bidi="en_US"/>
+        </w:rPr>
         <w:t xml:space="preserve">). The Old Testament account hints at Balaam’s greed, and Jewish tradition developed this theme (see </w:t>
       </w:r>
       <w:r>
         <w:rPr>
           <w:i/>
+          <w:lang w:val="en_US" w:bidi="en_US"/>
         </w:rPr>
         <w:t>Numbers Rabbah</w:t>
       </w:r>
       <w:r>
+        <w:rPr>
+          <w:lang w:val="en_US" w:bidi="en_US"/>
+        </w:rPr>
         <w:t xml:space="preserve"> 20:10; </w:t>
       </w:r>
       <w:r>
         <w:rPr>
           <w:i/>
+          <w:lang w:val="en_US" w:bidi="en_US"/>
         </w:rPr>
         <w:t>Mishnah Avot</w:t>
       </w:r>
       <w:r>
+        <w:rPr>
+          <w:lang w:val="en_US" w:bidi="en_US"/>
+        </w:rPr>
         <w:t xml:space="preserve"> 5:22; Philo, </w:t>
       </w:r>
       <w:r>
         <w:rPr>
           <w:i/>
+          <w:lang w:val="en_US" w:bidi="en_US"/>
         </w:rPr>
         <w:t>Moses</w:t>
       </w:r>
       <w:r>
+        <w:rPr>
+          <w:lang w:val="en_US" w:bidi="en_US"/>
+        </w:rPr>
         <w:t xml:space="preserve"> 1:266–268).</w:t>
       </w:r>
-      <w:r/>
-      <w:r/>
-    </w:p>
-    <w:p>
-      <w:r/>
+      <w:r>
+        <w:rPr>
+          <w:lang w:val="en_US" w:bidi="en_US"/>
+        </w:rPr>
+      </w:r>
+      <w:r>
+        <w:rPr>
+          <w:lang w:val="en_US" w:bidi="en_US"/>
+        </w:rPr>
+      </w:r>
+    </w:p>
+    <w:p>
+      <w:pPr/>
+      <w:r>
+        <w:rPr>
+          <w:lang w:val="en_US" w:bidi="en_US"/>
+        </w:rPr>
+      </w:r>
     </w:p>
     <w:p>
       <w:pPr>
         <w:pStyle w:val="Heading2"/>
       </w:pPr>
       <w:r>
+        <w:rPr>
+          <w:lang w:val="en_US" w:bidi="en_US"/>
+        </w:rPr>
         <w:t>2 Peter 2:17–22</w:t>
       </w:r>
-      <w:r/>
-    </w:p>
-    <w:p>
-      <w:r/>
-      <w:r>
+      <w:r>
+        <w:rPr>
+          <w:lang w:val="en_US" w:bidi="en_US"/>
+        </w:rPr>
+      </w:r>
+    </w:p>
+    <w:p>
+      <w:pPr/>
+      <w:r>
+        <w:rPr>
+          <w:lang w:val="en_US" w:bidi="en_US"/>
+        </w:rPr>
+      </w:r>
+      <w:r>
+        <w:rPr>
+          <w:lang w:val="en_US" w:bidi="en_US"/>
+        </w:rPr>
         <w:t xml:space="preserve"> Peter continues his description of the false teachers by explaining their effect on other people.</w:t>
       </w:r>
-      <w:r/>
-      <w:r/>
-    </w:p>
-    <w:p>
-      <w:r/>
+      <w:r>
+        <w:rPr>
+          <w:lang w:val="en_US" w:bidi="en_US"/>
+        </w:rPr>
+      </w:r>
+      <w:r>
+        <w:rPr>
+          <w:lang w:val="en_US" w:bidi="en_US"/>
+        </w:rPr>
+      </w:r>
+    </w:p>
+    <w:p>
+      <w:pPr/>
+      <w:r>
+        <w:rPr>
+          <w:lang w:val="en_US" w:bidi="en_US"/>
+        </w:rPr>
+      </w:r>
     </w:p>
     <w:p>
       <w:pPr>
         <w:pStyle w:val="Heading2"/>
       </w:pPr>
       <w:r>
+        <w:rPr>
+          <w:lang w:val="en_US" w:bidi="en_US"/>
+        </w:rPr>
         <w:t>2 Peter 2:18</w:t>
       </w:r>
-      <w:r/>
-    </w:p>
-    <w:p>
-      <w:r/>
-      <w:r>
+      <w:r>
+        <w:rPr>
+          <w:lang w:val="en_US" w:bidi="en_US"/>
+        </w:rPr>
+      </w:r>
+    </w:p>
+    <w:p>
+      <w:pPr/>
+      <w:r>
+        <w:rPr>
+          <w:lang w:val="en_US" w:bidi="en_US"/>
+        </w:rPr>
+      </w:r>
+      <w:r>
+        <w:rPr>
+          <w:lang w:val="en_US" w:bidi="en_US"/>
+        </w:rPr>
         <w:t>those who have barely escaped: The false teachers cleverly targeted new converts, people who had only recently committed themselves to Christ.</w:t>
       </w:r>
-      <w:r/>
-      <w:r/>
-    </w:p>
-    <w:p>
-      <w:r/>
+      <w:r>
+        <w:rPr>
+          <w:lang w:val="en_US" w:bidi="en_US"/>
+        </w:rPr>
+      </w:r>
+      <w:r>
+        <w:rPr>
+          <w:lang w:val="en_US" w:bidi="en_US"/>
+        </w:rPr>
+      </w:r>
+    </w:p>
+    <w:p>
+      <w:pPr/>
+      <w:r>
+        <w:rPr>
+          <w:lang w:val="en_US" w:bidi="en_US"/>
+        </w:rPr>
+      </w:r>
     </w:p>
     <w:p>
       <w:pPr>
         <w:pStyle w:val="Heading2"/>
       </w:pPr>
       <w:r>
+        <w:rPr>
+          <w:lang w:val="en_US" w:bidi="en_US"/>
+        </w:rPr>
         <w:t>2 Peter 2:19</w:t>
       </w:r>
-      <w:r/>
-    </w:p>
-    <w:p>
-      <w:r/>
-      <w:r>
+      <w:r>
+        <w:rPr>
+          <w:lang w:val="en_US" w:bidi="en_US"/>
+        </w:rPr>
+      </w:r>
+    </w:p>
+    <w:p>
+      <w:pPr/>
+      <w:r>
+        <w:rPr>
+          <w:lang w:val="en_US" w:bidi="en_US"/>
+        </w:rPr>
+      </w:r>
+      <w:r>
+        <w:rPr>
+          <w:lang w:val="en_US" w:bidi="en_US"/>
+        </w:rPr>
         <w:t>One of the great lures of false teaching through the centuries has been the promise of freedom from authority, but such freedom is illusory (</w:t>
       </w:r>
       <w:hyperlink r:id="rId68">
         <w:r>
+          <w:rPr>
+            <w:lang w:val="en_US" w:bidi="en_US"/>
+          </w:rPr>
           <w:rPr>
             <w:color w:val="0000EE"/>
             <w:u w:val="single"/>
@@ -1586,10 +2939,16 @@
         </w:r>
       </w:hyperlink>
       <w:r>
+        <w:rPr>
+          <w:lang w:val="en_US" w:bidi="en_US"/>
+        </w:rPr>
         <w:t xml:space="preserve">). The false teachers, while reveling in their freedom from authority (see </w:t>
       </w:r>
       <w:hyperlink r:id="rId69">
         <w:r>
+          <w:rPr>
+            <w:lang w:val="en_US" w:bidi="en_US"/>
+          </w:rPr>
           <w:rPr>
             <w:color w:val="0000EE"/>
             <w:u w:val="single"/>
@@ -1598,163 +2957,355 @@
         </w:r>
       </w:hyperlink>
       <w:r>
+        <w:rPr>
+          <w:lang w:val="en_US" w:bidi="en_US"/>
+        </w:rPr>
         <w:t>), were in fact slaves to sin and corruption.</w:t>
       </w:r>
-      <w:r/>
-      <w:r/>
-    </w:p>
-    <w:p>
-      <w:r/>
+      <w:r>
+        <w:rPr>
+          <w:lang w:val="en_US" w:bidi="en_US"/>
+        </w:rPr>
+      </w:r>
+      <w:r>
+        <w:rPr>
+          <w:lang w:val="en_US" w:bidi="en_US"/>
+        </w:rPr>
+      </w:r>
+    </w:p>
+    <w:p>
+      <w:pPr/>
+      <w:r>
+        <w:rPr>
+          <w:lang w:val="en_US" w:bidi="en_US"/>
+        </w:rPr>
+      </w:r>
     </w:p>
     <w:p>
       <w:pPr>
         <w:pStyle w:val="Heading2"/>
       </w:pPr>
       <w:r>
+        <w:rPr>
+          <w:lang w:val="en_US" w:bidi="en_US"/>
+        </w:rPr>
         <w:t>2 Peter 2:20</w:t>
       </w:r>
-      <w:r/>
-    </w:p>
-    <w:p>
-      <w:r/>
-      <w:r>
+      <w:r>
+        <w:rPr>
+          <w:lang w:val="en_US" w:bidi="en_US"/>
+        </w:rPr>
+      </w:r>
+    </w:p>
+    <w:p>
+      <w:pPr/>
+      <w:r>
+        <w:rPr>
+          <w:lang w:val="en_US" w:bidi="en_US"/>
+        </w:rPr>
+      </w:r>
+      <w:r>
+        <w:rPr>
+          <w:lang w:val="en_US" w:bidi="en_US"/>
+        </w:rPr>
         <w:t>they are worse off than before: The false teachers or their followers had known the truth, but their deliberate rejection of that truth put them in a far worse situation than when they ignorantly lived in sin.</w:t>
       </w:r>
-      <w:r/>
-      <w:r/>
-    </w:p>
-    <w:p>
-      <w:r/>
+      <w:r>
+        <w:rPr>
+          <w:lang w:val="en_US" w:bidi="en_US"/>
+        </w:rPr>
+      </w:r>
+      <w:r>
+        <w:rPr>
+          <w:lang w:val="en_US" w:bidi="en_US"/>
+        </w:rPr>
+      </w:r>
+    </w:p>
+    <w:p>
+      <w:pPr/>
+      <w:r>
+        <w:rPr>
+          <w:lang w:val="en_US" w:bidi="en_US"/>
+        </w:rPr>
+      </w:r>
     </w:p>
     <w:p>
       <w:pPr>
         <w:pStyle w:val="Heading2"/>
       </w:pPr>
       <w:r>
+        <w:rPr>
+          <w:lang w:val="en_US" w:bidi="en_US"/>
+        </w:rPr>
         <w:t>2 Peter 2:22</w:t>
       </w:r>
-      <w:r/>
-    </w:p>
-    <w:p>
-      <w:r/>
-      <w:r>
+      <w:r>
+        <w:rPr>
+          <w:lang w:val="en_US" w:bidi="en_US"/>
+        </w:rPr>
+      </w:r>
+    </w:p>
+    <w:p>
+      <w:pPr/>
+      <w:r>
+        <w:rPr>
+          <w:lang w:val="en_US" w:bidi="en_US"/>
+        </w:rPr>
+      </w:r>
+      <w:r>
+        <w:rPr>
+          <w:lang w:val="en_US" w:bidi="en_US"/>
+        </w:rPr>
         <w:t xml:space="preserve">“A dog returns to its vomit”: Dogs were not seen as friendly family pets but as wild and filthy beasts. • “A washed pig returns to the mud”: This proverb might go back to a popular book of sayings called </w:t>
       </w:r>
       <w:r>
         <w:rPr>
           <w:i/>
+          <w:lang w:val="en_US" w:bidi="en_US"/>
         </w:rPr>
         <w:t>Ahiqar</w:t>
       </w:r>
       <w:r>
+        <w:rPr>
+          <w:lang w:val="en_US" w:bidi="en_US"/>
+        </w:rPr>
         <w:t xml:space="preserve"> from around 500 BC, which reads, “My son, you have been to me like the pig who went into the hot bath with people of quality, and when it came out of the hot bath, it saw a filthy hole and went down and wallowed in it” (</w:t>
       </w:r>
       <w:r>
         <w:rPr>
           <w:i/>
+          <w:lang w:val="en_US" w:bidi="en_US"/>
         </w:rPr>
         <w:t>Ahiqar</w:t>
       </w:r>
       <w:r>
+        <w:rPr>
+          <w:lang w:val="en_US" w:bidi="en_US"/>
+        </w:rPr>
         <w:t xml:space="preserve"> 8:18).</w:t>
       </w:r>
-      <w:r/>
-      <w:r/>
-    </w:p>
-    <w:p>
-      <w:r/>
+      <w:r>
+        <w:rPr>
+          <w:lang w:val="en_US" w:bidi="en_US"/>
+        </w:rPr>
+      </w:r>
+      <w:r>
+        <w:rPr>
+          <w:lang w:val="en_US" w:bidi="en_US"/>
+        </w:rPr>
+      </w:r>
+    </w:p>
+    <w:p>
+      <w:pPr/>
+      <w:r>
+        <w:rPr>
+          <w:lang w:val="en_US" w:bidi="en_US"/>
+        </w:rPr>
+      </w:r>
     </w:p>
     <w:p>
       <w:pPr>
         <w:pStyle w:val="Heading2"/>
       </w:pPr>
       <w:r>
+        <w:rPr>
+          <w:lang w:val="en_US" w:bidi="en_US"/>
+        </w:rPr>
         <w:t>2 Peter 3:1</w:t>
       </w:r>
-      <w:r/>
-    </w:p>
-    <w:p>
-      <w:r/>
-      <w:r>
+      <w:r>
+        <w:rPr>
+          <w:lang w:val="en_US" w:bidi="en_US"/>
+        </w:rPr>
+      </w:r>
+    </w:p>
+    <w:p>
+      <w:pPr/>
+      <w:r>
+        <w:rPr>
+          <w:lang w:val="en_US" w:bidi="en_US"/>
+        </w:rPr>
+      </w:r>
+      <w:r>
+        <w:rPr>
+          <w:lang w:val="en_US" w:bidi="en_US"/>
+        </w:rPr>
         <w:t>This is my second letter to you: The previous letter was probably 1 Peter.</w:t>
       </w:r>
-      <w:r/>
-      <w:r/>
-    </w:p>
-    <w:p>
-      <w:r/>
+      <w:r>
+        <w:rPr>
+          <w:lang w:val="en_US" w:bidi="en_US"/>
+        </w:rPr>
+      </w:r>
+      <w:r>
+        <w:rPr>
+          <w:lang w:val="en_US" w:bidi="en_US"/>
+        </w:rPr>
+      </w:r>
+    </w:p>
+    <w:p>
+      <w:pPr/>
+      <w:r>
+        <w:rPr>
+          <w:lang w:val="en_US" w:bidi="en_US"/>
+        </w:rPr>
+      </w:r>
     </w:p>
     <w:p>
       <w:pPr>
         <w:pStyle w:val="Heading2"/>
       </w:pPr>
       <w:r>
+        <w:rPr>
+          <w:lang w:val="en_US" w:bidi="en_US"/>
+        </w:rPr>
         <w:t>2 Peter 3:1–13</w:t>
       </w:r>
-      <w:r/>
-    </w:p>
-    <w:p>
-      <w:r/>
-      <w:r>
+      <w:r>
+        <w:rPr>
+          <w:lang w:val="en_US" w:bidi="en_US"/>
+        </w:rPr>
+      </w:r>
+    </w:p>
+    <w:p>
+      <w:pPr/>
+      <w:r>
+        <w:rPr>
+          <w:lang w:val="en_US" w:bidi="en_US"/>
+        </w:rPr>
+      </w:r>
+      <w:r>
+        <w:rPr>
+          <w:lang w:val="en_US" w:bidi="en_US"/>
+        </w:rPr>
         <w:t>Peter shifts from denunciation of false teachers to exhortation of believers. The false teachers’ skepticism about Christ’s return required clear teaching. Christians need to hold onto the apostolic message about the day of judgment and live godly lives in anticipation of that day.</w:t>
       </w:r>
-      <w:r/>
-      <w:r/>
-    </w:p>
-    <w:p>
-      <w:r/>
+      <w:r>
+        <w:rPr>
+          <w:lang w:val="en_US" w:bidi="en_US"/>
+        </w:rPr>
+      </w:r>
+      <w:r>
+        <w:rPr>
+          <w:lang w:val="en_US" w:bidi="en_US"/>
+        </w:rPr>
+      </w:r>
+    </w:p>
+    <w:p>
+      <w:pPr/>
+      <w:r>
+        <w:rPr>
+          <w:lang w:val="en_US" w:bidi="en_US"/>
+        </w:rPr>
+      </w:r>
     </w:p>
     <w:p>
       <w:pPr>
         <w:pStyle w:val="Heading2"/>
       </w:pPr>
       <w:r>
+        <w:rPr>
+          <w:lang w:val="en_US" w:bidi="en_US"/>
+        </w:rPr>
         <w:t>2 Peter 3:2</w:t>
       </w:r>
-      <w:r/>
-    </w:p>
-    <w:p>
-      <w:r/>
-      <w:r>
+      <w:r>
+        <w:rPr>
+          <w:lang w:val="en_US" w:bidi="en_US"/>
+        </w:rPr>
+      </w:r>
+    </w:p>
+    <w:p>
+      <w:pPr/>
+      <w:r>
+        <w:rPr>
+          <w:lang w:val="en_US" w:bidi="en_US"/>
+        </w:rPr>
+      </w:r>
+      <w:r>
+        <w:rPr>
+          <w:lang w:val="en_US" w:bidi="en_US"/>
+        </w:rPr>
         <w:t xml:space="preserve">The holy prophets of the Old Testament predicted the day of the Lord, when God would judge his enemies (see </w:t>
       </w:r>
       <w:r>
+        <w:rPr>
+          <w:lang w:val="en_US" w:bidi="en_US"/>
+        </w:rPr>
         <w:t>study note on 1:19</w:t>
       </w:r>
       <w:r>
+        <w:rPr>
+          <w:lang w:val="en_US" w:bidi="en_US"/>
+        </w:rPr>
         <w:t>). • what our Lord and Savior commanded: Jesus had taught the church through the apostles.</w:t>
       </w:r>
-      <w:r/>
-      <w:r/>
-    </w:p>
-    <w:p>
-      <w:r/>
+      <w:r>
+        <w:rPr>
+          <w:lang w:val="en_US" w:bidi="en_US"/>
+        </w:rPr>
+      </w:r>
+      <w:r>
+        <w:rPr>
+          <w:lang w:val="en_US" w:bidi="en_US"/>
+        </w:rPr>
+      </w:r>
+    </w:p>
+    <w:p>
+      <w:pPr/>
+      <w:r>
+        <w:rPr>
+          <w:lang w:val="en_US" w:bidi="en_US"/>
+        </w:rPr>
+      </w:r>
     </w:p>
     <w:p>
       <w:pPr>
         <w:pStyle w:val="Heading2"/>
       </w:pPr>
       <w:r>
+        <w:rPr>
+          <w:lang w:val="en_US" w:bidi="en_US"/>
+        </w:rPr>
         <w:t>2 Peter 3:3</w:t>
       </w:r>
-      <w:r/>
-    </w:p>
-    <w:p>
-      <w:r/>
-      <w:r>
+      <w:r>
+        <w:rPr>
+          <w:lang w:val="en_US" w:bidi="en_US"/>
+        </w:rPr>
+      </w:r>
+    </w:p>
+    <w:p>
+      <w:pPr/>
+      <w:r>
+        <w:rPr>
+          <w:lang w:val="en_US" w:bidi="en_US"/>
+        </w:rPr>
+      </w:r>
+      <w:r>
+        <w:rPr>
+          <w:lang w:val="en_US" w:bidi="en_US"/>
+        </w:rPr>
         <w:t xml:space="preserve">in the last days: Peter was not merely predicting an event in the future; he was speaking about his readers’ situation. In the New Testament, </w:t>
       </w:r>
       <w:r>
         <w:rPr>
           <w:i/>
+          <w:lang w:val="en_US" w:bidi="en_US"/>
         </w:rPr>
         <w:t>the last days</w:t>
       </w:r>
       <w:r>
+        <w:rPr>
+          <w:lang w:val="en_US" w:bidi="en_US"/>
+        </w:rPr>
         <w:t xml:space="preserve"> refers to the period from Jesus’ first coming to his second coming (see </w:t>
       </w:r>
       <w:hyperlink r:id="rId70">
         <w:r>
+          <w:rPr>
+            <w:lang w:val="en_US" w:bidi="en_US"/>
+          </w:rPr>
           <w:rPr>
             <w:color w:val="0000EE"/>
             <w:u w:val="single"/>
@@ -1763,10 +3314,16 @@
         </w:r>
       </w:hyperlink>
       <w:r>
+        <w:rPr>
+          <w:lang w:val="en_US" w:bidi="en_US"/>
+        </w:rPr>
         <w:t xml:space="preserve">; </w:t>
       </w:r>
       <w:hyperlink r:id="rId71">
         <w:r>
+          <w:rPr>
+            <w:lang w:val="en_US" w:bidi="en_US"/>
+          </w:rPr>
           <w:rPr>
             <w:color w:val="0000EE"/>
             <w:u w:val="single"/>
@@ -1775,10 +3332,16 @@
         </w:r>
       </w:hyperlink>
       <w:r>
+        <w:rPr>
+          <w:lang w:val="en_US" w:bidi="en_US"/>
+        </w:rPr>
         <w:t xml:space="preserve">). It is the time when God’s promises are fulfilled. • scoffers will come: See </w:t>
       </w:r>
       <w:hyperlink r:id="rId72">
         <w:r>
+          <w:rPr>
+            <w:lang w:val="en_US" w:bidi="en_US"/>
+          </w:rPr>
           <w:rPr>
             <w:color w:val="0000EE"/>
             <w:u w:val="single"/>
@@ -1787,10 +3350,16 @@
         </w:r>
       </w:hyperlink>
       <w:r>
+        <w:rPr>
+          <w:lang w:val="en_US" w:bidi="en_US"/>
+        </w:rPr>
         <w:t xml:space="preserve">; </w:t>
       </w:r>
       <w:hyperlink r:id="rId73">
         <w:r>
+          <w:rPr>
+            <w:lang w:val="en_US" w:bidi="en_US"/>
+          </w:rPr>
           <w:rPr>
             <w:color w:val="0000EE"/>
             <w:u w:val="single"/>
@@ -1799,10 +3368,16 @@
         </w:r>
       </w:hyperlink>
       <w:r>
+        <w:rPr>
+          <w:lang w:val="en_US" w:bidi="en_US"/>
+        </w:rPr>
         <w:t xml:space="preserve">; </w:t>
       </w:r>
       <w:hyperlink r:id="rId74">
         <w:r>
+          <w:rPr>
+            <w:lang w:val="en_US" w:bidi="en_US"/>
+          </w:rPr>
           <w:rPr>
             <w:color w:val="0000EE"/>
             <w:u w:val="single"/>
@@ -1811,50 +3386,112 @@
         </w:r>
       </w:hyperlink>
       <w:r>
+        <w:rPr>
+          <w:lang w:val="en_US" w:bidi="en_US"/>
+        </w:rPr>
         <w:t>. Rather than using evidence and logic to argue, scoffers belittle and make fun of the truth.</w:t>
       </w:r>
-      <w:r/>
-      <w:r/>
-    </w:p>
-    <w:p>
-      <w:r/>
+      <w:r>
+        <w:rPr>
+          <w:lang w:val="en_US" w:bidi="en_US"/>
+        </w:rPr>
+      </w:r>
+      <w:r>
+        <w:rPr>
+          <w:lang w:val="en_US" w:bidi="en_US"/>
+        </w:rPr>
+      </w:r>
+    </w:p>
+    <w:p>
+      <w:pPr/>
+      <w:r>
+        <w:rPr>
+          <w:lang w:val="en_US" w:bidi="en_US"/>
+        </w:rPr>
+      </w:r>
     </w:p>
     <w:p>
       <w:pPr>
         <w:pStyle w:val="Heading2"/>
       </w:pPr>
       <w:r>
+        <w:rPr>
+          <w:lang w:val="en_US" w:bidi="en_US"/>
+        </w:rPr>
         <w:t>2 Peter 3:4</w:t>
       </w:r>
-      <w:r/>
-    </w:p>
-    <w:p>
-      <w:r/>
-      <w:r>
+      <w:r>
+        <w:rPr>
+          <w:lang w:val="en_US" w:bidi="en_US"/>
+        </w:rPr>
+      </w:r>
+    </w:p>
+    <w:p>
+      <w:pPr/>
+      <w:r>
+        <w:rPr>
+          <w:lang w:val="en_US" w:bidi="en_US"/>
+        </w:rPr>
+      </w:r>
+      <w:r>
+        <w:rPr>
+          <w:lang w:val="en_US" w:bidi="en_US"/>
+        </w:rPr>
         <w:t>From before the times of our ancestors: The false teachers were probably claiming that, for all of God’s promises to intervene in history, things had not really changed and never would.</w:t>
       </w:r>
-      <w:r/>
-      <w:r/>
-    </w:p>
-    <w:p>
-      <w:r/>
+      <w:r>
+        <w:rPr>
+          <w:lang w:val="en_US" w:bidi="en_US"/>
+        </w:rPr>
+      </w:r>
+      <w:r>
+        <w:rPr>
+          <w:lang w:val="en_US" w:bidi="en_US"/>
+        </w:rPr>
+      </w:r>
+    </w:p>
+    <w:p>
+      <w:pPr/>
+      <w:r>
+        <w:rPr>
+          <w:lang w:val="en_US" w:bidi="en_US"/>
+        </w:rPr>
+      </w:r>
     </w:p>
     <w:p>
       <w:pPr>
         <w:pStyle w:val="Heading2"/>
       </w:pPr>
       <w:r>
+        <w:rPr>
+          <w:lang w:val="en_US" w:bidi="en_US"/>
+        </w:rPr>
         <w:t>2 Peter 3:5</w:t>
       </w:r>
-      <w:r/>
-    </w:p>
-    <w:p>
-      <w:r/>
-      <w:r>
+      <w:r>
+        <w:rPr>
+          <w:lang w:val="en_US" w:bidi="en_US"/>
+        </w:rPr>
+      </w:r>
+    </w:p>
+    <w:p>
+      <w:pPr/>
+      <w:r>
+        <w:rPr>
+          <w:lang w:val="en_US" w:bidi="en_US"/>
+        </w:rPr>
+      </w:r>
+      <w:r>
+        <w:rPr>
+          <w:lang w:val="en_US" w:bidi="en_US"/>
+        </w:rPr>
         <w:t xml:space="preserve">Creation is the first evidence that the false teachers were wrong: Change does happen. If God made the world, he certainly can destroy it. • brought the earth out from the water: See </w:t>
       </w:r>
       <w:hyperlink r:id="rId75">
         <w:r>
+          <w:rPr>
+            <w:lang w:val="en_US" w:bidi="en_US"/>
+          </w:rPr>
           <w:rPr>
             <w:color w:val="0000EE"/>
             <w:u w:val="single"/>
@@ -1863,10 +3500,16 @@
         </w:r>
       </w:hyperlink>
       <w:r>
+        <w:rPr>
+          <w:lang w:val="en_US" w:bidi="en_US"/>
+        </w:rPr>
         <w:t xml:space="preserve">, </w:t>
       </w:r>
       <w:hyperlink r:id="rId76">
         <w:r>
+          <w:rPr>
+            <w:lang w:val="en_US" w:bidi="en_US"/>
+          </w:rPr>
           <w:rPr>
             <w:color w:val="0000EE"/>
             <w:u w:val="single"/>
@@ -1875,30 +3518,64 @@
         </w:r>
       </w:hyperlink>
       <w:r>
+        <w:rPr>
+          <w:lang w:val="en_US" w:bidi="en_US"/>
+        </w:rPr>
         <w:t>.</w:t>
       </w:r>
-      <w:r/>
-      <w:r/>
-    </w:p>
-    <w:p>
-      <w:r/>
+      <w:r>
+        <w:rPr>
+          <w:lang w:val="en_US" w:bidi="en_US"/>
+        </w:rPr>
+      </w:r>
+      <w:r>
+        <w:rPr>
+          <w:lang w:val="en_US" w:bidi="en_US"/>
+        </w:rPr>
+      </w:r>
+    </w:p>
+    <w:p>
+      <w:pPr/>
+      <w:r>
+        <w:rPr>
+          <w:lang w:val="en_US" w:bidi="en_US"/>
+        </w:rPr>
+      </w:r>
     </w:p>
     <w:p>
       <w:pPr>
         <w:pStyle w:val="Heading2"/>
       </w:pPr>
       <w:r>
+        <w:rPr>
+          <w:lang w:val="en_US" w:bidi="en_US"/>
+        </w:rPr>
         <w:t>2 Peter 3:7</w:t>
       </w:r>
-      <w:r/>
-    </w:p>
-    <w:p>
-      <w:r/>
-      <w:r>
+      <w:r>
+        <w:rPr>
+          <w:lang w:val="en_US" w:bidi="en_US"/>
+        </w:rPr>
+      </w:r>
+    </w:p>
+    <w:p>
+      <w:pPr/>
+      <w:r>
+        <w:rPr>
+          <w:lang w:val="en_US" w:bidi="en_US"/>
+        </w:rPr>
+      </w:r>
+      <w:r>
+        <w:rPr>
+          <w:lang w:val="en_US" w:bidi="en_US"/>
+        </w:rPr>
         <w:t xml:space="preserve">The Old Testament associates fire with the day of the Lord (see </w:t>
       </w:r>
       <w:hyperlink r:id="rId77">
         <w:r>
+          <w:rPr>
+            <w:lang w:val="en_US" w:bidi="en_US"/>
+          </w:rPr>
           <w:rPr>
             <w:color w:val="0000EE"/>
             <w:u w:val="single"/>
@@ -1907,10 +3584,16 @@
         </w:r>
       </w:hyperlink>
       <w:r>
+        <w:rPr>
+          <w:lang w:val="en_US" w:bidi="en_US"/>
+        </w:rPr>
         <w:t xml:space="preserve">; </w:t>
       </w:r>
       <w:hyperlink r:id="rId78">
         <w:r>
+          <w:rPr>
+            <w:lang w:val="en_US" w:bidi="en_US"/>
+          </w:rPr>
           <w:rPr>
             <w:color w:val="0000EE"/>
             <w:u w:val="single"/>
@@ -1919,30 +3602,64 @@
         </w:r>
       </w:hyperlink>
       <w:r>
+        <w:rPr>
+          <w:lang w:val="en_US" w:bidi="en_US"/>
+        </w:rPr>
         <w:t>).</w:t>
       </w:r>
-      <w:r/>
-      <w:r/>
-    </w:p>
-    <w:p>
-      <w:r/>
+      <w:r>
+        <w:rPr>
+          <w:lang w:val="en_US" w:bidi="en_US"/>
+        </w:rPr>
+      </w:r>
+      <w:r>
+        <w:rPr>
+          <w:lang w:val="en_US" w:bidi="en_US"/>
+        </w:rPr>
+      </w:r>
+    </w:p>
+    <w:p>
+      <w:pPr/>
+      <w:r>
+        <w:rPr>
+          <w:lang w:val="en_US" w:bidi="en_US"/>
+        </w:rPr>
+      </w:r>
     </w:p>
     <w:p>
       <w:pPr>
         <w:pStyle w:val="Heading2"/>
       </w:pPr>
       <w:r>
+        <w:rPr>
+          <w:lang w:val="en_US" w:bidi="en_US"/>
+        </w:rPr>
         <w:t>2 Peter 3:8</w:t>
       </w:r>
-      <w:r/>
-    </w:p>
-    <w:p>
-      <w:r/>
-      <w:r>
+      <w:r>
+        <w:rPr>
+          <w:lang w:val="en_US" w:bidi="en_US"/>
+        </w:rPr>
+      </w:r>
+    </w:p>
+    <w:p>
+      <w:pPr/>
+      <w:r>
+        <w:rPr>
+          <w:lang w:val="en_US" w:bidi="en_US"/>
+        </w:rPr>
+      </w:r>
+      <w:r>
+        <w:rPr>
+          <w:lang w:val="en_US" w:bidi="en_US"/>
+        </w:rPr>
         <w:t xml:space="preserve">Peter alludes to </w:t>
       </w:r>
       <w:hyperlink r:id="rId79">
         <w:r>
+          <w:rPr>
+            <w:lang w:val="en_US" w:bidi="en_US"/>
+          </w:rPr>
           <w:rPr>
             <w:color w:val="0000EE"/>
             <w:u w:val="single"/>
@@ -1951,59 +3668,125 @@
         </w:r>
       </w:hyperlink>
       <w:r>
+        <w:rPr>
+          <w:lang w:val="en_US" w:bidi="en_US"/>
+        </w:rPr>
         <w:t>. God operates according to his time scale. He will send his Son in his own good time.</w:t>
       </w:r>
-      <w:r/>
-      <w:r/>
-    </w:p>
-    <w:p>
-      <w:r/>
+      <w:r>
+        <w:rPr>
+          <w:lang w:val="en_US" w:bidi="en_US"/>
+        </w:rPr>
+      </w:r>
+      <w:r>
+        <w:rPr>
+          <w:lang w:val="en_US" w:bidi="en_US"/>
+        </w:rPr>
+      </w:r>
+    </w:p>
+    <w:p>
+      <w:pPr/>
+      <w:r>
+        <w:rPr>
+          <w:lang w:val="en_US" w:bidi="en_US"/>
+        </w:rPr>
+      </w:r>
     </w:p>
     <w:p>
       <w:pPr>
         <w:pStyle w:val="Heading2"/>
       </w:pPr>
       <w:r>
+        <w:rPr>
+          <w:lang w:val="en_US" w:bidi="en_US"/>
+        </w:rPr>
         <w:t>2 Peter 3:10</w:t>
       </w:r>
-      <w:r/>
-    </w:p>
-    <w:p>
-      <w:r/>
-      <w:r>
+      <w:r>
+        <w:rPr>
+          <w:lang w:val="en_US" w:bidi="en_US"/>
+        </w:rPr>
+      </w:r>
+    </w:p>
+    <w:p>
+      <w:pPr/>
+      <w:r>
+        <w:rPr>
+          <w:lang w:val="en_US" w:bidi="en_US"/>
+        </w:rPr>
+      </w:r>
+      <w:r>
+        <w:rPr>
+          <w:lang w:val="en_US" w:bidi="en_US"/>
+        </w:rPr>
         <w:t xml:space="preserve">The very elements themselves might refer to the basic components of the physical universe or to the sun, moon, and stars. • will be found to deserve judgment: The Greek text here is difficult; the reading followed by the NLT probably means that creation </w:t>
       </w:r>
       <w:r>
         <w:rPr>
           <w:i/>
+          <w:lang w:val="en_US" w:bidi="en_US"/>
         </w:rPr>
         <w:t>will appear before</w:t>
       </w:r>
       <w:r>
+        <w:rPr>
+          <w:lang w:val="en_US" w:bidi="en_US"/>
+        </w:rPr>
         <w:t xml:space="preserve"> God at the time of judgment, and he will find it to deserve his judgment.</w:t>
       </w:r>
-      <w:r/>
-      <w:r/>
-    </w:p>
-    <w:p>
-      <w:r/>
+      <w:r>
+        <w:rPr>
+          <w:lang w:val="en_US" w:bidi="en_US"/>
+        </w:rPr>
+      </w:r>
+      <w:r>
+        <w:rPr>
+          <w:lang w:val="en_US" w:bidi="en_US"/>
+        </w:rPr>
+      </w:r>
+    </w:p>
+    <w:p>
+      <w:pPr/>
+      <w:r>
+        <w:rPr>
+          <w:lang w:val="en_US" w:bidi="en_US"/>
+        </w:rPr>
+      </w:r>
     </w:p>
     <w:p>
       <w:pPr>
         <w:pStyle w:val="Heading2"/>
       </w:pPr>
       <w:r>
+        <w:rPr>
+          <w:lang w:val="en_US" w:bidi="en_US"/>
+        </w:rPr>
         <w:t>2 Peter 3:12</w:t>
       </w:r>
-      <w:r/>
-    </w:p>
-    <w:p>
-      <w:r/>
-      <w:r>
+      <w:r>
+        <w:rPr>
+          <w:lang w:val="en_US" w:bidi="en_US"/>
+        </w:rPr>
+      </w:r>
+    </w:p>
+    <w:p>
+      <w:pPr/>
+      <w:r>
+        <w:rPr>
+          <w:lang w:val="en_US" w:bidi="en_US"/>
+        </w:rPr>
+      </w:r>
+      <w:r>
+        <w:rPr>
+          <w:lang w:val="en_US" w:bidi="en_US"/>
+        </w:rPr>
         <w:t xml:space="preserve">looking forward to the day of God and hurrying it along: God’s people can hasten the end by their repentance and godly living (cp. </w:t>
       </w:r>
       <w:hyperlink r:id="rId80">
         <w:r>
+          <w:rPr>
+            <w:lang w:val="en_US" w:bidi="en_US"/>
+          </w:rPr>
           <w:rPr>
             <w:color w:val="0000EE"/>
             <w:u w:val="single"/>
@@ -2012,10 +3795,16 @@
         </w:r>
       </w:hyperlink>
       <w:r>
+        <w:rPr>
+          <w:lang w:val="en_US" w:bidi="en_US"/>
+        </w:rPr>
         <w:t xml:space="preserve">). • the elements will melt away: Cp. </w:t>
       </w:r>
       <w:hyperlink r:id="rId81">
         <w:r>
+          <w:rPr>
+            <w:lang w:val="en_US" w:bidi="en_US"/>
+          </w:rPr>
           <w:rPr>
             <w:color w:val="0000EE"/>
             <w:u w:val="single"/>
@@ -2024,10 +3813,16 @@
         </w:r>
       </w:hyperlink>
       <w:r>
+        <w:rPr>
+          <w:lang w:val="en_US" w:bidi="en_US"/>
+        </w:rPr>
         <w:t xml:space="preserve">; see also </w:t>
       </w:r>
       <w:hyperlink r:id="rId82">
         <w:r>
+          <w:rPr>
+            <w:lang w:val="en_US" w:bidi="en_US"/>
+          </w:rPr>
           <w:rPr>
             <w:color w:val="0000EE"/>
             <w:u w:val="single"/>
@@ -2036,30 +3831,64 @@
         </w:r>
       </w:hyperlink>
       <w:r>
+        <w:rPr>
+          <w:lang w:val="en_US" w:bidi="en_US"/>
+        </w:rPr>
         <w:t>.</w:t>
       </w:r>
-      <w:r/>
-      <w:r/>
-    </w:p>
-    <w:p>
-      <w:r/>
+      <w:r>
+        <w:rPr>
+          <w:lang w:val="en_US" w:bidi="en_US"/>
+        </w:rPr>
+      </w:r>
+      <w:r>
+        <w:rPr>
+          <w:lang w:val="en_US" w:bidi="en_US"/>
+        </w:rPr>
+      </w:r>
+    </w:p>
+    <w:p>
+      <w:pPr/>
+      <w:r>
+        <w:rPr>
+          <w:lang w:val="en_US" w:bidi="en_US"/>
+        </w:rPr>
+      </w:r>
     </w:p>
     <w:p>
       <w:pPr>
         <w:pStyle w:val="Heading2"/>
       </w:pPr>
       <w:r>
+        <w:rPr>
+          <w:lang w:val="en_US" w:bidi="en_US"/>
+        </w:rPr>
         <w:t>2 Peter 3:13</w:t>
       </w:r>
-      <w:r/>
-    </w:p>
-    <w:p>
-      <w:r/>
-      <w:r>
+      <w:r>
+        <w:rPr>
+          <w:lang w:val="en_US" w:bidi="en_US"/>
+        </w:rPr>
+      </w:r>
+    </w:p>
+    <w:p>
+      <w:pPr/>
+      <w:r>
+        <w:rPr>
+          <w:lang w:val="en_US" w:bidi="en_US"/>
+        </w:rPr>
+      </w:r>
+      <w:r>
+        <w:rPr>
+          <w:lang w:val="en_US" w:bidi="en_US"/>
+        </w:rPr>
         <w:t xml:space="preserve">the new heavens and new earth: See </w:t>
       </w:r>
       <w:hyperlink r:id="rId83">
         <w:r>
+          <w:rPr>
+            <w:lang w:val="en_US" w:bidi="en_US"/>
+          </w:rPr>
           <w:rPr>
             <w:color w:val="0000EE"/>
             <w:u w:val="single"/>
@@ -2068,10 +3897,16 @@
         </w:r>
       </w:hyperlink>
       <w:r>
+        <w:rPr>
+          <w:lang w:val="en_US" w:bidi="en_US"/>
+        </w:rPr>
         <w:t xml:space="preserve">; </w:t>
       </w:r>
       <w:hyperlink r:id="rId84">
         <w:r>
+          <w:rPr>
+            <w:lang w:val="en_US" w:bidi="en_US"/>
+          </w:rPr>
           <w:rPr>
             <w:color w:val="0000EE"/>
             <w:u w:val="single"/>
@@ -2080,10 +3915,16 @@
         </w:r>
       </w:hyperlink>
       <w:r>
+        <w:rPr>
+          <w:lang w:val="en_US" w:bidi="en_US"/>
+        </w:rPr>
         <w:t xml:space="preserve">; </w:t>
       </w:r>
       <w:hyperlink r:id="rId85">
         <w:r>
+          <w:rPr>
+            <w:lang w:val="en_US" w:bidi="en_US"/>
+          </w:rPr>
           <w:rPr>
             <w:color w:val="0000EE"/>
             <w:u w:val="single"/>
@@ -2092,30 +3933,64 @@
         </w:r>
       </w:hyperlink>
       <w:r>
+        <w:rPr>
+          <w:lang w:val="en_US" w:bidi="en_US"/>
+        </w:rPr>
         <w:t>.</w:t>
       </w:r>
-      <w:r/>
-      <w:r/>
-    </w:p>
-    <w:p>
-      <w:r/>
+      <w:r>
+        <w:rPr>
+          <w:lang w:val="en_US" w:bidi="en_US"/>
+        </w:rPr>
+      </w:r>
+      <w:r>
+        <w:rPr>
+          <w:lang w:val="en_US" w:bidi="en_US"/>
+        </w:rPr>
+      </w:r>
+    </w:p>
+    <w:p>
+      <w:pPr/>
+      <w:r>
+        <w:rPr>
+          <w:lang w:val="en_US" w:bidi="en_US"/>
+        </w:rPr>
+      </w:r>
     </w:p>
     <w:p>
       <w:pPr>
         <w:pStyle w:val="Heading2"/>
       </w:pPr>
       <w:r>
+        <w:rPr>
+          <w:lang w:val="en_US" w:bidi="en_US"/>
+        </w:rPr>
         <w:t>2 Peter 3:15</w:t>
       </w:r>
-      <w:r/>
-    </w:p>
-    <w:p>
-      <w:r/>
-      <w:r>
+      <w:r>
+        <w:rPr>
+          <w:lang w:val="en_US" w:bidi="en_US"/>
+        </w:rPr>
+      </w:r>
+    </w:p>
+    <w:p>
+      <w:pPr/>
+      <w:r>
+        <w:rPr>
+          <w:lang w:val="en_US" w:bidi="en_US"/>
+        </w:rPr>
+      </w:r>
+      <w:r>
+        <w:rPr>
+          <w:lang w:val="en_US" w:bidi="en_US"/>
+        </w:rPr>
         <w:t>our beloved brother Paul: The New Testament tells us little about the relationship between Peter and Paul. Because of the dispute in Antioch (</w:t>
       </w:r>
       <w:hyperlink r:id="rId86">
         <w:r>
+          <w:rPr>
+            <w:lang w:val="en_US" w:bidi="en_US"/>
+          </w:rPr>
           <w:rPr>
             <w:color w:val="0000EE"/>
             <w:u w:val="single"/>
@@ -2124,10 +3999,16 @@
         </w:r>
       </w:hyperlink>
       <w:r>
+        <w:rPr>
+          <w:lang w:val="en_US" w:bidi="en_US"/>
+        </w:rPr>
         <w:t>), it is sometimes thought that the two were hostile to one another, but the New Testament paints a different picture. Peter and Paul essentially agreed about the Good News for the Gentiles (</w:t>
       </w:r>
       <w:hyperlink r:id="rId87">
         <w:r>
+          <w:rPr>
+            <w:lang w:val="en_US" w:bidi="en_US"/>
+          </w:rPr>
           <w:rPr>
             <w:color w:val="0000EE"/>
             <w:u w:val="single"/>
@@ -2136,10 +4017,16 @@
         </w:r>
       </w:hyperlink>
       <w:r>
+        <w:rPr>
+          <w:lang w:val="en_US" w:bidi="en_US"/>
+        </w:rPr>
         <w:t xml:space="preserve">; </w:t>
       </w:r>
       <w:hyperlink r:id="rId88">
         <w:r>
+          <w:rPr>
+            <w:lang w:val="en_US" w:bidi="en_US"/>
+          </w:rPr>
           <w:rPr>
             <w:color w:val="0000EE"/>
             <w:u w:val="single"/>
@@ -2148,10 +4035,16 @@
         </w:r>
       </w:hyperlink>
       <w:r>
+        <w:rPr>
+          <w:lang w:val="en_US" w:bidi="en_US"/>
+        </w:rPr>
         <w:t xml:space="preserve">). Silas and Mark were associates of both Paul and Peter (see </w:t>
       </w:r>
       <w:hyperlink r:id="rId89">
         <w:r>
+          <w:rPr>
+            <w:lang w:val="en_US" w:bidi="en_US"/>
+          </w:rPr>
           <w:rPr>
             <w:color w:val="0000EE"/>
             <w:u w:val="single"/>
@@ -2160,50 +4053,117 @@
         </w:r>
       </w:hyperlink>
       <w:r>
+        <w:rPr>
+          <w:lang w:val="en_US" w:bidi="en_US"/>
+        </w:rPr>
         <w:t>). According to tradition, both apostles were martyred in Rome during the same persecution by Nero in the mid-60s AD.</w:t>
       </w:r>
-      <w:r/>
-      <w:r/>
-    </w:p>
-    <w:p>
-      <w:r/>
+      <w:r>
+        <w:rPr>
+          <w:lang w:val="en_US" w:bidi="en_US"/>
+        </w:rPr>
+      </w:r>
+      <w:r>
+        <w:rPr>
+          <w:lang w:val="en_US" w:bidi="en_US"/>
+        </w:rPr>
+      </w:r>
+    </w:p>
+    <w:p>
+      <w:pPr/>
+      <w:r>
+        <w:rPr>
+          <w:lang w:val="en_US" w:bidi="en_US"/>
+        </w:rPr>
+      </w:r>
     </w:p>
     <w:p>
       <w:pPr>
         <w:pStyle w:val="Heading2"/>
       </w:pPr>
       <w:r>
+        <w:rPr>
+          <w:lang w:val="en_US" w:bidi="en_US"/>
+        </w:rPr>
         <w:t>2 Peter 3:16</w:t>
       </w:r>
-      <w:r/>
-    </w:p>
-    <w:p>
-      <w:r/>
-      <w:r>
+      <w:r>
+        <w:rPr>
+          <w:lang w:val="en_US" w:bidi="en_US"/>
+        </w:rPr>
+      </w:r>
+    </w:p>
+    <w:p>
+      <w:pPr/>
+      <w:r>
+        <w:rPr>
+          <w:lang w:val="en_US" w:bidi="en_US"/>
+        </w:rPr>
+      </w:r>
+      <w:r>
+        <w:rPr>
+          <w:lang w:val="en_US" w:bidi="en_US"/>
+        </w:rPr>
         <w:t>Peter probably knew of all but one or two of Paul’s letters by this time. Peter’s language implies that he considered the letters of Paul to belong in the category of Scripture.</w:t>
       </w:r>
-      <w:r/>
-      <w:r/>
-    </w:p>
-    <w:p>
-      <w:r/>
+      <w:r>
+        <w:rPr>
+          <w:lang w:val="en_US" w:bidi="en_US"/>
+        </w:rPr>
+      </w:r>
+      <w:r>
+        <w:rPr>
+          <w:lang w:val="en_US" w:bidi="en_US"/>
+        </w:rPr>
+      </w:r>
+    </w:p>
+    <w:p>
+      <w:pPr/>
+      <w:r>
+        <w:rPr>
+          <w:lang w:val="en_US" w:bidi="en_US"/>
+        </w:rPr>
+      </w:r>
     </w:p>
     <w:p>
       <w:pPr>
         <w:pStyle w:val="Heading2"/>
       </w:pPr>
       <w:r>
+        <w:rPr>
+          <w:lang w:val="en_US" w:bidi="en_US"/>
+        </w:rPr>
         <w:t>2 Peter 3:17–18</w:t>
       </w:r>
-      <w:r/>
-    </w:p>
-    <w:p>
-      <w:r/>
-      <w:r>
+      <w:r>
+        <w:rPr>
+          <w:lang w:val="en_US" w:bidi="en_US"/>
+        </w:rPr>
+      </w:r>
+    </w:p>
+    <w:p>
+      <w:pPr/>
+      <w:r>
+        <w:rPr>
+          <w:lang w:val="en_US" w:bidi="en_US"/>
+        </w:rPr>
+      </w:r>
+      <w:r>
+        <w:rPr>
+          <w:lang w:val="en_US" w:bidi="en_US"/>
+        </w:rPr>
         <w:t>Peter restates his purpose: to protect his readers from false teachers so that they can grow in grace. He ends with a doxology to our Lord and Savior Jesus Christ.</w:t>
       </w:r>
-      <w:r/>
-      <w:r/>
+      <w:r>
+        <w:rPr>
+          <w:lang w:val="en_US" w:bidi="en_US"/>
+        </w:rPr>
+      </w:r>
+      <w:r>
+        <w:rPr>
+          <w:lang w:val="en_US" w:bidi="en_US"/>
+        </w:rPr>
+      </w:r>
     </w:p>
     <w:sectPr>
       <w:footnotePr>
@@ -4105,7 +6065,7 @@
     <w:rPrDefault>
       <w:rPr>
         <w:rFonts w:ascii="Times New Roman" w:eastAsia="Times New Roman" w:hAnsi="Times New Roman" w:cs="Times New Roman"/>
-        <w:lang w:val="en-US" w:eastAsia="en-US" w:bidi="ar-SA"/>
+        <w:lang w:val="en_US" w:eastAsia="en-US" w:bidi="ar-SA"/>
       </w:rPr>
     </w:rPrDefault>
     <w:pPrDefault/>

--- a/eng/docx/61.content.docx
+++ b/eng/docx/61.content.docx
@@ -241,7 +241,11 @@
       </w:r>
     </w:p>
     <w:p>
-      <w:pPr/>
+      <w:pPr>
+        <w:pStyle w:val="ListBullet"/>
+        <w:spacing w:line="240" w:lineRule="auto"/>
+        <w:ind w:left="720"/>
+      </w:pPr>
       <w:r>
         <w:rPr>
           <w:lang w:val="en_US" w:bidi="en_US"/>
@@ -262,39 +266,51 @@
             <w:color w:val="0000EE"/>
             <w:u w:val="single"/>
           </w:rPr>
-          <w:t>Matt 16:17–18</w:t>
+          <w:t>Matthew 16:17–18</w:t>
         </w:r>
       </w:hyperlink>
       <w:r>
         <w:rPr>
           <w:lang w:val="en_US" w:bidi="en_US"/>
         </w:rPr>
-        <w:t xml:space="preserve">). Many people in the Greco-Roman world would use both their given name in their native language and also a Greek name, since Greek was the </w:t>
+        <w:t xml:space="preserve">). Many people in the Greco-Roman world would use both their given name in their native language and also a Greek name. They did this because Greek was the common language used for trade and communication (see </w:t>
+      </w:r>
+      <w:r>
+        <w:rPr>
+          <w:lang w:val="en_US" w:bidi="en_US"/>
+        </w:rPr>
+        <w:t>study note on Acts 7:58</w:t>
+      </w:r>
+      <w:r>
+        <w:rPr>
+          <w:lang w:val="en_US" w:bidi="en_US"/>
+        </w:rPr>
+        <w:t>).</w:t>
+      </w:r>
+    </w:p>
+    <w:p>
+      <w:pPr>
+        <w:pStyle w:val="ListBullet"/>
+        <w:spacing w:line="240" w:lineRule="auto"/>
+        <w:ind w:left="720"/>
+      </w:pPr>
+      <w:r>
+        <w:rPr>
+          <w:lang w:val="en_US" w:bidi="en_US"/>
+        </w:rPr>
       </w:r>
       <w:r>
         <w:rPr>
           <w:i/>
           <w:lang w:val="en_US" w:bidi="en_US"/>
         </w:rPr>
-        <w:t>lingua franca</w:t>
-      </w:r>
-      <w:r>
-        <w:rPr>
-          <w:lang w:val="en_US" w:bidi="en_US"/>
-        </w:rPr>
-        <w:t xml:space="preserve"> (see </w:t>
-      </w:r>
-      <w:r>
-        <w:rPr>
-          <w:lang w:val="en_US" w:bidi="en_US"/>
-        </w:rPr>
-        <w:t>study note on Acts 7:58</w:t>
-      </w:r>
-      <w:r>
-        <w:rPr>
-          <w:lang w:val="en_US" w:bidi="en_US"/>
-        </w:rPr>
-        <w:t>). • a slave . . . of Jesus Christ: In the Old Testament, important leaders of God’s people are called servants of the Lord (</w:t>
+        <w:t>a servant … of Jesus Christ</w:t>
+      </w:r>
+      <w:r>
+        <w:rPr>
+          <w:lang w:val="en_US" w:bidi="en_US"/>
+        </w:rPr>
+        <w:t>: In the Old Testament, important leaders of God’s people are called servants of the Lord (</w:t>
       </w:r>
       <w:hyperlink r:id="rId14">
         <w:r>
@@ -305,7 +321,7 @@
             <w:color w:val="0000EE"/>
             <w:u w:val="single"/>
           </w:rPr>
-          <w:t>Josh 14:7</w:t>
+          <w:t>Joshua 14:7</w:t>
         </w:r>
       </w:hyperlink>
       <w:r>
@@ -341,14 +357,39 @@
             <w:color w:val="0000EE"/>
             <w:u w:val="single"/>
           </w:rPr>
-          <w:t>2 Kgs 10:10</w:t>
+          <w:t>2 Kings 10:10</w:t>
         </w:r>
       </w:hyperlink>
       <w:r>
         <w:rPr>
           <w:lang w:val="en_US" w:bidi="en_US"/>
         </w:rPr>
-        <w:t xml:space="preserve">). The title underscores Peter’s submission to Christ and suggests that he had an important role in God’s plan. • We probably refers to Jewish Christians; the recipients were mostly Gentile Christians. In the new covenant, Gentile and Jewish Christians share the same precious faith and are on an equal footing as God’s people (see </w:t>
+        <w:t>). This title emphasizes Peter’s submission to Christ and also suggests that he had an important role in God’s plan.</w:t>
+      </w:r>
+    </w:p>
+    <w:p>
+      <w:pPr>
+        <w:pStyle w:val="ListBullet"/>
+        <w:spacing w:line="240" w:lineRule="auto"/>
+        <w:ind w:left="720"/>
+      </w:pPr>
+      <w:r>
+        <w:rPr>
+          <w:lang w:val="en_US" w:bidi="en_US"/>
+        </w:rPr>
+      </w:r>
+      <w:r>
+        <w:rPr>
+          <w:i/>
+          <w:lang w:val="en_US" w:bidi="en_US"/>
+        </w:rPr>
+        <w:t>ours</w:t>
+      </w:r>
+      <w:r>
+        <w:rPr>
+          <w:lang w:val="en_US" w:bidi="en_US"/>
+        </w:rPr>
+        <w:t xml:space="preserve">: This probably refers to Jewish Christians. The recipients of this letter were mostly non-Jewish (gentile) Christians. In the new covenant, non-Jewish and Jewish Christians share the same precious faith and are equal as God's people (see </w:t>
       </w:r>
       <w:hyperlink r:id="rId17">
         <w:r>
@@ -359,14 +400,32 @@
             <w:color w:val="0000EE"/>
             <w:u w:val="single"/>
           </w:rPr>
-          <w:t>Gal 3:26–29</w:t>
+          <w:t>Galatians 3:26–29</w:t>
         </w:r>
       </w:hyperlink>
       <w:r>
         <w:rPr>
           <w:lang w:val="en_US" w:bidi="en_US"/>
         </w:rPr>
-        <w:t xml:space="preserve">). • This is one of the few places in the New Testament where Jesus Christ is called God (see also </w:t>
+        <w:t>).</w:t>
+      </w:r>
+    </w:p>
+    <w:p>
+      <w:pPr>
+        <w:pStyle w:val="ListBullet"/>
+        <w:spacing w:line="240" w:lineRule="auto"/>
+        <w:ind w:left="720"/>
+      </w:pPr>
+      <w:r>
+        <w:rPr>
+          <w:lang w:val="en_US" w:bidi="en_US"/>
+        </w:rPr>
+      </w:r>
+      <w:r>
+        <w:rPr>
+          <w:lang w:val="en_US" w:bidi="en_US"/>
+        </w:rPr>
+        <w:t xml:space="preserve">This is one of the few places in the New Testament where Jesus Christ is called God (see also </w:t>
       </w:r>
       <w:hyperlink r:id="rId18">
         <w:r>
@@ -413,7 +472,7 @@
             <w:color w:val="0000EE"/>
             <w:u w:val="single"/>
           </w:rPr>
-          <w:t>Rom 9:5</w:t>
+          <w:t>Romans 9:5</w:t>
         </w:r>
       </w:hyperlink>
       <w:r>
@@ -449,7 +508,7 @@
             <w:color w:val="0000EE"/>
             <w:u w:val="single"/>
           </w:rPr>
-          <w:t>Heb 1:8</w:t>
+          <w:t>Hebrews 1:8</w:t>
         </w:r>
       </w:hyperlink>
       <w:r>
@@ -467,7 +526,7 @@
             <w:color w:val="0000EE"/>
             <w:u w:val="single"/>
           </w:rPr>
-          <w:t>1 Jn 5:20</w:t>
+          <w:t>1 John 5:20</w:t>
         </w:r>
       </w:hyperlink>
       <w:r>
@@ -520,12 +579,6 @@
       </w:r>
       <w:r>
         <w:rPr>
-          <w:lang w:val="en_US" w:bidi="en_US"/>
-        </w:rPr>
-        <w:t xml:space="preserve">By his divine power, God has (literally </w:t>
-      </w:r>
-      <w:r>
-        <w:rPr>
           <w:i/>
           <w:lang w:val="en_US" w:bidi="en_US"/>
         </w:rPr>
@@ -535,20 +588,7 @@
         <w:rPr>
           <w:lang w:val="en_US" w:bidi="en_US"/>
         </w:rPr>
-        <w:t xml:space="preserve">): The name of God does not occur in the Greek text; Peter could be referring to the </w:t>
-      </w:r>
-      <w:r>
-        <w:rPr>
-          <w:i/>
-          <w:lang w:val="en_US" w:bidi="en_US"/>
-        </w:rPr>
-        <w:t>divine power</w:t>
-      </w:r>
-      <w:r>
-        <w:rPr>
-          <w:lang w:val="en_US" w:bidi="en_US"/>
-        </w:rPr>
-        <w:t xml:space="preserve"> of “Jesus our Lord” (</w:t>
+        <w:t>: The Greek text does not use the name of God here. Peter may be referring to the divine power of “Jesus our Lord” (</w:t>
       </w:r>
       <w:hyperlink r:id="rId24">
         <w:r>
@@ -614,7 +654,7 @@
         <w:rPr>
           <w:lang w:val="en_US" w:bidi="en_US"/>
         </w:rPr>
-        <w:t>An explanation of all that God has given us in Christ (</w:t>
+        <w:t>God has given us many blessings through Christ (</w:t>
       </w:r>
       <w:hyperlink r:id="rId25">
         <w:r>
@@ -632,7 +672,7 @@
         <w:rPr>
           <w:lang w:val="en_US" w:bidi="en_US"/>
         </w:rPr>
-        <w:t>) forms the basis for an urgent exhortation to grow in the knowledge of Christ (</w:t>
+        <w:t>). This provides a strong reason to encourage us to learn more about Christ (</w:t>
       </w:r>
       <w:hyperlink r:id="rId26">
         <w:r>
@@ -696,9 +736,29 @@
       </w:r>
       <w:r>
         <w:rPr>
-          <w:lang w:val="en_US" w:bidi="en_US"/>
-        </w:rPr>
-        <w:t xml:space="preserve">enable you to share his divine nature: Peter probably did not mean that our souls are merged with God but that believers share God’s qualities (cp. </w:t>
+          <w:i/>
+          <w:lang w:val="en_US" w:bidi="en_US"/>
+        </w:rPr>
+        <w:t>so that through them you may become partakers of the divine nature</w:t>
+      </w:r>
+      <w:r>
+        <w:rPr>
+          <w:lang w:val="en_US" w:bidi="en_US"/>
+        </w:rPr>
+        <w:t>: Peter probably did not mean that our souls are merged with God but that believers share in the qualities of God’s character, such as holiness and love</w:t>
+      </w:r>
+      <w:r>
+        <w:rPr>
+          <w:i/>
+          <w:lang w:val="en_US" w:bidi="en_US"/>
+        </w:rPr>
+        <w:t xml:space="preserve"> </w:t>
+      </w:r>
+      <w:r>
+        <w:rPr>
+          <w:lang w:val="en_US" w:bidi="en_US"/>
+        </w:rPr>
+        <w:t xml:space="preserve">(compare </w:t>
       </w:r>
       <w:hyperlink r:id="rId27">
         <w:r>
@@ -709,7 +769,7 @@
             <w:color w:val="0000EE"/>
             <w:u w:val="single"/>
           </w:rPr>
-          <w:t>Lev 11:44</w:t>
+          <w:t>Leviticus 11:44</w:t>
         </w:r>
       </w:hyperlink>
       <w:r>
@@ -727,7 +787,7 @@
             <w:color w:val="0000EE"/>
             <w:u w:val="single"/>
           </w:rPr>
-          <w:t>Matt 5:43–48</w:t>
+          <w:t>Matthew 5:43–48</w:t>
         </w:r>
       </w:hyperlink>
       <w:r>
@@ -745,7 +805,7 @@
             <w:color w:val="0000EE"/>
             <w:u w:val="single"/>
           </w:rPr>
-          <w:t>Eph 4:24</w:t>
+          <w:t>Ephesians 4:24</w:t>
         </w:r>
       </w:hyperlink>
       <w:r>
@@ -818,7 +878,7 @@
         <w:rPr>
           <w:lang w:val="en_US" w:bidi="en_US"/>
         </w:rPr>
-        <w:t xml:space="preserve">The stair-step structure of these verses, with each virtue leading to another, is a common literary device called a </w:t>
+        <w:t xml:space="preserve">These verses use a stair-step structure to show how each virtue leads to the next. This pattern is a common literary device called a </w:t>
       </w:r>
       <w:r>
         <w:rPr>
@@ -831,7 +891,7 @@
         <w:rPr>
           <w:lang w:val="en_US" w:bidi="en_US"/>
         </w:rPr>
-        <w:t>. The sequence in such passages is not stressed—e.g., Peter does not imply that moral excellence must come before knowledge. Yet love is the pinnacle of the virtues (</w:t>
+        <w:t>. The order is not the main point. For example, Peter is not saying that moral excellence must come before knowledge. But he does show that love is the highest and most important virtue in the list (</w:t>
       </w:r>
       <w:hyperlink r:id="rId31">
         <w:r>
@@ -887,91 +947,147 @@
       </w:r>
     </w:p>
     <w:p>
+      <w:pPr>
+        <w:pStyle w:val="ListBullet"/>
+        <w:spacing w:line="240" w:lineRule="auto"/>
+        <w:ind w:left="720"/>
+      </w:pPr>
+      <w:r>
+        <w:rPr>
+          <w:lang w:val="en_US" w:bidi="en_US"/>
+        </w:rPr>
+      </w:r>
+      <w:r>
+        <w:rPr>
+          <w:i/>
+          <w:lang w:val="en_US" w:bidi="en_US"/>
+        </w:rPr>
+        <w:t>Brothers</w:t>
+      </w:r>
+      <w:r>
+        <w:rPr>
+          <w:lang w:val="en_US" w:bidi="en_US"/>
+        </w:rPr>
+        <w:t xml:space="preserve">: Here, the Greek term </w:t>
+      </w:r>
+      <w:r>
+        <w:rPr>
+          <w:i/>
+          <w:lang w:val="en_US" w:bidi="en_US"/>
+        </w:rPr>
+        <w:t>adelphoi</w:t>
+      </w:r>
+      <w:r>
+        <w:rPr>
+          <w:lang w:val="en_US" w:bidi="en_US"/>
+        </w:rPr>
+        <w:t xml:space="preserve"> refers to people who belong to the same family, both male and female. </w:t>
+      </w:r>
+    </w:p>
+    <w:p>
+      <w:pPr>
+        <w:pStyle w:val="ListBullet"/>
+        <w:spacing w:line="240" w:lineRule="auto"/>
+        <w:ind w:left="720"/>
+      </w:pPr>
+      <w:r>
+        <w:rPr>
+          <w:lang w:val="en_US" w:bidi="en_US"/>
+        </w:rPr>
+      </w:r>
+      <w:r>
+        <w:rPr>
+          <w:i/>
+          <w:lang w:val="en_US" w:bidi="en_US"/>
+        </w:rPr>
+        <w:t>strive to make your calling and election sure</w:t>
+      </w:r>
+      <w:r>
+        <w:rPr>
+          <w:i/>
+          <w:lang w:val="en_US" w:bidi="en_US"/>
+        </w:rPr>
+        <w:t xml:space="preserve"> </w:t>
+      </w:r>
+      <w:r>
+        <w:rPr>
+          <w:lang w:val="en_US" w:bidi="en_US"/>
+        </w:rPr>
+        <w:t xml:space="preserve">(literally </w:t>
+      </w:r>
+      <w:r>
+        <w:rPr>
+          <w:i/>
+          <w:lang w:val="en_US" w:bidi="en_US"/>
+        </w:rPr>
+        <w:t>Be zealous to make certain</w:t>
+      </w:r>
+      <w:r>
+        <w:rPr>
+          <w:lang w:val="en_US" w:bidi="en_US"/>
+        </w:rPr>
+        <w:t>): Peter did not mean that God’s choice to save us depends on our actions. Instead, he teaches that our effort to grow in Christian virtue shows that God has already chosen us.</w:t>
+      </w:r>
+      <w:r>
+        <w:rPr>
+          <w:lang w:val="en_US" w:bidi="en_US"/>
+        </w:rPr>
+      </w:r>
+      <w:r>
+        <w:rPr>
+          <w:lang w:val="en_US" w:bidi="en_US"/>
+        </w:rPr>
+      </w:r>
+    </w:p>
+    <w:p>
       <w:pPr/>
       <w:r>
         <w:rPr>
           <w:lang w:val="en_US" w:bidi="en_US"/>
         </w:rPr>
       </w:r>
-      <w:r>
-        <w:rPr>
-          <w:lang w:val="en_US" w:bidi="en_US"/>
-        </w:rPr>
-        <w:t xml:space="preserve">dear brothers and sisters: This Greek term (adelphoi) refers to people, both male and female, who are members of the same family. • Work hard to prove (literally </w:t>
+    </w:p>
+    <w:p>
+      <w:pPr>
+        <w:pStyle w:val="Heading2"/>
+      </w:pPr>
+      <w:r>
+        <w:rPr>
+          <w:lang w:val="en_US" w:bidi="en_US"/>
+        </w:rPr>
+        <w:t>2 Peter 1:12–15</w:t>
+      </w:r>
+      <w:r>
+        <w:rPr>
+          <w:lang w:val="en_US" w:bidi="en_US"/>
+        </w:rPr>
+      </w:r>
+    </w:p>
+    <w:p>
+      <w:pPr/>
+      <w:r>
+        <w:rPr>
+          <w:lang w:val="en_US" w:bidi="en_US"/>
+        </w:rPr>
+      </w:r>
+      <w:r>
+        <w:rPr>
+          <w:lang w:val="en_US" w:bidi="en_US"/>
+        </w:rPr>
+        <w:t xml:space="preserve">Peter was writing at the end of his life, and 2 Peter is similar to works that belong to a popular Jewish genre called the </w:t>
       </w:r>
       <w:r>
         <w:rPr>
           <w:i/>
           <w:lang w:val="en_US" w:bidi="en_US"/>
         </w:rPr>
-        <w:t>Be zealous to make certain</w:t>
-      </w:r>
-      <w:r>
-        <w:rPr>
-          <w:lang w:val="en_US" w:bidi="en_US"/>
-        </w:rPr>
-        <w:t>): Peter did not mean that our being chosen by God for salvation depends on what we do, but that our zeal to grow in Christian virtue confirms that we have, indeed, been chosen by God.</w:t>
-      </w:r>
-      <w:r>
-        <w:rPr>
-          <w:lang w:val="en_US" w:bidi="en_US"/>
-        </w:rPr>
-      </w:r>
-      <w:r>
-        <w:rPr>
-          <w:lang w:val="en_US" w:bidi="en_US"/>
-        </w:rPr>
-      </w:r>
-    </w:p>
-    <w:p>
-      <w:pPr/>
-      <w:r>
-        <w:rPr>
-          <w:lang w:val="en_US" w:bidi="en_US"/>
-        </w:rPr>
-      </w:r>
-    </w:p>
-    <w:p>
-      <w:pPr>
-        <w:pStyle w:val="Heading2"/>
-      </w:pPr>
-      <w:r>
-        <w:rPr>
-          <w:lang w:val="en_US" w:bidi="en_US"/>
-        </w:rPr>
-        <w:t>2 Peter 1:12–15</w:t>
-      </w:r>
-      <w:r>
-        <w:rPr>
-          <w:lang w:val="en_US" w:bidi="en_US"/>
-        </w:rPr>
-      </w:r>
-    </w:p>
-    <w:p>
-      <w:pPr/>
-      <w:r>
-        <w:rPr>
-          <w:lang w:val="en_US" w:bidi="en_US"/>
-        </w:rPr>
-      </w:r>
-      <w:r>
-        <w:rPr>
-          <w:lang w:val="en_US" w:bidi="en_US"/>
-        </w:rPr>
-        <w:t xml:space="preserve">Peter was writing at the end of his life, and 2 Peter is similar to works that belong to a popular Jewish genre called the </w:t>
-      </w:r>
-      <w:r>
-        <w:rPr>
-          <w:i/>
-          <w:lang w:val="en_US" w:bidi="en_US"/>
-        </w:rPr>
-        <w:t>testament,</w:t>
-      </w:r>
-      <w:r>
-        <w:rPr>
-          <w:lang w:val="en_US" w:bidi="en_US"/>
-        </w:rPr>
-        <w:t xml:space="preserve"> in which an old and respected leader gives final instructions to his children or others on his deathbed (cp. </w:t>
+        <w:t>testament</w:t>
+      </w:r>
+      <w:r>
+        <w:rPr>
+          <w:lang w:val="en_US" w:bidi="en_US"/>
+        </w:rPr>
+        <w:t xml:space="preserve">. In this genre, an older and respected leader gives final instructions to his children or to the people under his care while he is near death (see </w:t>
       </w:r>
       <w:hyperlink r:id="rId32">
         <w:r>
@@ -982,7 +1098,7 @@
             <w:color w:val="0000EE"/>
             <w:u w:val="single"/>
           </w:rPr>
-          <w:t>Deut 31–33</w:t>
+          <w:t>Deuteronomy 31–33</w:t>
         </w:r>
       </w:hyperlink>
       <w:r>
@@ -1000,7 +1116,7 @@
             <w:color w:val="0000EE"/>
             <w:u w:val="single"/>
           </w:rPr>
-          <w:t>Josh 24</w:t>
+          <w:t>Joshua 24</w:t>
         </w:r>
       </w:hyperlink>
       <w:r>
@@ -1062,7 +1178,7 @@
         <w:rPr>
           <w:lang w:val="en_US" w:bidi="en_US"/>
         </w:rPr>
-        <w:t>This prophecy might have come in a vision, but it is more likely that Peter was recalling Jesus’ prophecy about his death (</w:t>
+        <w:t>This prophecy might have come to Peter in a vision, but it is more likely that he was remembering the prophecy Jesus gave about his death (</w:t>
       </w:r>
       <w:hyperlink r:id="rId34">
         <w:r>
@@ -1118,30 +1234,53 @@
       </w:r>
     </w:p>
     <w:p>
-      <w:pPr/>
-      <w:r>
-        <w:rPr>
-          <w:lang w:val="en_US" w:bidi="en_US"/>
-        </w:rPr>
-      </w:r>
-      <w:r>
-        <w:rPr>
-          <w:lang w:val="en_US" w:bidi="en_US"/>
-        </w:rPr>
-        <w:t xml:space="preserve">clever stories (literally </w:t>
+      <w:pPr>
+        <w:pStyle w:val="ListBullet"/>
+        <w:spacing w:line="240" w:lineRule="auto"/>
+        <w:ind w:left="720"/>
+      </w:pPr>
+      <w:r>
+        <w:rPr>
+          <w:lang w:val="en_US" w:bidi="en_US"/>
+        </w:rPr>
       </w:r>
       <w:r>
         <w:rPr>
           <w:i/>
           <w:lang w:val="en_US" w:bidi="en_US"/>
         </w:rPr>
-        <w:t>cleverly invented myths</w:t>
-      </w:r>
-      <w:r>
-        <w:rPr>
-          <w:lang w:val="en_US" w:bidi="en_US"/>
-        </w:rPr>
-        <w:t>): The false teachers were probably charging that the message of Christ’s return was just an edifying fable with no factual truth. • We saw his majestic splendor with our own eyes: At Jesus’ transfiguration (</w:t>
+        <w:t>cleverly devised fables</w:t>
+      </w:r>
+      <w:r>
+        <w:rPr>
+          <w:lang w:val="en_US" w:bidi="en_US"/>
+        </w:rPr>
+        <w:t>: The false teachers were probably claiming that the message about Christ’s return was only a helpful story and not a true event.</w:t>
+      </w:r>
+    </w:p>
+    <w:p>
+      <w:pPr>
+        <w:pStyle w:val="ListBullet"/>
+        <w:spacing w:line="240" w:lineRule="auto"/>
+        <w:ind w:left="720"/>
+      </w:pPr>
+      <w:r>
+        <w:rPr>
+          <w:lang w:val="en_US" w:bidi="en_US"/>
+        </w:rPr>
+      </w:r>
+      <w:r>
+        <w:rPr>
+          <w:i/>
+          <w:lang w:val="en_US" w:bidi="en_US"/>
+        </w:rPr>
+        <w:t>we were eyewitnesses of His majesty</w:t>
+      </w:r>
+      <w:r>
+        <w:rPr>
+          <w:lang w:val="en_US" w:bidi="en_US"/>
+        </w:rPr>
+        <w:t>: This refers to the transfiguration of Jesus (</w:t>
       </w:r>
       <w:hyperlink r:id="rId35">
         <w:r>
@@ -1152,7 +1291,7 @@
             <w:color w:val="0000EE"/>
             <w:u w:val="single"/>
           </w:rPr>
-          <w:t>Matt 17:1–9</w:t>
+          <w:t>Matthew 17:1–9</w:t>
         </w:r>
       </w:hyperlink>
       <w:r>
@@ -1195,7 +1334,7 @@
         <w:rPr>
           <w:lang w:val="en_US" w:bidi="en_US"/>
         </w:rPr>
-        <w:t>), which prefigured Christ’s return by revealing Jesus as the glorious King. Peter’s confidence was not based on human speculation but on eyewitness experience.</w:t>
+        <w:t>). The transfiguration was a moment when the appearance of Jesus changed in a bright and glorious way. At that moment, Jesus was revealed as the glorious King, which pointed to his future return. Peter’s confidence did not come from human guesses but from what he personally saw.</w:t>
       </w:r>
       <w:r>
         <w:rPr>
@@ -1243,7 +1382,7 @@
         <w:rPr>
           <w:lang w:val="en_US" w:bidi="en_US"/>
         </w:rPr>
-        <w:t xml:space="preserve"> Peter’s denunciation of the false teachers (ch </w:t>
+        <w:t xml:space="preserve">Peter’s strong warning against the false teachers in chapter </w:t>
       </w:r>
       <w:hyperlink r:id="rId38">
         <w:r>
@@ -1254,14 +1393,14 @@
             <w:color w:val="0000EE"/>
             <w:u w:val="single"/>
           </w:rPr>
-          <w:t>2</w:t>
+          <w:t xml:space="preserve">2 </w:t>
         </w:r>
       </w:hyperlink>
       <w:r>
         <w:rPr>
           <w:lang w:val="en_US" w:bidi="en_US"/>
         </w:rPr>
-        <w:t xml:space="preserve">) is framed by this teaching about the certainty of Jesus’ return (see also </w:t>
+        <w:t xml:space="preserve">is surrounded by his teaching about the certainty of the return of Jesus (see also </w:t>
       </w:r>
       <w:hyperlink r:id="rId39">
         <w:r>
@@ -1279,7 +1418,7 @@
         <w:rPr>
           <w:lang w:val="en_US" w:bidi="en_US"/>
         </w:rPr>
-        <w:t>). The false teachers were probably denying the reality of Christ’s return and judgment. Peter’s eyewitness experience (</w:t>
+        <w:t>). The false teachers were probably denying that Christ would truly return and judge the world. But Peter had seen Christ’s glory with his own eyes (</w:t>
       </w:r>
       <w:hyperlink r:id="rId40">
         <w:r>
@@ -1297,7 +1436,7 @@
         <w:rPr>
           <w:lang w:val="en_US" w:bidi="en_US"/>
         </w:rPr>
-        <w:t>) and the intrinsic reliability of scriptural prophecy (</w:t>
+        <w:t>), and the words of Scripture are completely reliable (</w:t>
       </w:r>
       <w:hyperlink r:id="rId41">
         <w:r>
@@ -1315,7 +1454,7 @@
         <w:rPr>
           <w:lang w:val="en_US" w:bidi="en_US"/>
         </w:rPr>
-        <w:t>) make Christ’s return a certainty.</w:t>
+        <w:t>). These truths show that Christ’s return is certain.</w:t>
       </w:r>
       <w:r>
         <w:rPr>
@@ -1353,30 +1492,47 @@
       </w:r>
     </w:p>
     <w:p>
-      <w:pPr/>
-      <w:r>
-        <w:rPr>
-          <w:lang w:val="en_US" w:bidi="en_US"/>
-        </w:rPr>
-      </w:r>
-      <w:r>
-        <w:rPr>
-          <w:lang w:val="en_US" w:bidi="en_US"/>
-        </w:rPr>
-        <w:t xml:space="preserve">The word Day is capitalized because it is shorthand for </w:t>
+      <w:pPr>
+        <w:pStyle w:val="ListBullet"/>
+        <w:spacing w:line="240" w:lineRule="auto"/>
+        <w:ind w:left="720"/>
+      </w:pPr>
+      <w:r>
+        <w:rPr>
+          <w:lang w:val="en_US" w:bidi="en_US"/>
+        </w:rPr>
+      </w:r>
+      <w:r>
+        <w:rPr>
+          <w:lang w:val="en_US" w:bidi="en_US"/>
+        </w:rPr>
+        <w:t xml:space="preserve">Here, </w:t>
       </w:r>
       <w:r>
         <w:rPr>
           <w:i/>
           <w:lang w:val="en_US" w:bidi="en_US"/>
         </w:rPr>
-        <w:t>the day of the Lord,</w:t>
-      </w:r>
-      <w:r>
-        <w:rPr>
-          <w:lang w:val="en_US" w:bidi="en_US"/>
-        </w:rPr>
-        <w:t xml:space="preserve"> the time when God intervenes in history to save his people and judge his enemies (see </w:t>
+        <w:t>day</w:t>
+      </w:r>
+      <w:r>
+        <w:rPr>
+          <w:lang w:val="en_US" w:bidi="en_US"/>
+        </w:rPr>
+        <w:t xml:space="preserve"> refers to </w:t>
+      </w:r>
+      <w:r>
+        <w:rPr>
+          <w:i/>
+          <w:lang w:val="en_US" w:bidi="en_US"/>
+        </w:rPr>
+        <w:t>the day of the Lord.</w:t>
+      </w:r>
+      <w:r>
+        <w:rPr>
+          <w:lang w:val="en_US" w:bidi="en_US"/>
+        </w:rPr>
+        <w:t xml:space="preserve"> This is a time when God acts in history to save his people and judge his enemies (see </w:t>
       </w:r>
       <w:hyperlink r:id="rId42">
         <w:r>
@@ -1387,7 +1543,7 @@
             <w:color w:val="0000EE"/>
             <w:u w:val="single"/>
           </w:rPr>
-          <w:t>Isa 13:4–12</w:t>
+          <w:t>Isaiah 13:4–12</w:t>
         </w:r>
       </w:hyperlink>
       <w:r>
@@ -1423,14 +1579,65 @@
             <w:color w:val="0000EE"/>
             <w:u w:val="single"/>
           </w:rPr>
-          <w:t>Zeph 2:1–3</w:t>
+          <w:t>Zephaniah 2:1–3</w:t>
         </w:r>
       </w:hyperlink>
       <w:r>
         <w:rPr>
           <w:lang w:val="en_US" w:bidi="en_US"/>
         </w:rPr>
-        <w:t>). The first coming of Christ inaugurated the day of the Lord’s salvation for his people. A future day of the Lord’s judgment on his enemies is yet to come. • Christ the Morning Star: The planet Venus, known as the “morning star,” often appears above the eastern horizon just before dawn. Peter reverses the order of natural events: The dawning of the day of the Lord leads to the Morning Star’s shining in the hearts of believers.</w:t>
+        <w:t xml:space="preserve">). Christ's first coming began the day of the Lord’s salvation for his people. A future </w:t>
+      </w:r>
+      <w:r>
+        <w:rPr>
+          <w:i/>
+          <w:lang w:val="en_US" w:bidi="en_US"/>
+        </w:rPr>
+        <w:t>day</w:t>
+      </w:r>
+      <w:r>
+        <w:rPr>
+          <w:lang w:val="en_US" w:bidi="en_US"/>
+        </w:rPr>
+        <w:t xml:space="preserve"> of the Lord’s judgment on his enemies will occur as well.</w:t>
+      </w:r>
+    </w:p>
+    <w:p>
+      <w:pPr>
+        <w:pStyle w:val="ListBullet"/>
+        <w:spacing w:line="240" w:lineRule="auto"/>
+        <w:ind w:left="720"/>
+      </w:pPr>
+      <w:r>
+        <w:rPr>
+          <w:lang w:val="en_US" w:bidi="en_US"/>
+        </w:rPr>
+      </w:r>
+      <w:r>
+        <w:rPr>
+          <w:i/>
+          <w:lang w:val="en_US" w:bidi="en_US"/>
+        </w:rPr>
+        <w:t>the morning star</w:t>
+      </w:r>
+      <w:r>
+        <w:rPr>
+          <w:lang w:val="en_US" w:bidi="en_US"/>
+        </w:rPr>
+        <w:t>: The planet Venus, called the “</w:t>
+      </w:r>
+      <w:r>
+        <w:rPr>
+          <w:i/>
+          <w:lang w:val="en_US" w:bidi="en_US"/>
+        </w:rPr>
+        <w:t>morning star</w:t>
+      </w:r>
+      <w:r>
+        <w:rPr>
+          <w:lang w:val="en_US" w:bidi="en_US"/>
+        </w:rPr>
+        <w:t>,” often appears above the eastern horizon just before dawn. Peter reverses the normal order of nature. He explains that the dawning of the day of the Lord will lead to the Morning Star, Christ, shining in the hearts of believers.</w:t>
       </w:r>
       <w:r>
         <w:rPr>
@@ -1476,22 +1683,16 @@
       </w:r>
       <w:r>
         <w:rPr>
-          <w:lang w:val="en_US" w:bidi="en_US"/>
-        </w:rPr>
-        <w:t xml:space="preserve">came from the prophet’s own understanding (or </w:t>
-      </w:r>
-      <w:r>
-        <w:rPr>
           <w:i/>
           <w:lang w:val="en_US" w:bidi="en_US"/>
         </w:rPr>
-        <w:t>is a matter of one’s own interpretation</w:t>
-      </w:r>
-      <w:r>
-        <w:rPr>
-          <w:lang w:val="en_US" w:bidi="en_US"/>
-        </w:rPr>
-        <w:t>): The point is probably that the prophets were not left on their own to interpret the visions that God gave them. God made the meaning clear to the prophets, so that they could prophesy clearly and reliably.</w:t>
+        <w:t>comes from one’s own interpretation</w:t>
+      </w:r>
+      <w:r>
+        <w:rPr>
+          <w:lang w:val="en_US" w:bidi="en_US"/>
+        </w:rPr>
+        <w:t>: This probably means that the prophets did not have to interpret God’s visions by themselves. God made the meaning clear to them so they could speak his message clearly and reliably.</w:t>
       </w:r>
       <w:r>
         <w:rPr>
@@ -1529,17 +1730,28 @@
       </w:r>
     </w:p>
     <w:p>
-      <w:pPr/>
-      <w:r>
-        <w:rPr>
-          <w:lang w:val="en_US" w:bidi="en_US"/>
-        </w:rPr>
-      </w:r>
-      <w:r>
-        <w:rPr>
-          <w:lang w:val="en_US" w:bidi="en_US"/>
-        </w:rPr>
-        <w:t xml:space="preserve">They will: Peter’s use of the future tense in </w:t>
+      <w:pPr>
+        <w:pStyle w:val="ListBullet"/>
+        <w:spacing w:line="240" w:lineRule="auto"/>
+        <w:ind w:left="720"/>
+      </w:pPr>
+      <w:r>
+        <w:rPr>
+          <w:lang w:val="en_US" w:bidi="en_US"/>
+        </w:rPr>
+      </w:r>
+      <w:r>
+        <w:rPr>
+          <w:i/>
+          <w:lang w:val="en_US" w:bidi="en_US"/>
+        </w:rPr>
+        <w:t>They will</w:t>
+      </w:r>
+      <w:r>
+        <w:rPr>
+          <w:lang w:val="en_US" w:bidi="en_US"/>
+        </w:rPr>
+        <w:t xml:space="preserve">: Peter uses the future tense in </w:t>
       </w:r>
       <w:hyperlink r:id="rId45">
         <w:r>
@@ -1557,7 +1769,7 @@
         <w:rPr>
           <w:lang w:val="en_US" w:bidi="en_US"/>
         </w:rPr>
-        <w:t xml:space="preserve"> does not imply that false prophets had not yet come, but it alludes to Jesus’ prediction that false teachers would arise (</w:t>
+        <w:t>, but this does not mean that false prophets had not yet appeared. Instead, he is recalling the prophecy Jesus made that false teachers would arise (</w:t>
       </w:r>
       <w:hyperlink r:id="rId46">
         <w:r>
@@ -1568,7 +1780,7 @@
             <w:color w:val="0000EE"/>
             <w:u w:val="single"/>
           </w:rPr>
-          <w:t>Matt 24:11</w:t>
+          <w:t>Matthew 24:11</w:t>
         </w:r>
       </w:hyperlink>
       <w:r>
@@ -1611,7 +1823,7 @@
         <w:rPr>
           <w:lang w:val="en_US" w:bidi="en_US"/>
         </w:rPr>
-        <w:t xml:space="preserve">; cp. </w:t>
+        <w:t xml:space="preserve">; compare </w:t>
       </w:r>
       <w:hyperlink r:id="rId49">
         <w:r>
@@ -1640,14 +1852,39 @@
             <w:color w:val="0000EE"/>
             <w:u w:val="single"/>
           </w:rPr>
-          <w:t>2 Tim 3:1–6</w:t>
+          <w:t>2 Timothy 3:1–6</w:t>
         </w:r>
       </w:hyperlink>
       <w:r>
         <w:rPr>
           <w:lang w:val="en_US" w:bidi="en_US"/>
         </w:rPr>
-        <w:t xml:space="preserve">). The false teachers who had arisen fulfilled that prediction. • deny the Master who bought them: The false teachers might have been overtly renouncing Christ, but it is more likely that their immoral conduct constituted a denial of Christ (cp. </w:t>
+        <w:t>). The false teachers already present in the church were the fulfillment of that prophecy.</w:t>
+      </w:r>
+    </w:p>
+    <w:p>
+      <w:pPr>
+        <w:pStyle w:val="ListBullet"/>
+        <w:spacing w:line="240" w:lineRule="auto"/>
+        <w:ind w:left="720"/>
+      </w:pPr>
+      <w:r>
+        <w:rPr>
+          <w:lang w:val="en_US" w:bidi="en_US"/>
+        </w:rPr>
+      </w:r>
+      <w:r>
+        <w:rPr>
+          <w:i/>
+          <w:lang w:val="en_US" w:bidi="en_US"/>
+        </w:rPr>
+        <w:t>denying the Master who bought them</w:t>
+      </w:r>
+      <w:r>
+        <w:rPr>
+          <w:lang w:val="en_US" w:bidi="en_US"/>
+        </w:rPr>
+        <w:t xml:space="preserve">: The false teachers might have openly rejected Christ. But it is more likely that their bad behavior was a denial of Christ (compare </w:t>
       </w:r>
       <w:hyperlink r:id="rId51">
         <w:r>
@@ -1713,7 +1950,7 @@
         <w:rPr>
           <w:lang w:val="en_US" w:bidi="en_US"/>
         </w:rPr>
-        <w:t>Alongside authentic prophets (</w:t>
+        <w:t>Along with the true prophets, there have always been false prophets, and God brings judgment on the (</w:t>
       </w:r>
       <w:hyperlink r:id="rId52">
         <w:r>
@@ -1731,7 +1968,7 @@
         <w:rPr>
           <w:lang w:val="en_US" w:bidi="en_US"/>
         </w:rPr>
-        <w:t>), there have always been false prophets who receive God’s judgment.</w:t>
+        <w:t>).</w:t>
       </w:r>
       <w:r>
         <w:rPr>
@@ -1779,7 +2016,7 @@
         <w:rPr>
           <w:lang w:val="en_US" w:bidi="en_US"/>
         </w:rPr>
-        <w:t>One of the saddest effects of false teaching is that the way of truth will be slandered by a watching world. By their immoral and greedy conduct, false teachers bring shame on Christ.</w:t>
+        <w:t>One sad result of false teaching is that people will speak badly about the way of truth. When false teachers live in immoral and greedy ways, they bring shame on Christ.</w:t>
       </w:r>
       <w:r>
         <w:rPr>
@@ -1817,17 +2054,21 @@
       </w:r>
     </w:p>
     <w:p>
-      <w:pPr/>
-      <w:r>
-        <w:rPr>
-          <w:lang w:val="en_US" w:bidi="en_US"/>
-        </w:rPr>
-      </w:r>
-      <w:r>
-        <w:rPr>
-          <w:lang w:val="en_US" w:bidi="en_US"/>
-        </w:rPr>
-        <w:t xml:space="preserve">The first example of judgment is the angels who sinned: The widespread Jewish tradition was that “the sons of God” in </w:t>
+      <w:pPr>
+        <w:pStyle w:val="ListBullet"/>
+        <w:spacing w:line="240" w:lineRule="auto"/>
+        <w:ind w:left="720"/>
+      </w:pPr>
+      <w:r>
+        <w:rPr>
+          <w:lang w:val="en_US" w:bidi="en_US"/>
+        </w:rPr>
+      </w:r>
+      <w:r>
+        <w:rPr>
+          <w:lang w:val="en_US" w:bidi="en_US"/>
+        </w:rPr>
+        <w:t xml:space="preserve">The first example of judgment is the angels when they sinned. The common Jewish tradition was that "the sons of God" in </w:t>
       </w:r>
       <w:hyperlink r:id="rId53">
         <w:r>
@@ -1838,27 +2079,14 @@
             <w:color w:val="0000EE"/>
             <w:u w:val="single"/>
           </w:rPr>
-          <w:t>Gen 6:1–5</w:t>
+          <w:t>Genesis 6:1–5</w:t>
         </w:r>
       </w:hyperlink>
       <w:r>
         <w:rPr>
           <w:lang w:val="en_US" w:bidi="en_US"/>
         </w:rPr>
-        <w:t xml:space="preserve"> (understood as angels) had intercourse with women and were therefore judged by God at that time (see </w:t>
-      </w:r>
-      <w:r>
-        <w:rPr>
-          <w:i/>
-          <w:lang w:val="en_US" w:bidi="en_US"/>
-        </w:rPr>
-        <w:t>1 Enoch</w:t>
-      </w:r>
-      <w:r>
-        <w:rPr>
-          <w:lang w:val="en_US" w:bidi="en_US"/>
-        </w:rPr>
-        <w:t xml:space="preserve"> 6–10; cp. </w:t>
+        <w:t xml:space="preserve"> (understood as angels) had sexual relations with women. As a result, God judged them at that time (see 1 Enoch 6–10; compare </w:t>
       </w:r>
       <w:hyperlink r:id="rId54">
         <w:r>
@@ -1869,7 +2097,7 @@
             <w:color w:val="0000EE"/>
             <w:u w:val="single"/>
           </w:rPr>
-          <w:t>1 Pet 3:19–20</w:t>
+          <w:t>1 Peter 3:19–20</w:t>
         </w:r>
       </w:hyperlink>
       <w:r>
@@ -1894,7 +2122,32 @@
         <w:rPr>
           <w:lang w:val="en_US" w:bidi="en_US"/>
         </w:rPr>
-        <w:t>). • in gloomy pits of darkness: This description of the underworld was popular in the ancient world and is probably metaphorical.</w:t>
+        <w:t>).</w:t>
+      </w:r>
+    </w:p>
+    <w:p>
+      <w:pPr>
+        <w:pStyle w:val="ListBullet"/>
+        <w:spacing w:line="240" w:lineRule="auto"/>
+        <w:ind w:left="720"/>
+      </w:pPr>
+      <w:r>
+        <w:rPr>
+          <w:lang w:val="en_US" w:bidi="en_US"/>
+        </w:rPr>
+      </w:r>
+      <w:r>
+        <w:rPr>
+          <w:i/>
+          <w:lang w:val="en_US" w:bidi="en_US"/>
+        </w:rPr>
+        <w:t>in chains of darkness</w:t>
+      </w:r>
+      <w:r>
+        <w:rPr>
+          <w:lang w:val="en_US" w:bidi="en_US"/>
+        </w:rPr>
+        <w:t>: This phrase reflects a common ancient description of the underworld. It is probably a metaphor that pictures a place of deep darkness and confinement.</w:t>
       </w:r>
       <w:r>
         <w:rPr>
@@ -1942,7 +2195,7 @@
         <w:rPr>
           <w:lang w:val="en_US" w:bidi="en_US"/>
         </w:rPr>
-        <w:t xml:space="preserve">Three Old Testament examples of judgment show that God will vindicate those who remain faithful to him and will condemn those who deny him, including the false teachers (see </w:t>
+        <w:t xml:space="preserve">Three examples of judgment in the Old Testament show that God will protect and vindicate people who remain faithful to him. These examples also show that God will condemn those who deny him, including the false teachers (see </w:t>
       </w:r>
       <w:hyperlink r:id="rId56">
         <w:r>
@@ -2008,7 +2261,7 @@
         <w:rPr>
           <w:lang w:val="en_US" w:bidi="en_US"/>
         </w:rPr>
-        <w:t xml:space="preserve">The second example of judgment is that God did not spare the ancient world at the time of Noah. In the flood, God destroyed all human life apart from Noah and his family (see </w:t>
+        <w:t xml:space="preserve">The second example of judgment is that God did not spare the ancient world during the time of Noah. In the great flood, God destroyed all human life except for Noah and his family (see </w:t>
       </w:r>
       <w:hyperlink r:id="rId57">
         <w:r>
@@ -2019,7 +2272,7 @@
             <w:color w:val="0000EE"/>
             <w:u w:val="single"/>
           </w:rPr>
-          <w:t>Gen 6–8</w:t>
+          <w:t>Genesis 6–8</w:t>
         </w:r>
       </w:hyperlink>
       <w:r>
@@ -2074,7 +2327,7 @@
         <w:rPr>
           <w:lang w:val="en_US" w:bidi="en_US"/>
         </w:rPr>
-        <w:t>The third example of judgment is that God condemned the cities of Sodom and Gomorrah. The people of these cities were so immoral that God rained down sulfur from heaven to destroy them (</w:t>
+        <w:t>The third example of judgment is that God condemned the cities of Sodom and Gomorrah. The people in these cities were very evil, so God sent sulfur and fire from the sky to destroy them (</w:t>
       </w:r>
       <w:hyperlink r:id="rId58">
         <w:r>
@@ -2085,7 +2338,7 @@
             <w:color w:val="0000EE"/>
             <w:u w:val="single"/>
           </w:rPr>
-          <w:t>Gen 19:24</w:t>
+          <w:t>Genesis 19:24</w:t>
         </w:r>
       </w:hyperlink>
       <w:r>
@@ -2224,9 +2477,22 @@
       </w:r>
       <w:r>
         <w:rPr>
-          <w:lang w:val="en_US" w:bidi="en_US"/>
-        </w:rPr>
-        <w:t>the Lord knows how to rescue godly people from their trials: As illustrated by Noah’s family (</w:t>
+          <w:i/>
+          <w:lang w:val="en_US" w:bidi="en_US"/>
+        </w:rPr>
+        <w:t>the Lord knows how to rescue the godly from trials</w:t>
+      </w:r>
+      <w:r>
+        <w:rPr>
+          <w:lang w:val="en_US" w:bidi="en_US"/>
+        </w:rPr>
+        <w:t>:</w:t>
+      </w:r>
+      <w:r>
+        <w:rPr>
+          <w:lang w:val="en_US" w:bidi="en_US"/>
+        </w:rPr>
+        <w:t xml:space="preserve"> Noah’s family and Lot show this truth (</w:t>
       </w:r>
       <w:hyperlink r:id="rId59">
         <w:r>
@@ -2244,7 +2510,7 @@
         <w:rPr>
           <w:lang w:val="en_US" w:bidi="en_US"/>
         </w:rPr>
-        <w:t>) and Lot (</w:t>
+        <w:t xml:space="preserve">; </w:t>
       </w:r>
       <w:hyperlink r:id="rId60">
         <w:r>
@@ -2262,7 +2528,7 @@
         <w:rPr>
           <w:lang w:val="en_US" w:bidi="en_US"/>
         </w:rPr>
-        <w:t>), the Lord is faithful to his own people. Peter’s readers needed assurance that their struggles to live godly lives in the face of false teaching and the world’s scorn would be rewarded.</w:t>
+        <w:t>). The Lord is faithful to his people. The people Peter wrote to needed assurance that their struggles to live godly lives, while facing false teaching and the scorn of the world, would be rewarded.</w:t>
       </w:r>
       <w:r>
         <w:rPr>
@@ -2300,17 +2566,34 @@
       </w:r>
     </w:p>
     <w:p>
-      <w:pPr/>
-      <w:r>
-        <w:rPr>
-          <w:lang w:val="en_US" w:bidi="en_US"/>
-        </w:rPr>
-      </w:r>
-      <w:r>
-        <w:rPr>
-          <w:lang w:val="en_US" w:bidi="en_US"/>
-        </w:rPr>
-        <w:t xml:space="preserve">twisted sexual desire: The reference is to illicit sexual desire generally and possibly to homosexuality in particular (cp. reference to Sodom and Gomorrah, </w:t>
+      <w:pPr>
+        <w:pStyle w:val="ListBullet"/>
+        <w:spacing w:line="240" w:lineRule="auto"/>
+        <w:ind w:left="720"/>
+      </w:pPr>
+      <w:r>
+        <w:rPr>
+          <w:lang w:val="en_US" w:bidi="en_US"/>
+        </w:rPr>
+      </w:r>
+      <w:r>
+        <w:rPr>
+          <w:i/>
+          <w:lang w:val="en_US" w:bidi="en_US"/>
+        </w:rPr>
+        <w:t>The corrupt desires of the flesh</w:t>
+      </w:r>
+      <w:r>
+        <w:rPr>
+          <w:lang w:val="en_US" w:bidi="en_US"/>
+        </w:rPr>
+        <w:t>:</w:t>
+      </w:r>
+      <w:r>
+        <w:rPr>
+          <w:lang w:val="en_US" w:bidi="en_US"/>
+        </w:rPr>
+        <w:t xml:space="preserve"> This refers to any kind of illicit sexual desire. It may also include homosexual behavior, since Peter mentions Sodom and Gomorrah (</w:t>
       </w:r>
       <w:hyperlink r:id="rId61">
         <w:r>
@@ -2328,7 +2611,25 @@
         <w:rPr>
           <w:lang w:val="en_US" w:bidi="en_US"/>
         </w:rPr>
-        <w:t>). • The false teachers were so arrogant that they refused to listen to any authority but their own.</w:t>
+        <w:t>).</w:t>
+      </w:r>
+    </w:p>
+    <w:p>
+      <w:pPr>
+        <w:pStyle w:val="ListBullet"/>
+        <w:spacing w:line="240" w:lineRule="auto"/>
+        <w:ind w:left="720"/>
+      </w:pPr>
+      <w:r>
+        <w:rPr>
+          <w:lang w:val="en_US" w:bidi="en_US"/>
+        </w:rPr>
+      </w:r>
+      <w:r>
+        <w:rPr>
+          <w:lang w:val="en_US" w:bidi="en_US"/>
+        </w:rPr>
+        <w:t>The false teachers were very arrogant. They refused to listen to any authority except their own.</w:t>
       </w:r>
       <w:r>
         <w:rPr>
@@ -2374,9 +2675,22 @@
       </w:r>
       <w:r>
         <w:rPr>
-          <w:lang w:val="en_US" w:bidi="en_US"/>
-        </w:rPr>
-        <w:t xml:space="preserve">supernatural beings: Probably evil angels, in contrast to the angels of </w:t>
+          <w:i/>
+          <w:lang w:val="en_US" w:bidi="en_US"/>
+        </w:rPr>
+        <w:t>glorious beings</w:t>
+      </w:r>
+      <w:r>
+        <w:rPr>
+          <w:lang w:val="en_US" w:bidi="en_US"/>
+        </w:rPr>
+        <w:t>:</w:t>
+      </w:r>
+      <w:r>
+        <w:rPr>
+          <w:lang w:val="en_US" w:bidi="en_US"/>
+        </w:rPr>
+        <w:t xml:space="preserve"> These are probably evil angels, unlike the angels in </w:t>
       </w:r>
       <w:hyperlink r:id="rId62">
         <w:r>
@@ -2394,7 +2708,7 @@
         <w:rPr>
           <w:lang w:val="en_US" w:bidi="en_US"/>
         </w:rPr>
-        <w:t>. It is wrong to scoff even at evil angels, because they bear the mark of their glorious origin—they have real power and pose a real threat to humans.</w:t>
+        <w:t>. It is wrong to make fun of evil angels, because they still show signs of the glorious way God first created them. They have real power and can be a real danger to humans.</w:t>
       </w:r>
       <w:r>
         <w:rPr>
@@ -2442,7 +2756,7 @@
         <w:rPr>
           <w:lang w:val="en_US" w:bidi="en_US"/>
         </w:rPr>
-        <w:t>This profile of the false teachers focuses more on how they were living than on what they were teaching.</w:t>
+        <w:t>This description of the false teachers focuses more on how they were living than on what they were teaching.</w:t>
       </w:r>
       <w:r>
         <w:rPr>
@@ -2488,22 +2802,55 @@
       </w:r>
       <w:r>
         <w:rPr>
-          <w:lang w:val="en_US" w:bidi="en_US"/>
-        </w:rPr>
-        <w:t xml:space="preserve">Even angels </w:t>
-      </w:r>
-      <w:r>
-        <w:rPr>
           <w:i/>
           <w:lang w:val="en_US" w:bidi="en_US"/>
         </w:rPr>
-        <w:t>. . .</w:t>
-      </w:r>
-      <w:r>
-        <w:rPr>
-          <w:lang w:val="en_US" w:bidi="en_US"/>
-        </w:rPr>
-        <w:t xml:space="preserve"> do not dare to charge evil supernatural beings with blasphemy, but the false teachers were so arrogant that they did not hesitate to do so.</w:t>
+        <w:t>not</w:t>
+      </w:r>
+      <w:r>
+        <w:rPr>
+          <w:lang w:val="en_US" w:bidi="en_US"/>
+        </w:rPr>
+        <w:t xml:space="preserve"> </w:t>
+      </w:r>
+      <w:r>
+        <w:rPr>
+          <w:i/>
+          <w:lang w:val="en_US" w:bidi="en_US"/>
+        </w:rPr>
+        <w:t>even angels</w:t>
+      </w:r>
+      <w:r>
+        <w:rPr>
+          <w:lang w:val="en_US" w:bidi="en_US"/>
+        </w:rPr>
+        <w:t xml:space="preserve"> … </w:t>
+      </w:r>
+      <w:r>
+        <w:rPr>
+          <w:i/>
+          <w:lang w:val="en_US" w:bidi="en_US"/>
+        </w:rPr>
+        <w:t>dare</w:t>
+      </w:r>
+      <w:r>
+        <w:rPr>
+          <w:lang w:val="en_US" w:bidi="en_US"/>
+        </w:rPr>
+        <w:t xml:space="preserve"> to accuse evil </w:t>
+      </w:r>
+      <w:r>
+        <w:rPr>
+          <w:i/>
+          <w:lang w:val="en_US" w:bidi="en_US"/>
+        </w:rPr>
+        <w:t>angels</w:t>
+      </w:r>
+      <w:r>
+        <w:rPr>
+          <w:lang w:val="en_US" w:bidi="en_US"/>
+        </w:rPr>
+        <w:t xml:space="preserve"> of speaking against God. But the false teachers were so full of pride that they did not hesitate to do so.</w:t>
       </w:r>
       <w:r>
         <w:rPr>
@@ -2549,9 +2896,22 @@
       </w:r>
       <w:r>
         <w:rPr>
-          <w:lang w:val="en_US" w:bidi="en_US"/>
-        </w:rPr>
-        <w:t xml:space="preserve">They delight in deception even as they eat with you in your fellowship meals: Cp. </w:t>
+          <w:i/>
+          <w:lang w:val="en_US" w:bidi="en_US"/>
+        </w:rPr>
+        <w:t>reveling in their deception as they feast with you</w:t>
+      </w:r>
+      <w:r>
+        <w:rPr>
+          <w:lang w:val="en_US" w:bidi="en_US"/>
+        </w:rPr>
+        <w:t>: C</w:t>
+      </w:r>
+      <w:r>
+        <w:rPr>
+          <w:lang w:val="en_US" w:bidi="en_US"/>
+        </w:rPr>
+        <w:t xml:space="preserve">ompare </w:t>
       </w:r>
       <w:hyperlink r:id="rId63">
         <w:r>
@@ -2569,7 +2929,7 @@
         <w:rPr>
           <w:lang w:val="en_US" w:bidi="en_US"/>
         </w:rPr>
-        <w:t xml:space="preserve">. Christians often ate fellowship meals together in celebration of the Lord (see </w:t>
+        <w:t xml:space="preserve">. Early Christians often shared fellowship meals to honor the Lord (see </w:t>
       </w:r>
       <w:hyperlink r:id="rId64">
         <w:r>
@@ -2605,59 +2965,47 @@
         <w:rPr>
           <w:lang w:val="en_US" w:bidi="en_US"/>
         </w:rPr>
-        <w:t xml:space="preserve">). The false teachers were using these mealtimes as opportunities to deceive true believers. Some manuscripts read </w:t>
+        <w:t>). The false teachers used these meals as opportunities to deceive true believers.</w:t>
+      </w:r>
+    </w:p>
+    <w:p>
+      <w:pPr/>
+      <w:r>
+        <w:rPr>
+          <w:lang w:val="en_US" w:bidi="en_US"/>
+        </w:rPr>
+      </w:r>
+      <w:r>
+        <w:rPr>
+          <w:lang w:val="en_US" w:bidi="en_US"/>
+        </w:rPr>
+        <w:t xml:space="preserve">Some manuscripts say </w:t>
       </w:r>
       <w:r>
         <w:rPr>
           <w:i/>
           <w:lang w:val="en_US" w:bidi="en_US"/>
         </w:rPr>
-        <w:t>They delight</w:t>
-      </w:r>
-      <w:r>
-        <w:rPr>
-          <w:lang w:val="en_US" w:bidi="en_US"/>
-        </w:rPr>
-        <w:t xml:space="preserve"> (or </w:t>
+        <w:t>They</w:t>
+      </w:r>
+      <w:r>
+        <w:rPr>
+          <w:lang w:val="en_US" w:bidi="en_US"/>
+        </w:rPr>
+        <w:t xml:space="preserve"> </w:t>
       </w:r>
       <w:r>
         <w:rPr>
           <w:i/>
           <w:lang w:val="en_US" w:bidi="en_US"/>
         </w:rPr>
-        <w:t>revel,</w:t>
-      </w:r>
-      <w:r>
-        <w:rPr>
-          <w:lang w:val="en_US" w:bidi="en_US"/>
-        </w:rPr>
-        <w:t xml:space="preserve"> or </w:t>
-      </w:r>
-      <w:r>
-        <w:rPr>
-          <w:i/>
-          <w:lang w:val="en_US" w:bidi="en_US"/>
-        </w:rPr>
-        <w:t>carouse</w:t>
-      </w:r>
-      <w:r>
-        <w:rPr>
-          <w:lang w:val="en_US" w:bidi="en_US"/>
-        </w:rPr>
-        <w:t xml:space="preserve">) </w:t>
-      </w:r>
-      <w:r>
-        <w:rPr>
-          <w:i/>
-          <w:lang w:val="en_US" w:bidi="en_US"/>
-        </w:rPr>
-        <w:t>in their fellowship meals as they eat with you.</w:t>
-      </w:r>
-      <w:r>
-        <w:rPr>
-          <w:lang w:val="en_US" w:bidi="en_US"/>
-        </w:rPr>
-        <w:t xml:space="preserve"> If this reading is correct, they were using the fellowship meals for self-indulgence (cp. </w:t>
+        <w:t>revel in their fellowship meals as they feast with you.</w:t>
+      </w:r>
+      <w:r>
+        <w:rPr>
+          <w:lang w:val="en_US" w:bidi="en_US"/>
+        </w:rPr>
+        <w:t xml:space="preserve"> If correct, these false teachers were using the meals for self-indulgence (see </w:t>
       </w:r>
       <w:hyperlink r:id="rId66">
         <w:r>
@@ -2668,7 +3016,7 @@
             <w:color w:val="0000EE"/>
             <w:u w:val="single"/>
           </w:rPr>
-          <w:t>1 Cor 11:20–22</w:t>
+          <w:t>1 Corinthians 11:20–22</w:t>
         </w:r>
       </w:hyperlink>
       <w:r>
@@ -2721,9 +3069,16 @@
       </w:r>
       <w:r>
         <w:rPr>
-          <w:lang w:val="en_US" w:bidi="en_US"/>
-        </w:rPr>
-        <w:t xml:space="preserve">who loved to earn money by doing wrong: Despite consulting with God about what he should do, Balaam was determined to go his own way in hopes of receiving Balak’s money (see </w:t>
+          <w:i/>
+          <w:lang w:val="en_US" w:bidi="en_US"/>
+        </w:rPr>
+        <w:t>who loved the wages of wickedness</w:t>
+      </w:r>
+      <w:r>
+        <w:rPr>
+          <w:lang w:val="en_US" w:bidi="en_US"/>
+        </w:rPr>
+        <w:t xml:space="preserve">: Balaam asked God for guidance, but he still wanted to go his own way so that he could receive Balak’s money (see </w:t>
       </w:r>
       <w:hyperlink r:id="rId67">
         <w:r>
@@ -2734,14 +3089,14 @@
             <w:color w:val="0000EE"/>
             <w:u w:val="single"/>
           </w:rPr>
-          <w:t>Num 22–24</w:t>
+          <w:t>Numbers 22–24</w:t>
         </w:r>
       </w:hyperlink>
       <w:r>
         <w:rPr>
           <w:lang w:val="en_US" w:bidi="en_US"/>
         </w:rPr>
-        <w:t xml:space="preserve">). The Old Testament account hints at Balaam’s greed, and Jewish tradition developed this theme (see </w:t>
+        <w:t xml:space="preserve">). The Old Testament account suggests that Balaam was greedy. Jewish tradition later expanded this idea (see </w:t>
       </w:r>
       <w:r>
         <w:rPr>
@@ -2828,7 +3183,7 @@
         <w:rPr>
           <w:lang w:val="en_US" w:bidi="en_US"/>
         </w:rPr>
-        <w:t xml:space="preserve"> Peter continues his description of the false teachers by explaining their effect on other people.</w:t>
+        <w:t>Peter continues to describe the false teachers by showing how they harm other people.</w:t>
       </w:r>
       <w:r>
         <w:rPr>
@@ -2874,9 +3229,16 @@
       </w:r>
       <w:r>
         <w:rPr>
-          <w:lang w:val="en_US" w:bidi="en_US"/>
-        </w:rPr>
-        <w:t>those who have barely escaped: The false teachers cleverly targeted new converts, people who had only recently committed themselves to Christ.</w:t>
+          <w:i/>
+          <w:lang w:val="en_US" w:bidi="en_US"/>
+        </w:rPr>
+        <w:t>those who are just escaping</w:t>
+      </w:r>
+      <w:r>
+        <w:rPr>
+          <w:lang w:val="en_US" w:bidi="en_US"/>
+        </w:rPr>
+        <w:t>: The false teachers cleverly targeted new believers. These were people who had only recently committed themselves to Christ.</w:t>
       </w:r>
       <w:r>
         <w:rPr>
@@ -2924,7 +3286,7 @@
         <w:rPr>
           <w:lang w:val="en_US" w:bidi="en_US"/>
         </w:rPr>
-        <w:t>One of the great lures of false teaching through the centuries has been the promise of freedom from authority, but such freedom is illusory (</w:t>
+        <w:t>False teaching often attracts people by promising freedom from authority. But this kind of freedom is not real (</w:t>
       </w:r>
       <w:hyperlink r:id="rId68">
         <w:r>
@@ -2935,14 +3297,14 @@
             <w:color w:val="0000EE"/>
             <w:u w:val="single"/>
           </w:rPr>
-          <w:t>Rom 6:16</w:t>
+          <w:t>Romans 6:16</w:t>
         </w:r>
       </w:hyperlink>
       <w:r>
         <w:rPr>
           <w:lang w:val="en_US" w:bidi="en_US"/>
         </w:rPr>
-        <w:t xml:space="preserve">). The false teachers, while reveling in their freedom from authority (see </w:t>
+        <w:t xml:space="preserve">). The false teachers celebrated what they thought was freedom (see </w:t>
       </w:r>
       <w:hyperlink r:id="rId69">
         <w:r>
@@ -2953,14 +3315,14 @@
             <w:color w:val="0000EE"/>
             <w:u w:val="single"/>
           </w:rPr>
-          <w:t>2 Pet 2:10</w:t>
+          <w:t>2 Peter 2:10</w:t>
         </w:r>
       </w:hyperlink>
       <w:r>
         <w:rPr>
           <w:lang w:val="en_US" w:bidi="en_US"/>
         </w:rPr>
-        <w:t>), were in fact slaves to sin and corruption.</w:t>
+        <w:t>). In truth, they were slaves to sin and corruption.</w:t>
       </w:r>
       <w:r>
         <w:rPr>
@@ -3006,9 +3368,16 @@
       </w:r>
       <w:r>
         <w:rPr>
-          <w:lang w:val="en_US" w:bidi="en_US"/>
-        </w:rPr>
-        <w:t>they are worse off than before: The false teachers or their followers had known the truth, but their deliberate rejection of that truth put them in a far worse situation than when they ignorantly lived in sin.</w:t>
+          <w:i/>
+          <w:lang w:val="en_US" w:bidi="en_US"/>
+        </w:rPr>
+        <w:t>their final condition is worse than it was at first</w:t>
+      </w:r>
+      <w:r>
+        <w:rPr>
+          <w:lang w:val="en_US" w:bidi="en_US"/>
+        </w:rPr>
+        <w:t>: The false teachers, or the people who followed them, had known the truth. But they chose to reject it. Their deliberate choice placed them in a much worse situation than when they sinned without understanding.</w:t>
       </w:r>
       <w:r>
         <w:rPr>
@@ -3046,260 +3415,348 @@
       </w:r>
     </w:p>
     <w:p>
+      <w:pPr>
+        <w:pStyle w:val="ListBullet"/>
+        <w:spacing w:line="240" w:lineRule="auto"/>
+        <w:ind w:left="720"/>
+      </w:pPr>
+      <w:r>
+        <w:rPr>
+          <w:lang w:val="en_US" w:bidi="en_US"/>
+        </w:rPr>
+      </w:r>
+      <w:r>
+        <w:rPr>
+          <w:lang w:val="en_US" w:bidi="en_US"/>
+        </w:rPr>
+        <w:t>“</w:t>
+      </w:r>
+      <w:r>
+        <w:rPr>
+          <w:i/>
+          <w:lang w:val="en_US" w:bidi="en_US"/>
+        </w:rPr>
+        <w:t>A dog returns to its vomit”</w:t>
+      </w:r>
+      <w:r>
+        <w:rPr>
+          <w:lang w:val="en_US" w:bidi="en_US"/>
+        </w:rPr>
+        <w:t>: In biblical times, people did not see dogs as friendly family animals. They saw them as wild and unclean.</w:t>
+      </w:r>
+    </w:p>
+    <w:p>
+      <w:pPr>
+        <w:pStyle w:val="ListBullet"/>
+        <w:spacing w:line="240" w:lineRule="auto"/>
+        <w:ind w:left="720"/>
+      </w:pPr>
+      <w:r>
+        <w:rPr>
+          <w:lang w:val="en_US" w:bidi="en_US"/>
+        </w:rPr>
+      </w:r>
+      <w:r>
+        <w:rPr>
+          <w:i/>
+          <w:lang w:val="en_US" w:bidi="en_US"/>
+        </w:rPr>
+        <w:t>“A sow that is washed goes back to her wallowing in the mud”</w:t>
+      </w:r>
+      <w:r>
+        <w:rPr>
+          <w:lang w:val="en_US" w:bidi="en_US"/>
+        </w:rPr>
+        <w:t xml:space="preserve">: This saying may come from a well-known book of wisdom called </w:t>
+      </w:r>
+      <w:r>
+        <w:rPr>
+          <w:i/>
+          <w:lang w:val="en_US" w:bidi="en_US"/>
+        </w:rPr>
+        <w:t>Ahiqar</w:t>
+      </w:r>
+      <w:r>
+        <w:rPr>
+          <w:lang w:val="en_US" w:bidi="en_US"/>
+        </w:rPr>
+        <w:t xml:space="preserve"> from around 500 BC. One version says, “My son, you have been to me like the pig who went into the hot bath with people of quality, and when it came out of the hot bath, it saw a filthy hole and went down and wallowed in it” (</w:t>
+      </w:r>
+      <w:r>
+        <w:rPr>
+          <w:i/>
+          <w:lang w:val="en_US" w:bidi="en_US"/>
+        </w:rPr>
+        <w:t>Ahiqar</w:t>
+      </w:r>
+      <w:r>
+        <w:rPr>
+          <w:lang w:val="en_US" w:bidi="en_US"/>
+        </w:rPr>
+        <w:t xml:space="preserve"> 8:18).</w:t>
+      </w:r>
+      <w:r>
+        <w:rPr>
+          <w:lang w:val="en_US" w:bidi="en_US"/>
+        </w:rPr>
+      </w:r>
+      <w:r>
+        <w:rPr>
+          <w:lang w:val="en_US" w:bidi="en_US"/>
+        </w:rPr>
+      </w:r>
+    </w:p>
+    <w:p>
       <w:pPr/>
       <w:r>
         <w:rPr>
           <w:lang w:val="en_US" w:bidi="en_US"/>
         </w:rPr>
       </w:r>
-      <w:r>
-        <w:rPr>
-          <w:lang w:val="en_US" w:bidi="en_US"/>
-        </w:rPr>
-        <w:t xml:space="preserve">“A dog returns to its vomit”: Dogs were not seen as friendly family pets but as wild and filthy beasts. • “A washed pig returns to the mud”: This proverb might go back to a popular book of sayings called </w:t>
+    </w:p>
+    <w:p>
+      <w:pPr>
+        <w:pStyle w:val="Heading2"/>
+      </w:pPr>
+      <w:r>
+        <w:rPr>
+          <w:lang w:val="en_US" w:bidi="en_US"/>
+        </w:rPr>
+        <w:t>2 Peter 3:1</w:t>
+      </w:r>
+      <w:r>
+        <w:rPr>
+          <w:lang w:val="en_US" w:bidi="en_US"/>
+        </w:rPr>
+      </w:r>
+    </w:p>
+    <w:p>
+      <w:pPr/>
+      <w:r>
+        <w:rPr>
+          <w:lang w:val="en_US" w:bidi="en_US"/>
+        </w:rPr>
       </w:r>
       <w:r>
         <w:rPr>
           <w:i/>
           <w:lang w:val="en_US" w:bidi="en_US"/>
         </w:rPr>
-        <w:t>Ahiqar</w:t>
-      </w:r>
-      <w:r>
-        <w:rPr>
-          <w:lang w:val="en_US" w:bidi="en_US"/>
-        </w:rPr>
-        <w:t xml:space="preserve"> from around 500 BC, which reads, “My son, you have been to me like the pig who went into the hot bath with people of quality, and when it came out of the hot bath, it saw a filthy hole and went down and wallowed in it” (</w:t>
+        <w:t>This is now my second letter to you</w:t>
+      </w:r>
+      <w:r>
+        <w:rPr>
+          <w:lang w:val="en_US" w:bidi="en_US"/>
+        </w:rPr>
+        <w:t>: The first letter was probably 1 Peter.</w:t>
+      </w:r>
+      <w:r>
+        <w:rPr>
+          <w:lang w:val="en_US" w:bidi="en_US"/>
+        </w:rPr>
+      </w:r>
+      <w:r>
+        <w:rPr>
+          <w:lang w:val="en_US" w:bidi="en_US"/>
+        </w:rPr>
+      </w:r>
+    </w:p>
+    <w:p>
+      <w:pPr/>
+      <w:r>
+        <w:rPr>
+          <w:lang w:val="en_US" w:bidi="en_US"/>
+        </w:rPr>
+      </w:r>
+    </w:p>
+    <w:p>
+      <w:pPr>
+        <w:pStyle w:val="Heading2"/>
+      </w:pPr>
+      <w:r>
+        <w:rPr>
+          <w:lang w:val="en_US" w:bidi="en_US"/>
+        </w:rPr>
+        <w:t>2 Peter 3:1–13</w:t>
+      </w:r>
+      <w:r>
+        <w:rPr>
+          <w:lang w:val="en_US" w:bidi="en_US"/>
+        </w:rPr>
+      </w:r>
+    </w:p>
+    <w:p>
+      <w:pPr/>
+      <w:r>
+        <w:rPr>
+          <w:lang w:val="en_US" w:bidi="en_US"/>
+        </w:rPr>
+      </w:r>
+      <w:r>
+        <w:rPr>
+          <w:lang w:val="en_US" w:bidi="en_US"/>
+        </w:rPr>
+        <w:t>Peter moves from condemning the false teachers to encouraging the believers. The false teachers doubted that Christ would return, so Peter needed to teach clearly about this truth. Christians must hold onto the message that the apostles taught about the day of judgment. They should live godly lives as they wait for that day.</w:t>
+      </w:r>
+      <w:r>
+        <w:rPr>
+          <w:lang w:val="en_US" w:bidi="en_US"/>
+        </w:rPr>
+      </w:r>
+      <w:r>
+        <w:rPr>
+          <w:lang w:val="en_US" w:bidi="en_US"/>
+        </w:rPr>
+      </w:r>
+    </w:p>
+    <w:p>
+      <w:pPr/>
+      <w:r>
+        <w:rPr>
+          <w:lang w:val="en_US" w:bidi="en_US"/>
+        </w:rPr>
+      </w:r>
+    </w:p>
+    <w:p>
+      <w:pPr>
+        <w:pStyle w:val="Heading2"/>
+      </w:pPr>
+      <w:r>
+        <w:rPr>
+          <w:lang w:val="en_US" w:bidi="en_US"/>
+        </w:rPr>
+        <w:t>2 Peter 3:2</w:t>
+      </w:r>
+      <w:r>
+        <w:rPr>
+          <w:lang w:val="en_US" w:bidi="en_US"/>
+        </w:rPr>
+      </w:r>
+    </w:p>
+    <w:p>
+      <w:pPr>
+        <w:pStyle w:val="ListBullet"/>
+        <w:spacing w:line="240" w:lineRule="auto"/>
+        <w:ind w:left="720"/>
+      </w:pPr>
+      <w:r>
+        <w:rPr>
+          <w:lang w:val="en_US" w:bidi="en_US"/>
+        </w:rPr>
+      </w:r>
+      <w:r>
+        <w:rPr>
+          <w:lang w:val="en_US" w:bidi="en_US"/>
+        </w:rPr>
+        <w:t xml:space="preserve">The holy prophets of the Old Testament predicted the day of the Lord, when God would judge his enemies (see </w:t>
+      </w:r>
+      <w:r>
+        <w:rPr>
+          <w:lang w:val="en_US" w:bidi="en_US"/>
+        </w:rPr>
+        <w:t>study note on 1:19</w:t>
+      </w:r>
+      <w:r>
+        <w:rPr>
+          <w:lang w:val="en_US" w:bidi="en_US"/>
+        </w:rPr>
+        <w:t>).</w:t>
+      </w:r>
+    </w:p>
+    <w:p>
+      <w:pPr>
+        <w:pStyle w:val="ListBullet"/>
+        <w:spacing w:line="240" w:lineRule="auto"/>
+        <w:ind w:left="720"/>
+      </w:pPr>
+      <w:r>
+        <w:rPr>
+          <w:lang w:val="en_US" w:bidi="en_US"/>
+        </w:rPr>
+      </w:r>
+      <w:r>
+        <w:rPr>
+          <w:lang w:val="en_US" w:bidi="en_US"/>
+        </w:rPr>
+        <w:t>commanded by our Lord and Savior</w:t>
+      </w:r>
+      <w:r>
+        <w:rPr>
+          <w:lang w:val="en_US" w:bidi="en_US"/>
+        </w:rPr>
+        <w:t>: Jesus had taught the church through the apostles.</w:t>
+      </w:r>
+      <w:r>
+        <w:rPr>
+          <w:lang w:val="en_US" w:bidi="en_US"/>
+        </w:rPr>
+      </w:r>
+      <w:r>
+        <w:rPr>
+          <w:lang w:val="en_US" w:bidi="en_US"/>
+        </w:rPr>
+      </w:r>
+    </w:p>
+    <w:p>
+      <w:pPr/>
+      <w:r>
+        <w:rPr>
+          <w:lang w:val="en_US" w:bidi="en_US"/>
+        </w:rPr>
+      </w:r>
+    </w:p>
+    <w:p>
+      <w:pPr>
+        <w:pStyle w:val="Heading2"/>
+      </w:pPr>
+      <w:r>
+        <w:rPr>
+          <w:lang w:val="en_US" w:bidi="en_US"/>
+        </w:rPr>
+        <w:t>2 Peter 3:3</w:t>
+      </w:r>
+      <w:r>
+        <w:rPr>
+          <w:lang w:val="en_US" w:bidi="en_US"/>
+        </w:rPr>
+      </w:r>
+    </w:p>
+    <w:p>
+      <w:pPr>
+        <w:pStyle w:val="ListBullet"/>
+        <w:spacing w:line="240" w:lineRule="auto"/>
+        <w:ind w:left="720"/>
+      </w:pPr>
+      <w:r>
+        <w:rPr>
+          <w:lang w:val="en_US" w:bidi="en_US"/>
+        </w:rPr>
       </w:r>
       <w:r>
         <w:rPr>
           <w:i/>
           <w:lang w:val="en_US" w:bidi="en_US"/>
         </w:rPr>
-        <w:t>Ahiqar</w:t>
-      </w:r>
-      <w:r>
-        <w:rPr>
-          <w:lang w:val="en_US" w:bidi="en_US"/>
-        </w:rPr>
-        <w:t xml:space="preserve"> 8:18).</w:t>
-      </w:r>
-      <w:r>
-        <w:rPr>
-          <w:lang w:val="en_US" w:bidi="en_US"/>
-        </w:rPr>
-      </w:r>
-      <w:r>
-        <w:rPr>
-          <w:lang w:val="en_US" w:bidi="en_US"/>
-        </w:rPr>
-      </w:r>
-    </w:p>
-    <w:p>
-      <w:pPr/>
-      <w:r>
-        <w:rPr>
-          <w:lang w:val="en_US" w:bidi="en_US"/>
-        </w:rPr>
-      </w:r>
-    </w:p>
-    <w:p>
-      <w:pPr>
-        <w:pStyle w:val="Heading2"/>
-      </w:pPr>
-      <w:r>
-        <w:rPr>
-          <w:lang w:val="en_US" w:bidi="en_US"/>
-        </w:rPr>
-        <w:t>2 Peter 3:1</w:t>
-      </w:r>
-      <w:r>
-        <w:rPr>
-          <w:lang w:val="en_US" w:bidi="en_US"/>
-        </w:rPr>
-      </w:r>
-    </w:p>
-    <w:p>
-      <w:pPr/>
-      <w:r>
-        <w:rPr>
-          <w:lang w:val="en_US" w:bidi="en_US"/>
-        </w:rPr>
-      </w:r>
-      <w:r>
-        <w:rPr>
-          <w:lang w:val="en_US" w:bidi="en_US"/>
-        </w:rPr>
-        <w:t>This is my second letter to you: The previous letter was probably 1 Peter.</w:t>
-      </w:r>
-      <w:r>
-        <w:rPr>
-          <w:lang w:val="en_US" w:bidi="en_US"/>
-        </w:rPr>
-      </w:r>
-      <w:r>
-        <w:rPr>
-          <w:lang w:val="en_US" w:bidi="en_US"/>
-        </w:rPr>
-      </w:r>
-    </w:p>
-    <w:p>
-      <w:pPr/>
-      <w:r>
-        <w:rPr>
-          <w:lang w:val="en_US" w:bidi="en_US"/>
-        </w:rPr>
-      </w:r>
-    </w:p>
-    <w:p>
-      <w:pPr>
-        <w:pStyle w:val="Heading2"/>
-      </w:pPr>
-      <w:r>
-        <w:rPr>
-          <w:lang w:val="en_US" w:bidi="en_US"/>
-        </w:rPr>
-        <w:t>2 Peter 3:1–13</w:t>
-      </w:r>
-      <w:r>
-        <w:rPr>
-          <w:lang w:val="en_US" w:bidi="en_US"/>
-        </w:rPr>
-      </w:r>
-    </w:p>
-    <w:p>
-      <w:pPr/>
-      <w:r>
-        <w:rPr>
-          <w:lang w:val="en_US" w:bidi="en_US"/>
-        </w:rPr>
-      </w:r>
-      <w:r>
-        <w:rPr>
-          <w:lang w:val="en_US" w:bidi="en_US"/>
-        </w:rPr>
-        <w:t>Peter shifts from denunciation of false teachers to exhortation of believers. The false teachers’ skepticism about Christ’s return required clear teaching. Christians need to hold onto the apostolic message about the day of judgment and live godly lives in anticipation of that day.</w:t>
-      </w:r>
-      <w:r>
-        <w:rPr>
-          <w:lang w:val="en_US" w:bidi="en_US"/>
-        </w:rPr>
-      </w:r>
-      <w:r>
-        <w:rPr>
-          <w:lang w:val="en_US" w:bidi="en_US"/>
-        </w:rPr>
-      </w:r>
-    </w:p>
-    <w:p>
-      <w:pPr/>
-      <w:r>
-        <w:rPr>
-          <w:lang w:val="en_US" w:bidi="en_US"/>
-        </w:rPr>
-      </w:r>
-    </w:p>
-    <w:p>
-      <w:pPr>
-        <w:pStyle w:val="Heading2"/>
-      </w:pPr>
-      <w:r>
-        <w:rPr>
-          <w:lang w:val="en_US" w:bidi="en_US"/>
-        </w:rPr>
-        <w:t>2 Peter 3:2</w:t>
-      </w:r>
-      <w:r>
-        <w:rPr>
-          <w:lang w:val="en_US" w:bidi="en_US"/>
-        </w:rPr>
-      </w:r>
-    </w:p>
-    <w:p>
-      <w:pPr/>
-      <w:r>
-        <w:rPr>
-          <w:lang w:val="en_US" w:bidi="en_US"/>
-        </w:rPr>
-      </w:r>
-      <w:r>
-        <w:rPr>
-          <w:lang w:val="en_US" w:bidi="en_US"/>
-        </w:rPr>
-        <w:t xml:space="preserve">The holy prophets of the Old Testament predicted the day of the Lord, when God would judge his enemies (see </w:t>
-      </w:r>
-      <w:r>
-        <w:rPr>
-          <w:lang w:val="en_US" w:bidi="en_US"/>
-        </w:rPr>
-        <w:t>study note on 1:19</w:t>
-      </w:r>
-      <w:r>
-        <w:rPr>
-          <w:lang w:val="en_US" w:bidi="en_US"/>
-        </w:rPr>
-        <w:t>). • what our Lord and Savior commanded: Jesus had taught the church through the apostles.</w:t>
-      </w:r>
-      <w:r>
-        <w:rPr>
-          <w:lang w:val="en_US" w:bidi="en_US"/>
-        </w:rPr>
-      </w:r>
-      <w:r>
-        <w:rPr>
-          <w:lang w:val="en_US" w:bidi="en_US"/>
-        </w:rPr>
-      </w:r>
-    </w:p>
-    <w:p>
-      <w:pPr/>
-      <w:r>
-        <w:rPr>
-          <w:lang w:val="en_US" w:bidi="en_US"/>
-        </w:rPr>
-      </w:r>
-    </w:p>
-    <w:p>
-      <w:pPr>
-        <w:pStyle w:val="Heading2"/>
-      </w:pPr>
-      <w:r>
-        <w:rPr>
-          <w:lang w:val="en_US" w:bidi="en_US"/>
-        </w:rPr>
-        <w:t>2 Peter 3:3</w:t>
-      </w:r>
-      <w:r>
-        <w:rPr>
-          <w:lang w:val="en_US" w:bidi="en_US"/>
-        </w:rPr>
-      </w:r>
-    </w:p>
-    <w:p>
-      <w:pPr/>
-      <w:r>
-        <w:rPr>
-          <w:lang w:val="en_US" w:bidi="en_US"/>
-        </w:rPr>
-      </w:r>
-      <w:r>
-        <w:rPr>
-          <w:lang w:val="en_US" w:bidi="en_US"/>
-        </w:rPr>
-        <w:t xml:space="preserve">in the last days: Peter was not merely predicting an event in the future; he was speaking about his readers’ situation. In the New Testament, </w:t>
+        <w:t>In the last days</w:t>
+      </w:r>
+      <w:r>
+        <w:rPr>
+          <w:lang w:val="en_US" w:bidi="en_US"/>
+        </w:rPr>
+        <w:t>: Peter was not only predicting something in the future. He was also speaking about the situation of those he was writing to at that time. In the New Testament, the phrase</w:t>
       </w:r>
       <w:r>
         <w:rPr>
           <w:i/>
           <w:lang w:val="en_US" w:bidi="en_US"/>
         </w:rPr>
-        <w:t>the last days</w:t>
-      </w:r>
-      <w:r>
-        <w:rPr>
-          <w:lang w:val="en_US" w:bidi="en_US"/>
-        </w:rPr>
-        <w:t xml:space="preserve"> refers to the period from Jesus’ first coming to his second coming (see </w:t>
+        <w:t xml:space="preserve"> the last days </w:t>
+      </w:r>
+      <w:r>
+        <w:rPr>
+          <w:lang w:val="en_US" w:bidi="en_US"/>
+        </w:rPr>
+        <w:t xml:space="preserve">refers to the period between the first coming of Jesus and his second coming (see </w:t>
       </w:r>
       <w:hyperlink r:id="rId70">
         <w:r>
@@ -3328,14 +3785,39 @@
             <w:color w:val="0000EE"/>
             <w:u w:val="single"/>
           </w:rPr>
-          <w:t>Heb 1:2</w:t>
+          <w:t>Hebrews 1:2</w:t>
         </w:r>
       </w:hyperlink>
       <w:r>
         <w:rPr>
           <w:lang w:val="en_US" w:bidi="en_US"/>
         </w:rPr>
-        <w:t xml:space="preserve">). It is the time when God’s promises are fulfilled. • scoffers will come: See </w:t>
+        <w:t>). This is the time when God begins to fulfill his promises.</w:t>
+      </w:r>
+    </w:p>
+    <w:p>
+      <w:pPr>
+        <w:pStyle w:val="ListBullet"/>
+        <w:spacing w:line="240" w:lineRule="auto"/>
+        <w:ind w:left="720"/>
+      </w:pPr>
+      <w:r>
+        <w:rPr>
+          <w:lang w:val="en_US" w:bidi="en_US"/>
+        </w:rPr>
+      </w:r>
+      <w:r>
+        <w:rPr>
+          <w:i/>
+          <w:lang w:val="en_US" w:bidi="en_US"/>
+        </w:rPr>
+        <w:t>scoffers will come</w:t>
+      </w:r>
+      <w:r>
+        <w:rPr>
+          <w:lang w:val="en_US" w:bidi="en_US"/>
+        </w:rPr>
+        <w:t xml:space="preserve">: See </w:t>
       </w:r>
       <w:hyperlink r:id="rId72">
         <w:r>
@@ -3346,7 +3828,7 @@
             <w:color w:val="0000EE"/>
             <w:u w:val="single"/>
           </w:rPr>
-          <w:t>Prov 1:22</w:t>
+          <w:t>Proverbs 1:22</w:t>
         </w:r>
       </w:hyperlink>
       <w:r>
@@ -3389,7 +3871,7 @@
         <w:rPr>
           <w:lang w:val="en_US" w:bidi="en_US"/>
         </w:rPr>
-        <w:t>. Rather than using evidence and logic to argue, scoffers belittle and make fun of the truth.</w:t>
+        <w:t>. These people refuse to take the truth seriously. Instead of using evidence or clear reasoning, they belittle the truth and make fun of it</w:t>
       </w:r>
       <w:r>
         <w:rPr>
@@ -3435,9 +3917,22 @@
       </w:r>
       <w:r>
         <w:rPr>
-          <w:lang w:val="en_US" w:bidi="en_US"/>
-        </w:rPr>
-        <w:t>From before the times of our ancestors: The false teachers were probably claiming that, for all of God’s promises to intervene in history, things had not really changed and never would.</w:t>
+          <w:i/>
+          <w:lang w:val="en_US" w:bidi="en_US"/>
+        </w:rPr>
+        <w:t>since our fathers fell asleep</w:t>
+      </w:r>
+      <w:r>
+        <w:rPr>
+          <w:lang w:val="en_US" w:bidi="en_US"/>
+        </w:rPr>
+        <w:t>:</w:t>
+      </w:r>
+      <w:r>
+        <w:rPr>
+          <w:lang w:val="en_US" w:bidi="en_US"/>
+        </w:rPr>
+        <w:t xml:space="preserve"> The false teachers were probably claiming that nothing had really changed in history. They argued that, even though God promised to act, God had never intervened and never would.</w:t>
       </w:r>
       <w:r>
         <w:rPr>
@@ -3475,17 +3970,46 @@
       </w:r>
     </w:p>
     <w:p>
-      <w:pPr/>
-      <w:r>
-        <w:rPr>
-          <w:lang w:val="en_US" w:bidi="en_US"/>
-        </w:rPr>
-      </w:r>
-      <w:r>
-        <w:rPr>
-          <w:lang w:val="en_US" w:bidi="en_US"/>
-        </w:rPr>
-        <w:t xml:space="preserve">Creation is the first evidence that the false teachers were wrong: Change does happen. If God made the world, he certainly can destroy it. • brought the earth out from the water: See </w:t>
+      <w:pPr>
+        <w:pStyle w:val="ListBullet"/>
+        <w:spacing w:line="240" w:lineRule="auto"/>
+        <w:ind w:left="720"/>
+      </w:pPr>
+      <w:r>
+        <w:rPr>
+          <w:lang w:val="en_US" w:bidi="en_US"/>
+        </w:rPr>
+      </w:r>
+      <w:r>
+        <w:rPr>
+          <w:lang w:val="en_US" w:bidi="en_US"/>
+        </w:rPr>
+        <w:t>Creation is the first evidence that the false teachers were wrong. Change does happen. If God made the world, then he is also able to destroy it.</w:t>
+      </w:r>
+    </w:p>
+    <w:p>
+      <w:pPr>
+        <w:pStyle w:val="ListBullet"/>
+        <w:spacing w:line="240" w:lineRule="auto"/>
+        <w:ind w:left="720"/>
+      </w:pPr>
+      <w:r>
+        <w:rPr>
+          <w:lang w:val="en_US" w:bidi="en_US"/>
+        </w:rPr>
+      </w:r>
+      <w:r>
+        <w:rPr>
+          <w:i/>
+          <w:lang w:val="en_US" w:bidi="en_US"/>
+        </w:rPr>
+        <w:t>the earth was formed out of water and by water</w:t>
+      </w:r>
+      <w:r>
+        <w:rPr>
+          <w:lang w:val="en_US" w:bidi="en_US"/>
+        </w:rPr>
+        <w:t xml:space="preserve">: See </w:t>
       </w:r>
       <w:hyperlink r:id="rId75">
         <w:r>
@@ -3496,7 +4020,7 @@
             <w:color w:val="0000EE"/>
             <w:u w:val="single"/>
           </w:rPr>
-          <w:t>Gen 1:2</w:t>
+          <w:t>Genesis 1:2</w:t>
         </w:r>
       </w:hyperlink>
       <w:r>
@@ -3569,7 +4093,7 @@
         <w:rPr>
           <w:lang w:val="en_US" w:bidi="en_US"/>
         </w:rPr>
-        <w:t xml:space="preserve">The Old Testament associates fire with the day of the Lord (see </w:t>
+        <w:t xml:space="preserve">The Old Testament often connects fire with the day of the Lord (see </w:t>
       </w:r>
       <w:hyperlink r:id="rId77">
         <w:r>
@@ -3580,7 +4104,7 @@
             <w:color w:val="0000EE"/>
             <w:u w:val="single"/>
           </w:rPr>
-          <w:t>Isa 30:30</w:t>
+          <w:t>Isaiah 30:30</w:t>
         </w:r>
       </w:hyperlink>
       <w:r>
@@ -3653,7 +4177,7 @@
         <w:rPr>
           <w:lang w:val="en_US" w:bidi="en_US"/>
         </w:rPr>
-        <w:t xml:space="preserve">Peter alludes to </w:t>
+        <w:t xml:space="preserve">Peter refers to </w:t>
       </w:r>
       <w:hyperlink r:id="rId79">
         <w:r>
@@ -3664,14 +4188,14 @@
             <w:color w:val="0000EE"/>
             <w:u w:val="single"/>
           </w:rPr>
-          <w:t>Ps 90:4</w:t>
+          <w:t>Psalm 90:4</w:t>
         </w:r>
       </w:hyperlink>
       <w:r>
         <w:rPr>
           <w:lang w:val="en_US" w:bidi="en_US"/>
         </w:rPr>
-        <w:t>. God operates according to his time scale. He will send his Son in his own good time.</w:t>
+        <w:t>. God works according to his own sense of time, and he will send his Son when the time is right.</w:t>
       </w:r>
       <w:r>
         <w:rPr>
@@ -3709,78 +4233,118 @@
       </w:r>
     </w:p>
     <w:p>
+      <w:pPr>
+        <w:pStyle w:val="ListBullet"/>
+        <w:spacing w:line="240" w:lineRule="auto"/>
+        <w:ind w:left="720"/>
+      </w:pPr>
+      <w:r>
+        <w:rPr>
+          <w:lang w:val="en_US" w:bidi="en_US"/>
+        </w:rPr>
+      </w:r>
+      <w:r>
+        <w:rPr>
+          <w:lang w:val="en_US" w:bidi="en_US"/>
+        </w:rPr>
+        <w:t>The</w:t>
+      </w:r>
+      <w:r>
+        <w:rPr>
+          <w:i/>
+          <w:lang w:val="en_US" w:bidi="en_US"/>
+        </w:rPr>
+        <w:t xml:space="preserve"> elements</w:t>
+      </w:r>
+      <w:r>
+        <w:rPr>
+          <w:lang w:val="en_US" w:bidi="en_US"/>
+        </w:rPr>
+        <w:t xml:space="preserve"> might refer to the basic parts of the physical universe or to the sun, moon, and stars.</w:t>
+      </w:r>
+    </w:p>
+    <w:p>
+      <w:pPr>
+        <w:pStyle w:val="ListBullet"/>
+        <w:spacing w:line="240" w:lineRule="auto"/>
+        <w:ind w:left="720"/>
+      </w:pPr>
+      <w:r>
+        <w:rPr>
+          <w:lang w:val="en_US" w:bidi="en_US"/>
+        </w:rPr>
+      </w:r>
+      <w:r>
+        <w:rPr>
+          <w:i/>
+          <w:lang w:val="en_US" w:bidi="en_US"/>
+        </w:rPr>
+        <w:t>its works will be laid bare</w:t>
+      </w:r>
+      <w:r>
+        <w:rPr>
+          <w:lang w:val="en_US" w:bidi="en_US"/>
+        </w:rPr>
+        <w:t>: The Greek wording here is difficult to interpret. The most likely meaning is that creation will stand before God at the time of judgment, and God will see that it deserves his judgment.</w:t>
+      </w:r>
+      <w:r>
+        <w:rPr>
+          <w:lang w:val="en_US" w:bidi="en_US"/>
+        </w:rPr>
+      </w:r>
+      <w:r>
+        <w:rPr>
+          <w:lang w:val="en_US" w:bidi="en_US"/>
+        </w:rPr>
+      </w:r>
+    </w:p>
+    <w:p>
       <w:pPr/>
       <w:r>
         <w:rPr>
           <w:lang w:val="en_US" w:bidi="en_US"/>
         </w:rPr>
       </w:r>
-      <w:r>
-        <w:rPr>
-          <w:lang w:val="en_US" w:bidi="en_US"/>
-        </w:rPr>
-        <w:t xml:space="preserve">The very elements themselves might refer to the basic components of the physical universe or to the sun, moon, and stars. • will be found to deserve judgment: The Greek text here is difficult; the reading followed by the NLT probably means that creation </w:t>
+    </w:p>
+    <w:p>
+      <w:pPr>
+        <w:pStyle w:val="Heading2"/>
+      </w:pPr>
+      <w:r>
+        <w:rPr>
+          <w:lang w:val="en_US" w:bidi="en_US"/>
+        </w:rPr>
+        <w:t>2 Peter 3:12</w:t>
+      </w:r>
+      <w:r>
+        <w:rPr>
+          <w:lang w:val="en_US" w:bidi="en_US"/>
+        </w:rPr>
+      </w:r>
+    </w:p>
+    <w:p>
+      <w:pPr>
+        <w:pStyle w:val="ListBullet"/>
+        <w:spacing w:line="240" w:lineRule="auto"/>
+        <w:ind w:left="720"/>
+      </w:pPr>
+      <w:r>
+        <w:rPr>
+          <w:lang w:val="en_US" w:bidi="en_US"/>
+        </w:rPr>
       </w:r>
       <w:r>
         <w:rPr>
           <w:i/>
           <w:lang w:val="en_US" w:bidi="en_US"/>
         </w:rPr>
-        <w:t>will appear before</w:t>
-      </w:r>
-      <w:r>
-        <w:rPr>
-          <w:lang w:val="en_US" w:bidi="en_US"/>
-        </w:rPr>
-        <w:t xml:space="preserve"> God at the time of judgment, and he will find it to deserve his judgment.</w:t>
-      </w:r>
-      <w:r>
-        <w:rPr>
-          <w:lang w:val="en_US" w:bidi="en_US"/>
-        </w:rPr>
-      </w:r>
-      <w:r>
-        <w:rPr>
-          <w:lang w:val="en_US" w:bidi="en_US"/>
-        </w:rPr>
-      </w:r>
-    </w:p>
-    <w:p>
-      <w:pPr/>
-      <w:r>
-        <w:rPr>
-          <w:lang w:val="en_US" w:bidi="en_US"/>
-        </w:rPr>
-      </w:r>
-    </w:p>
-    <w:p>
-      <w:pPr>
-        <w:pStyle w:val="Heading2"/>
-      </w:pPr>
-      <w:r>
-        <w:rPr>
-          <w:lang w:val="en_US" w:bidi="en_US"/>
-        </w:rPr>
-        <w:t>2 Peter 3:12</w:t>
-      </w:r>
-      <w:r>
-        <w:rPr>
-          <w:lang w:val="en_US" w:bidi="en_US"/>
-        </w:rPr>
-      </w:r>
-    </w:p>
-    <w:p>
-      <w:pPr/>
-      <w:r>
-        <w:rPr>
-          <w:lang w:val="en_US" w:bidi="en_US"/>
-        </w:rPr>
-      </w:r>
-      <w:r>
-        <w:rPr>
-          <w:lang w:val="en_US" w:bidi="en_US"/>
-        </w:rPr>
-        <w:t xml:space="preserve">looking forward to the day of God and hurrying it along: God’s people can hasten the end by their repentance and godly living (cp. </w:t>
+        <w:t>anticipate and hasten the coming of the day of God</w:t>
+      </w:r>
+      <w:r>
+        <w:rPr>
+          <w:lang w:val="en_US" w:bidi="en_US"/>
+        </w:rPr>
+        <w:t xml:space="preserve">: God’s people can help bring the end closer by turning away from sin and by living in a godly way (compare </w:t>
       </w:r>
       <w:hyperlink r:id="rId80">
         <w:r>
@@ -3798,7 +4362,45 @@
         <w:rPr>
           <w:lang w:val="en_US" w:bidi="en_US"/>
         </w:rPr>
-        <w:t xml:space="preserve">). • the elements will melt away: Cp. </w:t>
+        <w:t>).</w:t>
+      </w:r>
+    </w:p>
+    <w:p>
+      <w:pPr>
+        <w:pStyle w:val="ListBullet"/>
+        <w:spacing w:line="240" w:lineRule="auto"/>
+        <w:ind w:left="720"/>
+      </w:pPr>
+      <w:r>
+        <w:rPr>
+          <w:lang w:val="en_US" w:bidi="en_US"/>
+        </w:rPr>
+      </w:r>
+      <w:r>
+        <w:rPr>
+          <w:i/>
+          <w:lang w:val="en_US" w:bidi="en_US"/>
+        </w:rPr>
+        <w:t>the elements will melt in the heat</w:t>
+      </w:r>
+      <w:r>
+        <w:rPr>
+          <w:lang w:val="en_US" w:bidi="en_US"/>
+        </w:rPr>
+        <w:t>:</w:t>
+      </w:r>
+      <w:r>
+        <w:rPr>
+          <w:i/>
+          <w:lang w:val="en_US" w:bidi="en_US"/>
+        </w:rPr>
+        <w:t xml:space="preserve"> </w:t>
+      </w:r>
+      <w:r>
+        <w:rPr>
+          <w:lang w:val="en_US" w:bidi="en_US"/>
+        </w:rPr>
+        <w:t xml:space="preserve">Compare </w:t>
       </w:r>
       <w:hyperlink r:id="rId81">
         <w:r>
@@ -3809,7 +4411,7 @@
             <w:color w:val="0000EE"/>
             <w:u w:val="single"/>
           </w:rPr>
-          <w:t>Mic 1:3–4</w:t>
+          <w:t>Micah 1:3–4</w:t>
         </w:r>
       </w:hyperlink>
       <w:r>
@@ -3827,7 +4429,7 @@
             <w:color w:val="0000EE"/>
             <w:u w:val="single"/>
           </w:rPr>
-          <w:t>Isa 63:19–64:1</w:t>
+          <w:t>Isaiah 63:19–64:1</w:t>
         </w:r>
       </w:hyperlink>
       <w:r>
@@ -3880,9 +4482,16 @@
       </w:r>
       <w:r>
         <w:rPr>
-          <w:lang w:val="en_US" w:bidi="en_US"/>
-        </w:rPr>
-        <w:t xml:space="preserve">the new heavens and new earth: See </w:t>
+          <w:i/>
+          <w:lang w:val="en_US" w:bidi="en_US"/>
+        </w:rPr>
+        <w:t>a new heaven and a new earth</w:t>
+      </w:r>
+      <w:r>
+        <w:rPr>
+          <w:lang w:val="en_US" w:bidi="en_US"/>
+        </w:rPr>
+        <w:t xml:space="preserve">: See </w:t>
       </w:r>
       <w:hyperlink r:id="rId83">
         <w:r>
@@ -3893,7 +4502,7 @@
             <w:color w:val="0000EE"/>
             <w:u w:val="single"/>
           </w:rPr>
-          <w:t>Isa 65:17</w:t>
+          <w:t>Isaiah 65:17</w:t>
         </w:r>
       </w:hyperlink>
       <w:r>
@@ -3929,7 +4538,7 @@
             <w:color w:val="0000EE"/>
             <w:u w:val="single"/>
           </w:rPr>
-          <w:t>Rev 21</w:t>
+          <w:t>Revelation 21</w:t>
         </w:r>
       </w:hyperlink>
       <w:r>
@@ -3982,9 +4591,16 @@
       </w:r>
       <w:r>
         <w:rPr>
-          <w:lang w:val="en_US" w:bidi="en_US"/>
-        </w:rPr>
-        <w:t>our beloved brother Paul: The New Testament tells us little about the relationship between Peter and Paul. Because of the dispute in Antioch (</w:t>
+          <w:i/>
+          <w:lang w:val="en_US" w:bidi="en_US"/>
+        </w:rPr>
+        <w:t>our beloved brother Paul</w:t>
+      </w:r>
+      <w:r>
+        <w:rPr>
+          <w:lang w:val="en_US" w:bidi="en_US"/>
+        </w:rPr>
+        <w:t>: The New Testament tells us only a little about the relationship between the apostles Peter and Paul. Some people think the two apostles were hostile toward each other because of the dispute in Antioch (</w:t>
       </w:r>
       <w:hyperlink r:id="rId86">
         <w:r>
@@ -3995,14 +4611,28 @@
             <w:color w:val="0000EE"/>
             <w:u w:val="single"/>
           </w:rPr>
-          <w:t>Gal 2:11–14</w:t>
+          <w:t>Galatians 2:11–14</w:t>
         </w:r>
       </w:hyperlink>
       <w:r>
         <w:rPr>
           <w:lang w:val="en_US" w:bidi="en_US"/>
         </w:rPr>
-        <w:t>), it is sometimes thought that the two were hostile to one another, but the New Testament paints a different picture. Peter and Paul essentially agreed about the Good News for the Gentiles (</w:t>
+        <w:t xml:space="preserve">). But the New Testament indicates otherwise. </w:t>
+      </w:r>
+    </w:p>
+    <w:p>
+      <w:pPr/>
+      <w:r>
+        <w:rPr>
+          <w:lang w:val="en_US" w:bidi="en_US"/>
+        </w:rPr>
+      </w:r>
+      <w:r>
+        <w:rPr>
+          <w:lang w:val="en_US" w:bidi="en_US"/>
+        </w:rPr>
+        <w:t>Peter and Paul about the good news for non-Jews (gentiles) (</w:t>
       </w:r>
       <w:hyperlink r:id="rId87">
         <w:r>
@@ -4038,7 +4668,7 @@
         <w:rPr>
           <w:lang w:val="en_US" w:bidi="en_US"/>
         </w:rPr>
-        <w:t xml:space="preserve">). Silas and Mark were associates of both Paul and Peter (see </w:t>
+        <w:t xml:space="preserve">). Silvanus and Mark worked with both Paul and Peter (see </w:t>
       </w:r>
       <w:hyperlink r:id="rId89">
         <w:r>
@@ -4049,14 +4679,14 @@
             <w:color w:val="0000EE"/>
             <w:u w:val="single"/>
           </w:rPr>
-          <w:t>1 Pet 5:12–13</w:t>
+          <w:t>1 Peter 5:12–13</w:t>
         </w:r>
       </w:hyperlink>
       <w:r>
         <w:rPr>
           <w:lang w:val="en_US" w:bidi="en_US"/>
         </w:rPr>
-        <w:t>). According to tradition, both apostles were martyred in Rome during the same persecution by Nero in the mid-60s AD.</w:t>
+        <w:t>). According to early Christian tradition, both apostles were killed in Rome during the same persecution under Nero in the mid-60s AD.</w:t>
       </w:r>
       <w:r>
         <w:rPr>
@@ -4104,7 +4734,7 @@
         <w:rPr>
           <w:lang w:val="en_US" w:bidi="en_US"/>
         </w:rPr>
-        <w:t>Peter probably knew of all but one or two of Paul’s letters by this time. Peter’s language implies that he considered the letters of Paul to belong in the category of Scripture.</w:t>
+        <w:t>Peter probably knew almost all of the apostle Paul’s letters at this time. His words suggest that he viewed Paul’s letters as Scripture, or as writings that carried God’s authority.</w:t>
       </w:r>
       <w:r>
         <w:rPr>
@@ -4152,7 +4782,7 @@
         <w:rPr>
           <w:lang w:val="en_US" w:bidi="en_US"/>
         </w:rPr>
-        <w:t>Peter restates his purpose: to protect his readers from false teachers so that they can grow in grace. He ends with a doxology to our Lord and Savior Jesus Christ.</w:t>
+        <w:t>Peter repeats his purpose. He wants to protect his audience from false teachers so that they can grow in grace. He ends the letter with words of praise to our Lord and Savior Jesus Christ.</w:t>
       </w:r>
       <w:r>
         <w:rPr>

--- a/eng/docx/61.content.docx
+++ b/eng/docx/61.content.docx
@@ -163,13 +163,6 @@
         <w:rPr>
           <w:lang w:val="en_US" w:bidi="en_US"/>
         </w:rPr>
-      </w:r>
-      <w:r>
-        <w:rPr>
-          <w:i/>
-          <w:lang w:val="en_US" w:bidi="en_US"/>
-        </w:rPr>
-        <w:t>2 Peter 1:1, 2 Peter 1:3, 2 Peter 1:3–11, 2 Peter 1:4, 2 Peter 1:5–7, 2 Peter 1:10, 2 Peter 1:12–15, 2 Peter 1:14, 2 Peter 1:16–18, 2 Peter 1:16–21, 2 Peter 1:19, 2 Peter 1:20–21, 2 Peter 2:1, 2 Peter 2:1–3, 2 Peter 2:2, 2 Peter 2:4, 2 Peter 2:4–10, 2 Peter 2:5, 2 Peter 2:6, 2 Peter 2:7–8, 2 Peter 2:9, 2 Peter 2:10a, 2 Peter 2:10b, 2 Peter 2:10–16, 2 Peter 2:11, 2 Peter 2:13, 2 Peter 2:15, 2 Peter 2:17–22, 2 Peter 2:18, 2 Peter 2:19, 2 Peter 2:20, 2 Peter 2:22, 2 Peter 3:1, 2 Peter 3:1–13, 2 Peter 3:2, 2 Peter 3:3, 2 Peter 3:4, 2 Peter 3:5, 2 Peter 3:7, 2 Peter 3:8, 2 Peter 3:10, 2 Peter 3:12, 2 Peter 3:13, 2 Peter 3:15, 2 Peter 3:16, 2 Peter 3:17–18</w:t>
       </w:r>
       <w:r>
         <w:rPr>

--- a/eng/docx/61.content.docx
+++ b/eng/docx/61.content.docx
@@ -150,19 +150,6 @@
           <w:lang w:val="en_US" w:bidi="en_US"/>
         </w:rPr>
         <w:t>2PE</w:t>
-      </w:r>
-      <w:r>
-        <w:rPr>
-          <w:lang w:val="en_US" w:bidi="en_US"/>
-        </w:rPr>
-      </w:r>
-    </w:p>
-    <w:p>
-      <w:pPr/>
-      <w:r>
-        <w:rPr>
-          <w:lang w:val="en_US" w:bidi="en_US"/>
-        </w:rPr>
       </w:r>
       <w:r>
         <w:rPr>

--- a/eng/docx/61.content.docx
+++ b/eng/docx/61.content.docx
@@ -19,7 +19,7 @@
         <w:rPr>
           <w:lang w:val="en_US" w:bidi="en_US"/>
         </w:rPr>
-        <w:t>Resource: Study Notes (Tyndale)</w:t>
+        <w:t>Resource: Tyndale Open Study Notes</w:t>
       </w:r>
       <w:r>
         <w:rPr>
@@ -112,7 +112,7 @@
         <w:rPr>
           <w:lang w:val="en_US" w:bidi="en_US"/>
         </w:rPr>
-        <w:t>Study Notes (Tyndale)</w:t>
+        <w:t>Tyndale Open Study Notes</w:t>
       </w:r>
     </w:p>
     <w:p>

--- a/eng/docx/61.content.docx
+++ b/eng/docx/61.content.docx
@@ -369,7 +369,7 @@
         <w:rPr>
           <w:lang w:val="en_US" w:bidi="en_US"/>
         </w:rPr>
-        <w:t xml:space="preserve">: This probably refers to Jewish Christians. The recipients of this letter were mostly non-Jewish (gentile) Christians. In the new covenant, non-Jewish and Jewish Christians share the same precious faith and are equal as God's people (see </w:t>
+        <w:t xml:space="preserve">: This probably refers to Jewish Christians. The recipients of this letter were mostly non-Jewish (Gentile) Christians. In the new covenant, non-Jewish and Jewish Christians share the same precious faith and are equal as God's people (see </w:t>
       </w:r>
       <w:hyperlink r:id="rId17">
         <w:r>
@@ -4612,7 +4612,7 @@
         <w:rPr>
           <w:lang w:val="en_US" w:bidi="en_US"/>
         </w:rPr>
-        <w:t>Peter and Paul about the good news for non-Jews (gentiles) (</w:t>
+        <w:t>Peter and Paul about the good news for non-Jews (Gentiles) (</w:t>
       </w:r>
       <w:hyperlink r:id="rId87">
         <w:r>

--- a/eng/docx/61.content.docx
+++ b/eng/docx/61.content.docx
@@ -1499,20 +1499,7 @@
         <w:rPr>
           <w:lang w:val="en_US" w:bidi="en_US"/>
         </w:rPr>
-        <w:t xml:space="preserve"> refers to </w:t>
-      </w:r>
-      <w:r>
-        <w:rPr>
-          <w:i/>
-          <w:lang w:val="en_US" w:bidi="en_US"/>
-        </w:rPr>
-        <w:t>the day of the Lord.</w:t>
-      </w:r>
-      <w:r>
-        <w:rPr>
-          <w:lang w:val="en_US" w:bidi="en_US"/>
-        </w:rPr>
-        <w:t xml:space="preserve"> This is a time when God acts in history to save his people and judge his enemies (see </w:t>
+        <w:t xml:space="preserve"> refers to the day of the Lord. This is a time when God acts in history to save his people and judge his enemies (see </w:t>
       </w:r>
       <w:hyperlink r:id="rId42">
         <w:r>

--- a/eng/docx/61.content.docx
+++ b/eng/docx/61.content.docx
@@ -19,7 +19,7 @@
         <w:rPr>
           <w:lang w:val="en_US" w:bidi="en_US"/>
         </w:rPr>
-        <w:t>Resource: Tyndale Open Study Notes</w:t>
+        <w:t>Resource: Aquifer Open Study Notes</w:t>
       </w:r>
       <w:r>
         <w:rPr>
@@ -112,7 +112,7 @@
         <w:rPr>
           <w:lang w:val="en_US" w:bidi="en_US"/>
         </w:rPr>
-        <w:t>Tyndale Open Study Notes</w:t>
+        <w:t>Aquifer Open Study Notes</w:t>
       </w:r>
     </w:p>
     <w:p>

--- a/eng/docx/61.content.docx
+++ b/eng/docx/61.content.docx
@@ -237,18 +237,12 @@
         </w:rPr>
         <w:t>Simon was one of the most common Jewish names in the first century. Jesus gave him the name Peter (</w:t>
       </w:r>
-      <w:hyperlink r:id="rId13">
-        <w:r>
-          <w:rPr>
-            <w:lang w:val="en_US" w:bidi="en_US"/>
-          </w:rPr>
-          <w:rPr>
-            <w:color w:val="0000EE"/>
-            <w:u w:val="single"/>
-          </w:rPr>
-          <w:t>Matthew 16:17–18</w:t>
-        </w:r>
-      </w:hyperlink>
+      <w:r>
+        <w:rPr>
+          <w:lang w:val="en_US" w:bidi="en_US"/>
+        </w:rPr>
+        <w:t>Matthew 16:17–18</w:t>
+      </w:r>
       <w:r>
         <w:rPr>
           <w:lang w:val="en_US" w:bidi="en_US"/>
@@ -292,54 +286,36 @@
         </w:rPr>
         <w:t>: In the Old Testament, important leaders of God’s people are called servants of the Lord (</w:t>
       </w:r>
-      <w:hyperlink r:id="rId14">
-        <w:r>
-          <w:rPr>
-            <w:lang w:val="en_US" w:bidi="en_US"/>
-          </w:rPr>
-          <w:rPr>
-            <w:color w:val="0000EE"/>
-            <w:u w:val="single"/>
-          </w:rPr>
-          <w:t>Joshua 14:7</w:t>
-        </w:r>
-      </w:hyperlink>
+      <w:r>
+        <w:rPr>
+          <w:lang w:val="en_US" w:bidi="en_US"/>
+        </w:rPr>
+        <w:t>Joshua 14:7</w:t>
+      </w:r>
       <w:r>
         <w:rPr>
           <w:lang w:val="en_US" w:bidi="en_US"/>
         </w:rPr>
         <w:t xml:space="preserve">; </w:t>
       </w:r>
-      <w:hyperlink r:id="rId15">
-        <w:r>
-          <w:rPr>
-            <w:lang w:val="en_US" w:bidi="en_US"/>
-          </w:rPr>
-          <w:rPr>
-            <w:color w:val="0000EE"/>
-            <w:u w:val="single"/>
-          </w:rPr>
-          <w:t>24:29</w:t>
-        </w:r>
-      </w:hyperlink>
+      <w:r>
+        <w:rPr>
+          <w:lang w:val="en_US" w:bidi="en_US"/>
+        </w:rPr>
+        <w:t>24:29</w:t>
+      </w:r>
       <w:r>
         <w:rPr>
           <w:lang w:val="en_US" w:bidi="en_US"/>
         </w:rPr>
         <w:t xml:space="preserve">; </w:t>
       </w:r>
-      <w:hyperlink r:id="rId16">
-        <w:r>
-          <w:rPr>
-            <w:lang w:val="en_US" w:bidi="en_US"/>
-          </w:rPr>
-          <w:rPr>
-            <w:color w:val="0000EE"/>
-            <w:u w:val="single"/>
-          </w:rPr>
-          <w:t>2 Kings 10:10</w:t>
-        </w:r>
-      </w:hyperlink>
+      <w:r>
+        <w:rPr>
+          <w:lang w:val="en_US" w:bidi="en_US"/>
+        </w:rPr>
+        <w:t>2 Kings 10:10</w:t>
+      </w:r>
       <w:r>
         <w:rPr>
           <w:lang w:val="en_US" w:bidi="en_US"/>
@@ -371,18 +347,12 @@
         </w:rPr>
         <w:t xml:space="preserve">: This probably refers to Jewish Christians. The recipients of this letter were mostly non-Jewish (Gentile) Christians. In the new covenant, non-Jewish and Jewish Christians share the same precious faith and are equal as God's people (see </w:t>
       </w:r>
-      <w:hyperlink r:id="rId17">
-        <w:r>
-          <w:rPr>
-            <w:lang w:val="en_US" w:bidi="en_US"/>
-          </w:rPr>
-          <w:rPr>
-            <w:color w:val="0000EE"/>
-            <w:u w:val="single"/>
-          </w:rPr>
-          <w:t>Galatians 3:26–29</w:t>
-        </w:r>
-      </w:hyperlink>
+      <w:r>
+        <w:rPr>
+          <w:lang w:val="en_US" w:bidi="en_US"/>
+        </w:rPr>
+        <w:t>Galatians 3:26–29</w:t>
+      </w:r>
       <w:r>
         <w:rPr>
           <w:lang w:val="en_US" w:bidi="en_US"/>
@@ -407,108 +377,72 @@
         </w:rPr>
         <w:t xml:space="preserve">This is one of the few places in the New Testament where Jesus Christ is called God (see also </w:t>
       </w:r>
-      <w:hyperlink r:id="rId18">
-        <w:r>
-          <w:rPr>
-            <w:lang w:val="en_US" w:bidi="en_US"/>
-          </w:rPr>
-          <w:rPr>
-            <w:color w:val="0000EE"/>
-            <w:u w:val="single"/>
-          </w:rPr>
-          <w:t>John 1:1</w:t>
-        </w:r>
-      </w:hyperlink>
+      <w:r>
+        <w:rPr>
+          <w:lang w:val="en_US" w:bidi="en_US"/>
+        </w:rPr>
+        <w:t>John 1:1</w:t>
+      </w:r>
       <w:r>
         <w:rPr>
           <w:lang w:val="en_US" w:bidi="en_US"/>
         </w:rPr>
         <w:t xml:space="preserve">; </w:t>
       </w:r>
-      <w:hyperlink r:id="rId19">
-        <w:r>
-          <w:rPr>
-            <w:lang w:val="en_US" w:bidi="en_US"/>
-          </w:rPr>
-          <w:rPr>
-            <w:color w:val="0000EE"/>
-            <w:u w:val="single"/>
-          </w:rPr>
-          <w:t>20:28</w:t>
-        </w:r>
-      </w:hyperlink>
+      <w:r>
+        <w:rPr>
+          <w:lang w:val="en_US" w:bidi="en_US"/>
+        </w:rPr>
+        <w:t>20:28</w:t>
+      </w:r>
       <w:r>
         <w:rPr>
           <w:lang w:val="en_US" w:bidi="en_US"/>
         </w:rPr>
         <w:t xml:space="preserve">; </w:t>
       </w:r>
-      <w:hyperlink r:id="rId20">
-        <w:r>
-          <w:rPr>
-            <w:lang w:val="en_US" w:bidi="en_US"/>
-          </w:rPr>
-          <w:rPr>
-            <w:color w:val="0000EE"/>
-            <w:u w:val="single"/>
-          </w:rPr>
-          <w:t>Romans 9:5</w:t>
-        </w:r>
-      </w:hyperlink>
+      <w:r>
+        <w:rPr>
+          <w:lang w:val="en_US" w:bidi="en_US"/>
+        </w:rPr>
+        <w:t>Romans 9:5</w:t>
+      </w:r>
       <w:r>
         <w:rPr>
           <w:lang w:val="en_US" w:bidi="en_US"/>
         </w:rPr>
         <w:t xml:space="preserve">; </w:t>
       </w:r>
-      <w:hyperlink r:id="rId21">
-        <w:r>
-          <w:rPr>
-            <w:lang w:val="en_US" w:bidi="en_US"/>
-          </w:rPr>
-          <w:rPr>
-            <w:color w:val="0000EE"/>
-            <w:u w:val="single"/>
-          </w:rPr>
-          <w:t>Titus 2:13</w:t>
-        </w:r>
-      </w:hyperlink>
+      <w:r>
+        <w:rPr>
+          <w:lang w:val="en_US" w:bidi="en_US"/>
+        </w:rPr>
+        <w:t>Titus 2:13</w:t>
+      </w:r>
       <w:r>
         <w:rPr>
           <w:lang w:val="en_US" w:bidi="en_US"/>
         </w:rPr>
         <w:t xml:space="preserve">; </w:t>
       </w:r>
-      <w:hyperlink r:id="rId22">
-        <w:r>
-          <w:rPr>
-            <w:lang w:val="en_US" w:bidi="en_US"/>
-          </w:rPr>
-          <w:rPr>
-            <w:color w:val="0000EE"/>
-            <w:u w:val="single"/>
-          </w:rPr>
-          <w:t>Hebrews 1:8</w:t>
-        </w:r>
-      </w:hyperlink>
+      <w:r>
+        <w:rPr>
+          <w:lang w:val="en_US" w:bidi="en_US"/>
+        </w:rPr>
+        <w:t>Hebrews 1:8</w:t>
+      </w:r>
       <w:r>
         <w:rPr>
           <w:lang w:val="en_US" w:bidi="en_US"/>
         </w:rPr>
         <w:t xml:space="preserve">; </w:t>
       </w:r>
-      <w:hyperlink r:id="rId23">
-        <w:r>
-          <w:rPr>
-            <w:lang w:val="en_US" w:bidi="en_US"/>
-          </w:rPr>
-          <w:rPr>
-            <w:color w:val="0000EE"/>
-            <w:u w:val="single"/>
-          </w:rPr>
-          <w:t>1 John 5:20</w:t>
-        </w:r>
-      </w:hyperlink>
+      <w:r>
+        <w:rPr>
+          <w:lang w:val="en_US" w:bidi="en_US"/>
+        </w:rPr>
+        <w:t>1 John 5:20</w:t>
+      </w:r>
       <w:r>
         <w:rPr>
           <w:lang w:val="en_US" w:bidi="en_US"/>
@@ -570,18 +504,12 @@
         </w:rPr>
         <w:t>: The Greek text does not use the name of God here. Peter may be referring to the divine power of “Jesus our Lord” (</w:t>
       </w:r>
-      <w:hyperlink r:id="rId24">
-        <w:r>
-          <w:rPr>
-            <w:lang w:val="en_US" w:bidi="en_US"/>
-          </w:rPr>
-          <w:rPr>
-            <w:color w:val="0000EE"/>
-            <w:u w:val="single"/>
-          </w:rPr>
-          <w:t>1:2</w:t>
-        </w:r>
-      </w:hyperlink>
+      <w:r>
+        <w:rPr>
+          <w:lang w:val="en_US" w:bidi="en_US"/>
+        </w:rPr>
+        <w:t>1:2</w:t>
+      </w:r>
       <w:r>
         <w:rPr>
           <w:lang w:val="en_US" w:bidi="en_US"/>
@@ -636,36 +564,24 @@
         </w:rPr>
         <w:t>God has given us many blessings through Christ (</w:t>
       </w:r>
-      <w:hyperlink r:id="rId25">
-        <w:r>
-          <w:rPr>
-            <w:lang w:val="en_US" w:bidi="en_US"/>
-          </w:rPr>
-          <w:rPr>
-            <w:color w:val="0000EE"/>
-            <w:u w:val="single"/>
-          </w:rPr>
-          <w:t>1:3–4</w:t>
-        </w:r>
-      </w:hyperlink>
+      <w:r>
+        <w:rPr>
+          <w:lang w:val="en_US" w:bidi="en_US"/>
+        </w:rPr>
+        <w:t>1:3–4</w:t>
+      </w:r>
       <w:r>
         <w:rPr>
           <w:lang w:val="en_US" w:bidi="en_US"/>
         </w:rPr>
         <w:t>). This provides a strong reason to encourage us to learn more about Christ (</w:t>
       </w:r>
-      <w:hyperlink r:id="rId26">
-        <w:r>
-          <w:rPr>
-            <w:lang w:val="en_US" w:bidi="en_US"/>
-          </w:rPr>
-          <w:rPr>
-            <w:color w:val="0000EE"/>
-            <w:u w:val="single"/>
-          </w:rPr>
-          <w:t>1:5–11</w:t>
-        </w:r>
-      </w:hyperlink>
+      <w:r>
+        <w:rPr>
+          <w:lang w:val="en_US" w:bidi="en_US"/>
+        </w:rPr>
+        <w:t>1:5–11</w:t>
+      </w:r>
       <w:r>
         <w:rPr>
           <w:lang w:val="en_US" w:bidi="en_US"/>
@@ -740,72 +656,48 @@
         </w:rPr>
         <w:t xml:space="preserve">(compare </w:t>
       </w:r>
-      <w:hyperlink r:id="rId27">
-        <w:r>
-          <w:rPr>
-            <w:lang w:val="en_US" w:bidi="en_US"/>
-          </w:rPr>
-          <w:rPr>
-            <w:color w:val="0000EE"/>
-            <w:u w:val="single"/>
-          </w:rPr>
-          <w:t>Leviticus 11:44</w:t>
-        </w:r>
-      </w:hyperlink>
+      <w:r>
+        <w:rPr>
+          <w:lang w:val="en_US" w:bidi="en_US"/>
+        </w:rPr>
+        <w:t>Leviticus 11:44</w:t>
+      </w:r>
       <w:r>
         <w:rPr>
           <w:lang w:val="en_US" w:bidi="en_US"/>
         </w:rPr>
         <w:t xml:space="preserve">; </w:t>
       </w:r>
-      <w:hyperlink r:id="rId28">
-        <w:r>
-          <w:rPr>
-            <w:lang w:val="en_US" w:bidi="en_US"/>
-          </w:rPr>
-          <w:rPr>
-            <w:color w:val="0000EE"/>
-            <w:u w:val="single"/>
-          </w:rPr>
-          <w:t>Matthew 5:43–48</w:t>
-        </w:r>
-      </w:hyperlink>
+      <w:r>
+        <w:rPr>
+          <w:lang w:val="en_US" w:bidi="en_US"/>
+        </w:rPr>
+        <w:t>Matthew 5:43–48</w:t>
+      </w:r>
       <w:r>
         <w:rPr>
           <w:lang w:val="en_US" w:bidi="en_US"/>
         </w:rPr>
         <w:t xml:space="preserve">; </w:t>
       </w:r>
-      <w:hyperlink r:id="rId29">
-        <w:r>
-          <w:rPr>
-            <w:lang w:val="en_US" w:bidi="en_US"/>
-          </w:rPr>
-          <w:rPr>
-            <w:color w:val="0000EE"/>
-            <w:u w:val="single"/>
-          </w:rPr>
-          <w:t>Ephesians 4:24</w:t>
-        </w:r>
-      </w:hyperlink>
+      <w:r>
+        <w:rPr>
+          <w:lang w:val="en_US" w:bidi="en_US"/>
+        </w:rPr>
+        <w:t>Ephesians 4:24</w:t>
+      </w:r>
       <w:r>
         <w:rPr>
           <w:lang w:val="en_US" w:bidi="en_US"/>
         </w:rPr>
         <w:t xml:space="preserve">; </w:t>
       </w:r>
-      <w:hyperlink r:id="rId30">
-        <w:r>
-          <w:rPr>
-            <w:lang w:val="en_US" w:bidi="en_US"/>
-          </w:rPr>
-          <w:rPr>
-            <w:color w:val="0000EE"/>
-            <w:u w:val="single"/>
-          </w:rPr>
-          <w:t>5:1</w:t>
-        </w:r>
-      </w:hyperlink>
+      <w:r>
+        <w:rPr>
+          <w:lang w:val="en_US" w:bidi="en_US"/>
+        </w:rPr>
+        <w:t>5:1</w:t>
+      </w:r>
       <w:r>
         <w:rPr>
           <w:lang w:val="en_US" w:bidi="en_US"/>
@@ -873,18 +765,12 @@
         </w:rPr>
         <w:t>. The order is not the main point. For example, Peter is not saying that moral excellence must come before knowledge. But he does show that love is the highest and most important virtue in the list (</w:t>
       </w:r>
-      <w:hyperlink r:id="rId31">
-        <w:r>
-          <w:rPr>
-            <w:lang w:val="en_US" w:bidi="en_US"/>
-          </w:rPr>
-          <w:rPr>
-            <w:color w:val="0000EE"/>
-            <w:u w:val="single"/>
-          </w:rPr>
-          <w:t>1:7</w:t>
-        </w:r>
-      </w:hyperlink>
+      <w:r>
+        <w:rPr>
+          <w:lang w:val="en_US" w:bidi="en_US"/>
+        </w:rPr>
+        <w:t>1:7</w:t>
+      </w:r>
       <w:r>
         <w:rPr>
           <w:lang w:val="en_US" w:bidi="en_US"/>
@@ -1069,36 +955,24 @@
         </w:rPr>
         <w:t xml:space="preserve">. In this genre, an older and respected leader gives final instructions to his children or to the people under his care while he is near death (see </w:t>
       </w:r>
-      <w:hyperlink r:id="rId32">
-        <w:r>
-          <w:rPr>
-            <w:lang w:val="en_US" w:bidi="en_US"/>
-          </w:rPr>
-          <w:rPr>
-            <w:color w:val="0000EE"/>
-            <w:u w:val="single"/>
-          </w:rPr>
-          <w:t>Deuteronomy 31–33</w:t>
-        </w:r>
-      </w:hyperlink>
+      <w:r>
+        <w:rPr>
+          <w:lang w:val="en_US" w:bidi="en_US"/>
+        </w:rPr>
+        <w:t>Deuteronomy 31–33</w:t>
+      </w:r>
       <w:r>
         <w:rPr>
           <w:lang w:val="en_US" w:bidi="en_US"/>
         </w:rPr>
         <w:t xml:space="preserve">; </w:t>
       </w:r>
-      <w:hyperlink r:id="rId33">
-        <w:r>
-          <w:rPr>
-            <w:lang w:val="en_US" w:bidi="en_US"/>
-          </w:rPr>
-          <w:rPr>
-            <w:color w:val="0000EE"/>
-            <w:u w:val="single"/>
-          </w:rPr>
-          <w:t>Joshua 24</w:t>
-        </w:r>
-      </w:hyperlink>
+      <w:r>
+        <w:rPr>
+          <w:lang w:val="en_US" w:bidi="en_US"/>
+        </w:rPr>
+        <w:t>Joshua 24</w:t>
+      </w:r>
       <w:r>
         <w:rPr>
           <w:lang w:val="en_US" w:bidi="en_US"/>
@@ -1160,18 +1034,12 @@
         </w:rPr>
         <w:t>This prophecy might have come to Peter in a vision, but it is more likely that he was remembering the prophecy Jesus gave about his death (</w:t>
       </w:r>
-      <w:hyperlink r:id="rId34">
-        <w:r>
-          <w:rPr>
-            <w:lang w:val="en_US" w:bidi="en_US"/>
-          </w:rPr>
-          <w:rPr>
-            <w:color w:val="0000EE"/>
-            <w:u w:val="single"/>
-          </w:rPr>
-          <w:t>John 21:18–19</w:t>
-        </w:r>
-      </w:hyperlink>
+      <w:r>
+        <w:rPr>
+          <w:lang w:val="en_US" w:bidi="en_US"/>
+        </w:rPr>
+        <w:t>John 21:18–19</w:t>
+      </w:r>
       <w:r>
         <w:rPr>
           <w:lang w:val="en_US" w:bidi="en_US"/>
@@ -1262,54 +1130,36 @@
         </w:rPr>
         <w:t>: This refers to the transfiguration of Jesus (</w:t>
       </w:r>
-      <w:hyperlink r:id="rId35">
-        <w:r>
-          <w:rPr>
-            <w:lang w:val="en_US" w:bidi="en_US"/>
-          </w:rPr>
-          <w:rPr>
-            <w:color w:val="0000EE"/>
-            <w:u w:val="single"/>
-          </w:rPr>
-          <w:t>Matthew 17:1–9</w:t>
-        </w:r>
-      </w:hyperlink>
+      <w:r>
+        <w:rPr>
+          <w:lang w:val="en_US" w:bidi="en_US"/>
+        </w:rPr>
+        <w:t>Matthew 17:1–9</w:t>
+      </w:r>
       <w:r>
         <w:rPr>
           <w:lang w:val="en_US" w:bidi="en_US"/>
         </w:rPr>
         <w:t xml:space="preserve">; </w:t>
       </w:r>
-      <w:hyperlink r:id="rId36">
-        <w:r>
-          <w:rPr>
-            <w:lang w:val="en_US" w:bidi="en_US"/>
-          </w:rPr>
-          <w:rPr>
-            <w:color w:val="0000EE"/>
-            <w:u w:val="single"/>
-          </w:rPr>
-          <w:t>Mark 9:2–8</w:t>
-        </w:r>
-      </w:hyperlink>
+      <w:r>
+        <w:rPr>
+          <w:lang w:val="en_US" w:bidi="en_US"/>
+        </w:rPr>
+        <w:t>Mark 9:2–8</w:t>
+      </w:r>
       <w:r>
         <w:rPr>
           <w:lang w:val="en_US" w:bidi="en_US"/>
         </w:rPr>
         <w:t xml:space="preserve">; </w:t>
       </w:r>
-      <w:hyperlink r:id="rId37">
-        <w:r>
-          <w:rPr>
-            <w:lang w:val="en_US" w:bidi="en_US"/>
-          </w:rPr>
-          <w:rPr>
-            <w:color w:val="0000EE"/>
-            <w:u w:val="single"/>
-          </w:rPr>
-          <w:t>Luke 9:28–36</w:t>
-        </w:r>
-      </w:hyperlink>
+      <w:r>
+        <w:rPr>
+          <w:lang w:val="en_US" w:bidi="en_US"/>
+        </w:rPr>
+        <w:t>Luke 9:28–36</w:t>
+      </w:r>
       <w:r>
         <w:rPr>
           <w:lang w:val="en_US" w:bidi="en_US"/>
@@ -1364,72 +1214,48 @@
         </w:rPr>
         <w:t xml:space="preserve">Peter’s strong warning against the false teachers in chapter </w:t>
       </w:r>
-      <w:hyperlink r:id="rId38">
-        <w:r>
-          <w:rPr>
-            <w:lang w:val="en_US" w:bidi="en_US"/>
-          </w:rPr>
-          <w:rPr>
-            <w:color w:val="0000EE"/>
-            <w:u w:val="single"/>
-          </w:rPr>
-          <w:t xml:space="preserve">2 </w:t>
-        </w:r>
-      </w:hyperlink>
+      <w:r>
+        <w:rPr>
+          <w:lang w:val="en_US" w:bidi="en_US"/>
+        </w:rPr>
+        <w:t xml:space="preserve">2 </w:t>
+      </w:r>
       <w:r>
         <w:rPr>
           <w:lang w:val="en_US" w:bidi="en_US"/>
         </w:rPr>
         <w:t xml:space="preserve">is surrounded by his teaching about the certainty of the return of Jesus (see also </w:t>
       </w:r>
-      <w:hyperlink r:id="rId39">
-        <w:r>
-          <w:rPr>
-            <w:lang w:val="en_US" w:bidi="en_US"/>
-          </w:rPr>
-          <w:rPr>
-            <w:color w:val="0000EE"/>
-            <w:u w:val="single"/>
-          </w:rPr>
-          <w:t>3:1–13</w:t>
-        </w:r>
-      </w:hyperlink>
+      <w:r>
+        <w:rPr>
+          <w:lang w:val="en_US" w:bidi="en_US"/>
+        </w:rPr>
+        <w:t>3:1–13</w:t>
+      </w:r>
       <w:r>
         <w:rPr>
           <w:lang w:val="en_US" w:bidi="en_US"/>
         </w:rPr>
         <w:t>). The false teachers were probably denying that Christ would truly return and judge the world. But Peter had seen Christ’s glory with his own eyes (</w:t>
       </w:r>
-      <w:hyperlink r:id="rId40">
-        <w:r>
-          <w:rPr>
-            <w:lang w:val="en_US" w:bidi="en_US"/>
-          </w:rPr>
-          <w:rPr>
-            <w:color w:val="0000EE"/>
-            <w:u w:val="single"/>
-          </w:rPr>
-          <w:t>1:16–18</w:t>
-        </w:r>
-      </w:hyperlink>
+      <w:r>
+        <w:rPr>
+          <w:lang w:val="en_US" w:bidi="en_US"/>
+        </w:rPr>
+        <w:t>1:16–18</w:t>
+      </w:r>
       <w:r>
         <w:rPr>
           <w:lang w:val="en_US" w:bidi="en_US"/>
         </w:rPr>
         <w:t>), and the words of Scripture are completely reliable (</w:t>
       </w:r>
-      <w:hyperlink r:id="rId41">
-        <w:r>
-          <w:rPr>
-            <w:lang w:val="en_US" w:bidi="en_US"/>
-          </w:rPr>
-          <w:rPr>
-            <w:color w:val="0000EE"/>
-            <w:u w:val="single"/>
-          </w:rPr>
-          <w:t>1:19–21</w:t>
-        </w:r>
-      </w:hyperlink>
+      <w:r>
+        <w:rPr>
+          <w:lang w:val="en_US" w:bidi="en_US"/>
+        </w:rPr>
+        <w:t>1:19–21</w:t>
+      </w:r>
       <w:r>
         <w:rPr>
           <w:lang w:val="en_US" w:bidi="en_US"/>
@@ -1501,54 +1327,36 @@
         </w:rPr>
         <w:t xml:space="preserve"> refers to the day of the Lord. This is a time when God acts in history to save his people and judge his enemies (see </w:t>
       </w:r>
-      <w:hyperlink r:id="rId42">
-        <w:r>
-          <w:rPr>
-            <w:lang w:val="en_US" w:bidi="en_US"/>
-          </w:rPr>
-          <w:rPr>
-            <w:color w:val="0000EE"/>
-            <w:u w:val="single"/>
-          </w:rPr>
-          <w:t>Isaiah 13:4–12</w:t>
-        </w:r>
-      </w:hyperlink>
+      <w:r>
+        <w:rPr>
+          <w:lang w:val="en_US" w:bidi="en_US"/>
+        </w:rPr>
+        <w:t>Isaiah 13:4–12</w:t>
+      </w:r>
       <w:r>
         <w:rPr>
           <w:lang w:val="en_US" w:bidi="en_US"/>
         </w:rPr>
         <w:t xml:space="preserve">; </w:t>
       </w:r>
-      <w:hyperlink r:id="rId43">
-        <w:r>
-          <w:rPr>
-            <w:lang w:val="en_US" w:bidi="en_US"/>
-          </w:rPr>
-          <w:rPr>
-            <w:color w:val="0000EE"/>
-            <w:u w:val="single"/>
-          </w:rPr>
-          <w:t>Joel 2:1–32</w:t>
-        </w:r>
-      </w:hyperlink>
+      <w:r>
+        <w:rPr>
+          <w:lang w:val="en_US" w:bidi="en_US"/>
+        </w:rPr>
+        <w:t>Joel 2:1–32</w:t>
+      </w:r>
       <w:r>
         <w:rPr>
           <w:lang w:val="en_US" w:bidi="en_US"/>
         </w:rPr>
         <w:t xml:space="preserve">; </w:t>
       </w:r>
-      <w:hyperlink r:id="rId44">
-        <w:r>
-          <w:rPr>
-            <w:lang w:val="en_US" w:bidi="en_US"/>
-          </w:rPr>
-          <w:rPr>
-            <w:color w:val="0000EE"/>
-            <w:u w:val="single"/>
-          </w:rPr>
-          <w:t>Zephaniah 2:1–3</w:t>
-        </w:r>
-      </w:hyperlink>
+      <w:r>
+        <w:rPr>
+          <w:lang w:val="en_US" w:bidi="en_US"/>
+        </w:rPr>
+        <w:t>Zephaniah 2:1–3</w:t>
+      </w:r>
       <w:r>
         <w:rPr>
           <w:lang w:val="en_US" w:bidi="en_US"/>
@@ -1720,108 +1528,72 @@
         </w:rPr>
         <w:t xml:space="preserve">: Peter uses the future tense in </w:t>
       </w:r>
-      <w:hyperlink r:id="rId45">
-        <w:r>
-          <w:rPr>
-            <w:lang w:val="en_US" w:bidi="en_US"/>
-          </w:rPr>
-          <w:rPr>
-            <w:color w:val="0000EE"/>
-            <w:u w:val="single"/>
-          </w:rPr>
-          <w:t>2:1–3</w:t>
-        </w:r>
-      </w:hyperlink>
+      <w:r>
+        <w:rPr>
+          <w:lang w:val="en_US" w:bidi="en_US"/>
+        </w:rPr>
+        <w:t>2:1–3</w:t>
+      </w:r>
       <w:r>
         <w:rPr>
           <w:lang w:val="en_US" w:bidi="en_US"/>
         </w:rPr>
         <w:t>, but this does not mean that false prophets had not yet appeared. Instead, he is recalling the prophecy Jesus made that false teachers would arise (</w:t>
       </w:r>
-      <w:hyperlink r:id="rId46">
-        <w:r>
-          <w:rPr>
-            <w:lang w:val="en_US" w:bidi="en_US"/>
-          </w:rPr>
-          <w:rPr>
-            <w:color w:val="0000EE"/>
-            <w:u w:val="single"/>
-          </w:rPr>
-          <w:t>Matthew 24:11</w:t>
-        </w:r>
-      </w:hyperlink>
+      <w:r>
+        <w:rPr>
+          <w:lang w:val="en_US" w:bidi="en_US"/>
+        </w:rPr>
+        <w:t>Matthew 24:11</w:t>
+      </w:r>
       <w:r>
         <w:rPr>
           <w:lang w:val="en_US" w:bidi="en_US"/>
         </w:rPr>
         <w:t xml:space="preserve">, </w:t>
       </w:r>
-      <w:hyperlink r:id="rId47">
-        <w:r>
-          <w:rPr>
-            <w:lang w:val="en_US" w:bidi="en_US"/>
-          </w:rPr>
-          <w:rPr>
-            <w:color w:val="0000EE"/>
-            <w:u w:val="single"/>
-          </w:rPr>
-          <w:t>24</w:t>
-        </w:r>
-      </w:hyperlink>
+      <w:r>
+        <w:rPr>
+          <w:lang w:val="en_US" w:bidi="en_US"/>
+        </w:rPr>
+        <w:t>24</w:t>
+      </w:r>
       <w:r>
         <w:rPr>
           <w:lang w:val="en_US" w:bidi="en_US"/>
         </w:rPr>
         <w:t xml:space="preserve">; </w:t>
       </w:r>
-      <w:hyperlink r:id="rId48">
-        <w:r>
-          <w:rPr>
-            <w:lang w:val="en_US" w:bidi="en_US"/>
-          </w:rPr>
-          <w:rPr>
-            <w:color w:val="0000EE"/>
-            <w:u w:val="single"/>
-          </w:rPr>
-          <w:t>Mark 13:22</w:t>
-        </w:r>
-      </w:hyperlink>
+      <w:r>
+        <w:rPr>
+          <w:lang w:val="en_US" w:bidi="en_US"/>
+        </w:rPr>
+        <w:t>Mark 13:22</w:t>
+      </w:r>
       <w:r>
         <w:rPr>
           <w:lang w:val="en_US" w:bidi="en_US"/>
         </w:rPr>
         <w:t xml:space="preserve">; compare </w:t>
       </w:r>
-      <w:hyperlink r:id="rId49">
-        <w:r>
-          <w:rPr>
-            <w:lang w:val="en_US" w:bidi="en_US"/>
-          </w:rPr>
-          <w:rPr>
-            <w:color w:val="0000EE"/>
-            <w:u w:val="single"/>
-          </w:rPr>
-          <w:t>Acts 20:29–31</w:t>
-        </w:r>
-      </w:hyperlink>
+      <w:r>
+        <w:rPr>
+          <w:lang w:val="en_US" w:bidi="en_US"/>
+        </w:rPr>
+        <w:t>Acts 20:29–31</w:t>
+      </w:r>
       <w:r>
         <w:rPr>
           <w:lang w:val="en_US" w:bidi="en_US"/>
         </w:rPr>
         <w:t xml:space="preserve">; </w:t>
       </w:r>
-      <w:hyperlink r:id="rId50">
-        <w:r>
-          <w:rPr>
-            <w:lang w:val="en_US" w:bidi="en_US"/>
-          </w:rPr>
-          <w:rPr>
-            <w:color w:val="0000EE"/>
-            <w:u w:val="single"/>
-          </w:rPr>
-          <w:t>2 Timothy 3:1–6</w:t>
-        </w:r>
-      </w:hyperlink>
+      <w:r>
+        <w:rPr>
+          <w:lang w:val="en_US" w:bidi="en_US"/>
+        </w:rPr>
+        <w:t>2 Timothy 3:1–6</w:t>
+      </w:r>
       <w:r>
         <w:rPr>
           <w:lang w:val="en_US" w:bidi="en_US"/>
@@ -1853,18 +1625,12 @@
         </w:rPr>
         <w:t xml:space="preserve">: The false teachers might have openly rejected Christ. But it is more likely that their bad behavior was a denial of Christ (compare </w:t>
       </w:r>
-      <w:hyperlink r:id="rId51">
-        <w:r>
-          <w:rPr>
-            <w:lang w:val="en_US" w:bidi="en_US"/>
-          </w:rPr>
-          <w:rPr>
-            <w:color w:val="0000EE"/>
-            <w:u w:val="single"/>
-          </w:rPr>
-          <w:t>Titus 1:16</w:t>
-        </w:r>
-      </w:hyperlink>
+      <w:r>
+        <w:rPr>
+          <w:lang w:val="en_US" w:bidi="en_US"/>
+        </w:rPr>
+        <w:t>Titus 1:16</w:t>
+      </w:r>
       <w:r>
         <w:rPr>
           <w:lang w:val="en_US" w:bidi="en_US"/>
@@ -1919,18 +1685,12 @@
         </w:rPr>
         <w:t>Along with the true prophets, there have always been false prophets, and God brings judgment on the (</w:t>
       </w:r>
-      <w:hyperlink r:id="rId52">
-        <w:r>
-          <w:rPr>
-            <w:lang w:val="en_US" w:bidi="en_US"/>
-          </w:rPr>
-          <w:rPr>
-            <w:color w:val="0000EE"/>
-            <w:u w:val="single"/>
-          </w:rPr>
-          <w:t>1:20–21</w:t>
-        </w:r>
-      </w:hyperlink>
+      <w:r>
+        <w:rPr>
+          <w:lang w:val="en_US" w:bidi="en_US"/>
+        </w:rPr>
+        <w:t>1:20–21</w:t>
+      </w:r>
       <w:r>
         <w:rPr>
           <w:lang w:val="en_US" w:bidi="en_US"/>
@@ -2037,54 +1797,36 @@
         </w:rPr>
         <w:t xml:space="preserve">The first example of judgment is the angels when they sinned. The common Jewish tradition was that "the sons of God" in </w:t>
       </w:r>
-      <w:hyperlink r:id="rId53">
-        <w:r>
-          <w:rPr>
-            <w:lang w:val="en_US" w:bidi="en_US"/>
-          </w:rPr>
-          <w:rPr>
-            <w:color w:val="0000EE"/>
-            <w:u w:val="single"/>
-          </w:rPr>
-          <w:t>Genesis 6:1–5</w:t>
-        </w:r>
-      </w:hyperlink>
+      <w:r>
+        <w:rPr>
+          <w:lang w:val="en_US" w:bidi="en_US"/>
+        </w:rPr>
+        <w:t>Genesis 6:1–5</w:t>
+      </w:r>
       <w:r>
         <w:rPr>
           <w:lang w:val="en_US" w:bidi="en_US"/>
         </w:rPr>
         <w:t xml:space="preserve"> (understood as angels) had sexual relations with women. As a result, God judged them at that time (see 1 Enoch 6–10; compare </w:t>
       </w:r>
-      <w:hyperlink r:id="rId54">
-        <w:r>
-          <w:rPr>
-            <w:lang w:val="en_US" w:bidi="en_US"/>
-          </w:rPr>
-          <w:rPr>
-            <w:color w:val="0000EE"/>
-            <w:u w:val="single"/>
-          </w:rPr>
-          <w:t>1 Peter 3:19–20</w:t>
-        </w:r>
-      </w:hyperlink>
+      <w:r>
+        <w:rPr>
+          <w:lang w:val="en_US" w:bidi="en_US"/>
+        </w:rPr>
+        <w:t>1 Peter 3:19–20</w:t>
+      </w:r>
       <w:r>
         <w:rPr>
           <w:lang w:val="en_US" w:bidi="en_US"/>
         </w:rPr>
         <w:t xml:space="preserve">; </w:t>
       </w:r>
-      <w:hyperlink r:id="rId55">
-        <w:r>
-          <w:rPr>
-            <w:lang w:val="en_US" w:bidi="en_US"/>
-          </w:rPr>
-          <w:rPr>
-            <w:color w:val="0000EE"/>
-            <w:u w:val="single"/>
-          </w:rPr>
-          <w:t>Jude 1:6</w:t>
-        </w:r>
-      </w:hyperlink>
+      <w:r>
+        <w:rPr>
+          <w:lang w:val="en_US" w:bidi="en_US"/>
+        </w:rPr>
+        <w:t>Jude 1:6</w:t>
+      </w:r>
       <w:r>
         <w:rPr>
           <w:lang w:val="en_US" w:bidi="en_US"/>
@@ -2164,18 +1906,12 @@
         </w:rPr>
         <w:t xml:space="preserve">Three examples of judgment in the Old Testament show that God will protect and vindicate people who remain faithful to him. These examples also show that God will condemn those who deny him, including the false teachers (see </w:t>
       </w:r>
-      <w:hyperlink r:id="rId56">
-        <w:r>
-          <w:rPr>
-            <w:lang w:val="en_US" w:bidi="en_US"/>
-          </w:rPr>
-          <w:rPr>
-            <w:color w:val="0000EE"/>
-            <w:u w:val="single"/>
-          </w:rPr>
-          <w:t>2:3</w:t>
-        </w:r>
-      </w:hyperlink>
+      <w:r>
+        <w:rPr>
+          <w:lang w:val="en_US" w:bidi="en_US"/>
+        </w:rPr>
+        <w:t>2:3</w:t>
+      </w:r>
       <w:r>
         <w:rPr>
           <w:lang w:val="en_US" w:bidi="en_US"/>
@@ -2230,18 +1966,12 @@
         </w:rPr>
         <w:t xml:space="preserve">The second example of judgment is that God did not spare the ancient world during the time of Noah. In the great flood, God destroyed all human life except for Noah and his family (see </w:t>
       </w:r>
-      <w:hyperlink r:id="rId57">
-        <w:r>
-          <w:rPr>
-            <w:lang w:val="en_US" w:bidi="en_US"/>
-          </w:rPr>
-          <w:rPr>
-            <w:color w:val="0000EE"/>
-            <w:u w:val="single"/>
-          </w:rPr>
-          <w:t>Genesis 6–8</w:t>
-        </w:r>
-      </w:hyperlink>
+      <w:r>
+        <w:rPr>
+          <w:lang w:val="en_US" w:bidi="en_US"/>
+        </w:rPr>
+        <w:t>Genesis 6–8</w:t>
+      </w:r>
       <w:r>
         <w:rPr>
           <w:lang w:val="en_US" w:bidi="en_US"/>
@@ -2296,18 +2026,12 @@
         </w:rPr>
         <w:t>The third example of judgment is that God condemned the cities of Sodom and Gomorrah. The people in these cities were very evil, so God sent sulfur and fire from the sky to destroy them (</w:t>
       </w:r>
-      <w:hyperlink r:id="rId58">
-        <w:r>
-          <w:rPr>
-            <w:lang w:val="en_US" w:bidi="en_US"/>
-          </w:rPr>
-          <w:rPr>
-            <w:color w:val="0000EE"/>
-            <w:u w:val="single"/>
-          </w:rPr>
-          <w:t>Genesis 19:24</w:t>
-        </w:r>
-      </w:hyperlink>
+      <w:r>
+        <w:rPr>
+          <w:lang w:val="en_US" w:bidi="en_US"/>
+        </w:rPr>
+        <w:t>Genesis 19:24</w:t>
+      </w:r>
       <w:r>
         <w:rPr>
           <w:lang w:val="en_US" w:bidi="en_US"/>
@@ -2461,36 +2185,24 @@
         </w:rPr>
         <w:t xml:space="preserve"> Noah’s family and Lot show this truth (</w:t>
       </w:r>
-      <w:hyperlink r:id="rId59">
-        <w:r>
-          <w:rPr>
-            <w:lang w:val="en_US" w:bidi="en_US"/>
-          </w:rPr>
-          <w:rPr>
-            <w:color w:val="0000EE"/>
-            <w:u w:val="single"/>
-          </w:rPr>
-          <w:t>2:5</w:t>
-        </w:r>
-      </w:hyperlink>
+      <w:r>
+        <w:rPr>
+          <w:lang w:val="en_US" w:bidi="en_US"/>
+        </w:rPr>
+        <w:t>2:5</w:t>
+      </w:r>
       <w:r>
         <w:rPr>
           <w:lang w:val="en_US" w:bidi="en_US"/>
         </w:rPr>
         <w:t xml:space="preserve">; </w:t>
       </w:r>
-      <w:hyperlink r:id="rId60">
-        <w:r>
-          <w:rPr>
-            <w:lang w:val="en_US" w:bidi="en_US"/>
-          </w:rPr>
-          <w:rPr>
-            <w:color w:val="0000EE"/>
-            <w:u w:val="single"/>
-          </w:rPr>
-          <w:t>2:7</w:t>
-        </w:r>
-      </w:hyperlink>
+      <w:r>
+        <w:rPr>
+          <w:lang w:val="en_US" w:bidi="en_US"/>
+        </w:rPr>
+        <w:t>2:7</w:t>
+      </w:r>
       <w:r>
         <w:rPr>
           <w:lang w:val="en_US" w:bidi="en_US"/>
@@ -2562,18 +2274,12 @@
         </w:rPr>
         <w:t xml:space="preserve"> This refers to any kind of illicit sexual desire. It may also include homosexual behavior, since Peter mentions Sodom and Gomorrah (</w:t>
       </w:r>
-      <w:hyperlink r:id="rId61">
-        <w:r>
-          <w:rPr>
-            <w:lang w:val="en_US" w:bidi="en_US"/>
-          </w:rPr>
-          <w:rPr>
-            <w:color w:val="0000EE"/>
-            <w:u w:val="single"/>
-          </w:rPr>
-          <w:t>2:6</w:t>
-        </w:r>
-      </w:hyperlink>
+      <w:r>
+        <w:rPr>
+          <w:lang w:val="en_US" w:bidi="en_US"/>
+        </w:rPr>
+        <w:t>2:6</w:t>
+      </w:r>
       <w:r>
         <w:rPr>
           <w:lang w:val="en_US" w:bidi="en_US"/>
@@ -2659,18 +2365,12 @@
         </w:rPr>
         <w:t xml:space="preserve"> These are probably evil angels, unlike the angels in </w:t>
       </w:r>
-      <w:hyperlink r:id="rId62">
-        <w:r>
-          <w:rPr>
-            <w:lang w:val="en_US" w:bidi="en_US"/>
-          </w:rPr>
-          <w:rPr>
-            <w:color w:val="0000EE"/>
-            <w:u w:val="single"/>
-          </w:rPr>
-          <w:t>2:11</w:t>
-        </w:r>
-      </w:hyperlink>
+      <w:r>
+        <w:rPr>
+          <w:lang w:val="en_US" w:bidi="en_US"/>
+        </w:rPr>
+        <w:t>2:11</w:t>
+      </w:r>
       <w:r>
         <w:rPr>
           <w:lang w:val="en_US" w:bidi="en_US"/>
@@ -2880,54 +2580,36 @@
         </w:rPr>
         <w:t xml:space="preserve">ompare </w:t>
       </w:r>
-      <w:hyperlink r:id="rId63">
-        <w:r>
-          <w:rPr>
-            <w:lang w:val="en_US" w:bidi="en_US"/>
-          </w:rPr>
-          <w:rPr>
-            <w:color w:val="0000EE"/>
-            <w:u w:val="single"/>
-          </w:rPr>
-          <w:t>Jude 1:12</w:t>
-        </w:r>
-      </w:hyperlink>
+      <w:r>
+        <w:rPr>
+          <w:lang w:val="en_US" w:bidi="en_US"/>
+        </w:rPr>
+        <w:t>Jude 1:12</w:t>
+      </w:r>
       <w:r>
         <w:rPr>
           <w:lang w:val="en_US" w:bidi="en_US"/>
         </w:rPr>
         <w:t xml:space="preserve">. Early Christians often shared fellowship meals to honor the Lord (see </w:t>
       </w:r>
-      <w:hyperlink r:id="rId64">
-        <w:r>
-          <w:rPr>
-            <w:lang w:val="en_US" w:bidi="en_US"/>
-          </w:rPr>
-          <w:rPr>
-            <w:color w:val="0000EE"/>
-            <w:u w:val="single"/>
-          </w:rPr>
-          <w:t>Acts 2:46</w:t>
-        </w:r>
-      </w:hyperlink>
+      <w:r>
+        <w:rPr>
+          <w:lang w:val="en_US" w:bidi="en_US"/>
+        </w:rPr>
+        <w:t>Acts 2:46</w:t>
+      </w:r>
       <w:r>
         <w:rPr>
           <w:lang w:val="en_US" w:bidi="en_US"/>
         </w:rPr>
         <w:t xml:space="preserve">; </w:t>
       </w:r>
-      <w:hyperlink r:id="rId65">
-        <w:r>
-          <w:rPr>
-            <w:lang w:val="en_US" w:bidi="en_US"/>
-          </w:rPr>
-          <w:rPr>
-            <w:color w:val="0000EE"/>
-            <w:u w:val="single"/>
-          </w:rPr>
-          <w:t>6:1</w:t>
-        </w:r>
-      </w:hyperlink>
+      <w:r>
+        <w:rPr>
+          <w:lang w:val="en_US" w:bidi="en_US"/>
+        </w:rPr>
+        <w:t>6:1</w:t>
+      </w:r>
       <w:r>
         <w:rPr>
           <w:lang w:val="en_US" w:bidi="en_US"/>
@@ -2974,18 +2656,12 @@
         </w:rPr>
         <w:t xml:space="preserve"> If correct, these false teachers were using the meals for self-indulgence (see </w:t>
       </w:r>
-      <w:hyperlink r:id="rId66">
-        <w:r>
-          <w:rPr>
-            <w:lang w:val="en_US" w:bidi="en_US"/>
-          </w:rPr>
-          <w:rPr>
-            <w:color w:val="0000EE"/>
-            <w:u w:val="single"/>
-          </w:rPr>
-          <w:t>1 Corinthians 11:20–22</w:t>
-        </w:r>
-      </w:hyperlink>
+      <w:r>
+        <w:rPr>
+          <w:lang w:val="en_US" w:bidi="en_US"/>
+        </w:rPr>
+        <w:t>1 Corinthians 11:20–22</w:t>
+      </w:r>
       <w:r>
         <w:rPr>
           <w:lang w:val="en_US" w:bidi="en_US"/>
@@ -3047,18 +2723,12 @@
         </w:rPr>
         <w:t xml:space="preserve">: Balaam asked God for guidance, but he still wanted to go his own way so that he could receive Balak’s money (see </w:t>
       </w:r>
-      <w:hyperlink r:id="rId67">
-        <w:r>
-          <w:rPr>
-            <w:lang w:val="en_US" w:bidi="en_US"/>
-          </w:rPr>
-          <w:rPr>
-            <w:color w:val="0000EE"/>
-            <w:u w:val="single"/>
-          </w:rPr>
-          <w:t>Numbers 22–24</w:t>
-        </w:r>
-      </w:hyperlink>
+      <w:r>
+        <w:rPr>
+          <w:lang w:val="en_US" w:bidi="en_US"/>
+        </w:rPr>
+        <w:t>Numbers 22–24</w:t>
+      </w:r>
       <w:r>
         <w:rPr>
           <w:lang w:val="en_US" w:bidi="en_US"/>
@@ -3255,36 +2925,24 @@
         </w:rPr>
         <w:t>False teaching often attracts people by promising freedom from authority. But this kind of freedom is not real (</w:t>
       </w:r>
-      <w:hyperlink r:id="rId68">
-        <w:r>
-          <w:rPr>
-            <w:lang w:val="en_US" w:bidi="en_US"/>
-          </w:rPr>
-          <w:rPr>
-            <w:color w:val="0000EE"/>
-            <w:u w:val="single"/>
-          </w:rPr>
-          <w:t>Romans 6:16</w:t>
-        </w:r>
-      </w:hyperlink>
+      <w:r>
+        <w:rPr>
+          <w:lang w:val="en_US" w:bidi="en_US"/>
+        </w:rPr>
+        <w:t>Romans 6:16</w:t>
+      </w:r>
       <w:r>
         <w:rPr>
           <w:lang w:val="en_US" w:bidi="en_US"/>
         </w:rPr>
         <w:t xml:space="preserve">). The false teachers celebrated what they thought was freedom (see </w:t>
       </w:r>
-      <w:hyperlink r:id="rId69">
-        <w:r>
-          <w:rPr>
-            <w:lang w:val="en_US" w:bidi="en_US"/>
-          </w:rPr>
-          <w:rPr>
-            <w:color w:val="0000EE"/>
-            <w:u w:val="single"/>
-          </w:rPr>
-          <w:t>2 Peter 2:10</w:t>
-        </w:r>
-      </w:hyperlink>
+      <w:r>
+        <w:rPr>
+          <w:lang w:val="en_US" w:bidi="en_US"/>
+        </w:rPr>
+        <w:t>2 Peter 2:10</w:t>
+      </w:r>
       <w:r>
         <w:rPr>
           <w:lang w:val="en_US" w:bidi="en_US"/>
@@ -3725,36 +3383,24 @@
         </w:rPr>
         <w:t xml:space="preserve">refers to the period between the first coming of Jesus and his second coming (see </w:t>
       </w:r>
-      <w:hyperlink r:id="rId70">
-        <w:r>
-          <w:rPr>
-            <w:lang w:val="en_US" w:bidi="en_US"/>
-          </w:rPr>
-          <w:rPr>
-            <w:color w:val="0000EE"/>
-            <w:u w:val="single"/>
-          </w:rPr>
-          <w:t>Acts 2:17</w:t>
-        </w:r>
-      </w:hyperlink>
+      <w:r>
+        <w:rPr>
+          <w:lang w:val="en_US" w:bidi="en_US"/>
+        </w:rPr>
+        <w:t>Acts 2:17</w:t>
+      </w:r>
       <w:r>
         <w:rPr>
           <w:lang w:val="en_US" w:bidi="en_US"/>
         </w:rPr>
         <w:t xml:space="preserve">; </w:t>
       </w:r>
-      <w:hyperlink r:id="rId71">
-        <w:r>
-          <w:rPr>
-            <w:lang w:val="en_US" w:bidi="en_US"/>
-          </w:rPr>
-          <w:rPr>
-            <w:color w:val="0000EE"/>
-            <w:u w:val="single"/>
-          </w:rPr>
-          <w:t>Hebrews 1:2</w:t>
-        </w:r>
-      </w:hyperlink>
+      <w:r>
+        <w:rPr>
+          <w:lang w:val="en_US" w:bidi="en_US"/>
+        </w:rPr>
+        <w:t>Hebrews 1:2</w:t>
+      </w:r>
       <w:r>
         <w:rPr>
           <w:lang w:val="en_US" w:bidi="en_US"/>
@@ -3786,54 +3432,36 @@
         </w:rPr>
         <w:t xml:space="preserve">: See </w:t>
       </w:r>
-      <w:hyperlink r:id="rId72">
-        <w:r>
-          <w:rPr>
-            <w:lang w:val="en_US" w:bidi="en_US"/>
-          </w:rPr>
-          <w:rPr>
-            <w:color w:val="0000EE"/>
-            <w:u w:val="single"/>
-          </w:rPr>
-          <w:t>Proverbs 1:22</w:t>
-        </w:r>
-      </w:hyperlink>
+      <w:r>
+        <w:rPr>
+          <w:lang w:val="en_US" w:bidi="en_US"/>
+        </w:rPr>
+        <w:t>Proverbs 1:22</w:t>
+      </w:r>
       <w:r>
         <w:rPr>
           <w:lang w:val="en_US" w:bidi="en_US"/>
         </w:rPr>
         <w:t xml:space="preserve">; </w:t>
       </w:r>
-      <w:hyperlink r:id="rId73">
-        <w:r>
-          <w:rPr>
-            <w:lang w:val="en_US" w:bidi="en_US"/>
-          </w:rPr>
-          <w:rPr>
-            <w:color w:val="0000EE"/>
-            <w:u w:val="single"/>
-          </w:rPr>
-          <w:t>9:7–8</w:t>
-        </w:r>
-      </w:hyperlink>
+      <w:r>
+        <w:rPr>
+          <w:lang w:val="en_US" w:bidi="en_US"/>
+        </w:rPr>
+        <w:t>9:7–8</w:t>
+      </w:r>
       <w:r>
         <w:rPr>
           <w:lang w:val="en_US" w:bidi="en_US"/>
         </w:rPr>
         <w:t xml:space="preserve">; </w:t>
       </w:r>
-      <w:hyperlink r:id="rId74">
-        <w:r>
-          <w:rPr>
-            <w:lang w:val="en_US" w:bidi="en_US"/>
-          </w:rPr>
-          <w:rPr>
-            <w:color w:val="0000EE"/>
-            <w:u w:val="single"/>
-          </w:rPr>
-          <w:t>13:1</w:t>
-        </w:r>
-      </w:hyperlink>
+      <w:r>
+        <w:rPr>
+          <w:lang w:val="en_US" w:bidi="en_US"/>
+        </w:rPr>
+        <w:t>13:1</w:t>
+      </w:r>
       <w:r>
         <w:rPr>
           <w:lang w:val="en_US" w:bidi="en_US"/>
@@ -3978,36 +3606,24 @@
         </w:rPr>
         <w:t xml:space="preserve">: See </w:t>
       </w:r>
-      <w:hyperlink r:id="rId75">
-        <w:r>
-          <w:rPr>
-            <w:lang w:val="en_US" w:bidi="en_US"/>
-          </w:rPr>
-          <w:rPr>
-            <w:color w:val="0000EE"/>
-            <w:u w:val="single"/>
-          </w:rPr>
-          <w:t>Genesis 1:2</w:t>
-        </w:r>
-      </w:hyperlink>
+      <w:r>
+        <w:rPr>
+          <w:lang w:val="en_US" w:bidi="en_US"/>
+        </w:rPr>
+        <w:t>Genesis 1:2</w:t>
+      </w:r>
       <w:r>
         <w:rPr>
           <w:lang w:val="en_US" w:bidi="en_US"/>
         </w:rPr>
         <w:t xml:space="preserve">, </w:t>
       </w:r>
-      <w:hyperlink r:id="rId76">
-        <w:r>
-          <w:rPr>
-            <w:lang w:val="en_US" w:bidi="en_US"/>
-          </w:rPr>
-          <w:rPr>
-            <w:color w:val="0000EE"/>
-            <w:u w:val="single"/>
-          </w:rPr>
-          <w:t>6–10</w:t>
-        </w:r>
-      </w:hyperlink>
+      <w:r>
+        <w:rPr>
+          <w:lang w:val="en_US" w:bidi="en_US"/>
+        </w:rPr>
+        <w:t>6–10</w:t>
+      </w:r>
       <w:r>
         <w:rPr>
           <w:lang w:val="en_US" w:bidi="en_US"/>
@@ -4062,36 +3678,24 @@
         </w:rPr>
         <w:t xml:space="preserve">The Old Testament often connects fire with the day of the Lord (see </w:t>
       </w:r>
-      <w:hyperlink r:id="rId77">
-        <w:r>
-          <w:rPr>
-            <w:lang w:val="en_US" w:bidi="en_US"/>
-          </w:rPr>
-          <w:rPr>
-            <w:color w:val="0000EE"/>
-            <w:u w:val="single"/>
-          </w:rPr>
-          <w:t>Isaiah 30:30</w:t>
-        </w:r>
-      </w:hyperlink>
+      <w:r>
+        <w:rPr>
+          <w:lang w:val="en_US" w:bidi="en_US"/>
+        </w:rPr>
+        <w:t>Isaiah 30:30</w:t>
+      </w:r>
       <w:r>
         <w:rPr>
           <w:lang w:val="en_US" w:bidi="en_US"/>
         </w:rPr>
         <w:t xml:space="preserve">; </w:t>
       </w:r>
-      <w:hyperlink r:id="rId78">
-        <w:r>
-          <w:rPr>
-            <w:lang w:val="en_US" w:bidi="en_US"/>
-          </w:rPr>
-          <w:rPr>
-            <w:color w:val="0000EE"/>
-            <w:u w:val="single"/>
-          </w:rPr>
-          <w:t>66:15–16</w:t>
-        </w:r>
-      </w:hyperlink>
+      <w:r>
+        <w:rPr>
+          <w:lang w:val="en_US" w:bidi="en_US"/>
+        </w:rPr>
+        <w:t>66:15–16</w:t>
+      </w:r>
       <w:r>
         <w:rPr>
           <w:lang w:val="en_US" w:bidi="en_US"/>
@@ -4146,18 +3750,12 @@
         </w:rPr>
         <w:t xml:space="preserve">Peter refers to </w:t>
       </w:r>
-      <w:hyperlink r:id="rId79">
-        <w:r>
-          <w:rPr>
-            <w:lang w:val="en_US" w:bidi="en_US"/>
-          </w:rPr>
-          <w:rPr>
-            <w:color w:val="0000EE"/>
-            <w:u w:val="single"/>
-          </w:rPr>
-          <w:t>Psalm 90:4</w:t>
-        </w:r>
-      </w:hyperlink>
+      <w:r>
+        <w:rPr>
+          <w:lang w:val="en_US" w:bidi="en_US"/>
+        </w:rPr>
+        <w:t>Psalm 90:4</w:t>
+      </w:r>
       <w:r>
         <w:rPr>
           <w:lang w:val="en_US" w:bidi="en_US"/>
@@ -4313,18 +3911,12 @@
         </w:rPr>
         <w:t xml:space="preserve">: God’s people can help bring the end closer by turning away from sin and by living in a godly way (compare </w:t>
       </w:r>
-      <w:hyperlink r:id="rId80">
-        <w:r>
-          <w:rPr>
-            <w:lang w:val="en_US" w:bidi="en_US"/>
-          </w:rPr>
-          <w:rPr>
-            <w:color w:val="0000EE"/>
-            <w:u w:val="single"/>
-          </w:rPr>
-          <w:t>Acts 3:19–20</w:t>
-        </w:r>
-      </w:hyperlink>
+      <w:r>
+        <w:rPr>
+          <w:lang w:val="en_US" w:bidi="en_US"/>
+        </w:rPr>
+        <w:t>Acts 3:19–20</w:t>
+      </w:r>
       <w:r>
         <w:rPr>
           <w:lang w:val="en_US" w:bidi="en_US"/>
@@ -4369,36 +3961,24 @@
         </w:rPr>
         <w:t xml:space="preserve">Compare </w:t>
       </w:r>
-      <w:hyperlink r:id="rId81">
-        <w:r>
-          <w:rPr>
-            <w:lang w:val="en_US" w:bidi="en_US"/>
-          </w:rPr>
-          <w:rPr>
-            <w:color w:val="0000EE"/>
-            <w:u w:val="single"/>
-          </w:rPr>
-          <w:t>Micah 1:3–4</w:t>
-        </w:r>
-      </w:hyperlink>
+      <w:r>
+        <w:rPr>
+          <w:lang w:val="en_US" w:bidi="en_US"/>
+        </w:rPr>
+        <w:t>Micah 1:3–4</w:t>
+      </w:r>
       <w:r>
         <w:rPr>
           <w:lang w:val="en_US" w:bidi="en_US"/>
         </w:rPr>
         <w:t xml:space="preserve">; see also </w:t>
       </w:r>
-      <w:hyperlink r:id="rId82">
-        <w:r>
-          <w:rPr>
-            <w:lang w:val="en_US" w:bidi="en_US"/>
-          </w:rPr>
-          <w:rPr>
-            <w:color w:val="0000EE"/>
-            <w:u w:val="single"/>
-          </w:rPr>
-          <w:t>Isaiah 63:19–64:1</w:t>
-        </w:r>
-      </w:hyperlink>
+      <w:r>
+        <w:rPr>
+          <w:lang w:val="en_US" w:bidi="en_US"/>
+        </w:rPr>
+        <w:t>Isaiah 63:19–64:1</w:t>
+      </w:r>
       <w:r>
         <w:rPr>
           <w:lang w:val="en_US" w:bidi="en_US"/>
@@ -4460,54 +4040,36 @@
         </w:rPr>
         <w:t xml:space="preserve">: See </w:t>
       </w:r>
-      <w:hyperlink r:id="rId83">
-        <w:r>
-          <w:rPr>
-            <w:lang w:val="en_US" w:bidi="en_US"/>
-          </w:rPr>
-          <w:rPr>
-            <w:color w:val="0000EE"/>
-            <w:u w:val="single"/>
-          </w:rPr>
-          <w:t>Isaiah 65:17</w:t>
-        </w:r>
-      </w:hyperlink>
+      <w:r>
+        <w:rPr>
+          <w:lang w:val="en_US" w:bidi="en_US"/>
+        </w:rPr>
+        <w:t>Isaiah 65:17</w:t>
+      </w:r>
       <w:r>
         <w:rPr>
           <w:lang w:val="en_US" w:bidi="en_US"/>
         </w:rPr>
         <w:t xml:space="preserve">; </w:t>
       </w:r>
-      <w:hyperlink r:id="rId84">
-        <w:r>
-          <w:rPr>
-            <w:lang w:val="en_US" w:bidi="en_US"/>
-          </w:rPr>
-          <w:rPr>
-            <w:color w:val="0000EE"/>
-            <w:u w:val="single"/>
-          </w:rPr>
-          <w:t>66:22</w:t>
-        </w:r>
-      </w:hyperlink>
+      <w:r>
+        <w:rPr>
+          <w:lang w:val="en_US" w:bidi="en_US"/>
+        </w:rPr>
+        <w:t>66:22</w:t>
+      </w:r>
       <w:r>
         <w:rPr>
           <w:lang w:val="en_US" w:bidi="en_US"/>
         </w:rPr>
         <w:t xml:space="preserve">; </w:t>
       </w:r>
-      <w:hyperlink r:id="rId85">
-        <w:r>
-          <w:rPr>
-            <w:lang w:val="en_US" w:bidi="en_US"/>
-          </w:rPr>
-          <w:rPr>
-            <w:color w:val="0000EE"/>
-            <w:u w:val="single"/>
-          </w:rPr>
-          <w:t>Revelation 21</w:t>
-        </w:r>
-      </w:hyperlink>
+      <w:r>
+        <w:rPr>
+          <w:lang w:val="en_US" w:bidi="en_US"/>
+        </w:rPr>
+        <w:t>Revelation 21</w:t>
+      </w:r>
       <w:r>
         <w:rPr>
           <w:lang w:val="en_US" w:bidi="en_US"/>
@@ -4569,18 +4131,12 @@
         </w:rPr>
         <w:t>: The New Testament tells us only a little about the relationship between the apostles Peter and Paul. Some people think the two apostles were hostile toward each other because of the dispute in Antioch (</w:t>
       </w:r>
-      <w:hyperlink r:id="rId86">
-        <w:r>
-          <w:rPr>
-            <w:lang w:val="en_US" w:bidi="en_US"/>
-          </w:rPr>
-          <w:rPr>
-            <w:color w:val="0000EE"/>
-            <w:u w:val="single"/>
-          </w:rPr>
-          <w:t>Galatians 2:11–14</w:t>
-        </w:r>
-      </w:hyperlink>
+      <w:r>
+        <w:rPr>
+          <w:lang w:val="en_US" w:bidi="en_US"/>
+        </w:rPr>
+        <w:t>Galatians 2:11–14</w:t>
+      </w:r>
       <w:r>
         <w:rPr>
           <w:lang w:val="en_US" w:bidi="en_US"/>
@@ -4601,54 +4157,36 @@
         </w:rPr>
         <w:t>Peter and Paul about the good news for non-Jews (Gentiles) (</w:t>
       </w:r>
-      <w:hyperlink r:id="rId87">
-        <w:r>
-          <w:rPr>
-            <w:lang w:val="en_US" w:bidi="en_US"/>
-          </w:rPr>
-          <w:rPr>
-            <w:color w:val="0000EE"/>
-            <w:u w:val="single"/>
-          </w:rPr>
-          <w:t>Acts 11:2–18</w:t>
-        </w:r>
-      </w:hyperlink>
+      <w:r>
+        <w:rPr>
+          <w:lang w:val="en_US" w:bidi="en_US"/>
+        </w:rPr>
+        <w:t>Acts 11:2–18</w:t>
+      </w:r>
       <w:r>
         <w:rPr>
           <w:lang w:val="en_US" w:bidi="en_US"/>
         </w:rPr>
         <w:t xml:space="preserve">; </w:t>
       </w:r>
-      <w:hyperlink r:id="rId88">
-        <w:r>
-          <w:rPr>
-            <w:lang w:val="en_US" w:bidi="en_US"/>
-          </w:rPr>
-          <w:rPr>
-            <w:color w:val="0000EE"/>
-            <w:u w:val="single"/>
-          </w:rPr>
-          <w:t>15:7–11</w:t>
-        </w:r>
-      </w:hyperlink>
+      <w:r>
+        <w:rPr>
+          <w:lang w:val="en_US" w:bidi="en_US"/>
+        </w:rPr>
+        <w:t>15:7–11</w:t>
+      </w:r>
       <w:r>
         <w:rPr>
           <w:lang w:val="en_US" w:bidi="en_US"/>
         </w:rPr>
         <w:t xml:space="preserve">). Silvanus and Mark worked with both Paul and Peter (see </w:t>
       </w:r>
-      <w:hyperlink r:id="rId89">
-        <w:r>
-          <w:rPr>
-            <w:lang w:val="en_US" w:bidi="en_US"/>
-          </w:rPr>
-          <w:rPr>
-            <w:color w:val="0000EE"/>
-            <w:u w:val="single"/>
-          </w:rPr>
-          <w:t>1 Peter 5:12–13</w:t>
-        </w:r>
-      </w:hyperlink>
+      <w:r>
+        <w:rPr>
+          <w:lang w:val="en_US" w:bidi="en_US"/>
+        </w:rPr>
+        <w:t>1 Peter 5:12–13</w:t>
+      </w:r>
       <w:r>
         <w:rPr>
           <w:lang w:val="en_US" w:bidi="en_US"/>
